--- a/plantillas/plantilla_contrato_auxiliar.docx
+++ b/plantillas/plantilla_contrato_auxiliar.docx
@@ -75,15 +75,271 @@
         <mc:AlternateContent>
           <mc:Choice Requires="wps">
             <w:drawing>
-              <wp:anchor distT="0" distB="0" distL="114300" distR="114300" simplePos="0" relativeHeight="251695104" behindDoc="0" locked="0" layoutInCell="1" allowOverlap="1" wp14:anchorId="50FFEFF1" wp14:editId="008B5460">
+              <wp:anchor distT="0" distB="0" distL="114300" distR="114300" simplePos="0" relativeHeight="251707392" behindDoc="0" locked="0" layoutInCell="1" allowOverlap="1" wp14:anchorId="191E1A37" wp14:editId="6DD7BC37">
+                <wp:simplePos x="0" y="0"/>
+                <wp:positionH relativeFrom="page">
+                  <wp:posOffset>3929380</wp:posOffset>
+                </wp:positionH>
+                <wp:positionV relativeFrom="paragraph">
+                  <wp:posOffset>9184348</wp:posOffset>
+                </wp:positionV>
+                <wp:extent cx="3302420" cy="1392195"/>
+                <wp:effectExtent l="0" t="0" r="0" b="0"/>
+                <wp:wrapNone/>
+                <wp:docPr id="2008549320" name="Cuadro de texto 5"/>
+                <wp:cNvGraphicFramePr/>
+                <a:graphic xmlns:a="http://schemas.openxmlformats.org/drawingml/2006/main">
+                  <a:graphicData uri="http://schemas.microsoft.com/office/word/2010/wordprocessingShape">
+                    <wps:wsp>
+                      <wps:cNvSpPr txBox="1"/>
+                      <wps:spPr>
+                        <a:xfrm>
+                          <a:off x="0" y="0"/>
+                          <a:ext cx="3302420" cy="1392195"/>
+                        </a:xfrm>
+                        <a:prstGeom prst="rect">
+                          <a:avLst/>
+                        </a:prstGeom>
+                        <a:noFill/>
+                        <a:ln>
+                          <a:noFill/>
+                        </a:ln>
+                      </wps:spPr>
+                      <wps:style>
+                        <a:lnRef idx="0">
+                          <a:scrgbClr r="0" g="0" b="0"/>
+                        </a:lnRef>
+                        <a:fillRef idx="0">
+                          <a:scrgbClr r="0" g="0" b="0"/>
+                        </a:fillRef>
+                        <a:effectRef idx="0">
+                          <a:scrgbClr r="0" g="0" b="0"/>
+                        </a:effectRef>
+                        <a:fontRef idx="minor">
+                          <a:schemeClr val="dk1"/>
+                        </a:fontRef>
+                      </wps:style>
+                      <wps:txbx>
+                        <w:txbxContent>
+                          <w:p>
+                            <w:pPr>
+                              <w:spacing w:after="0" w:line="408" w:lineRule="auto"/>
+                              <w:jc w:val="center"/>
+                              <w:rPr>
+                                <w:rFonts w:ascii="Arial" w:hAnsi="Arial" w:cs="Arial"/>
+                                <w:position w:val="-6"/>
+                                <w:sz w:val="18"/>
+                                <w:szCs w:val="18"/>
+                              </w:rPr>
+                            </w:pPr>
+                            <w:proofErr w:type="gramStart"/>
+                            <w:r>
+                              <w:rPr>
+                                <w:rFonts w:ascii="Arial" w:hAnsi="Arial" w:cs="Arial"/>
+                                <w:position w:val="-6"/>
+                                <w:sz w:val="18"/>
+                                <w:szCs w:val="18"/>
+                              </w:rPr>
+                              <w:t xml:space="preserve">{{ </w:t>
+                            </w:r>
+                            <w:proofErr w:type="spellStart"/>
+                            <w:r>
+                              <w:rPr>
+                                <w:rFonts w:ascii="Arial" w:hAnsi="Arial" w:cs="Arial"/>
+                                <w:position w:val="-6"/>
+                                <w:sz w:val="18"/>
+                                <w:szCs w:val="18"/>
+                              </w:rPr>
+                              <w:t>firma</w:t>
+                            </w:r>
+                            <w:proofErr w:type="gramEnd"/>
+                            <w:r>
+                              <w:rPr>
+                                <w:rFonts w:ascii="Arial" w:hAnsi="Arial" w:cs="Arial"/>
+                                <w:position w:val="-6"/>
+                                <w:sz w:val="18"/>
+                                <w:szCs w:val="18"/>
+                              </w:rPr>
+                              <w:t>_</w:t>
+                            </w:r>
+                            <w:proofErr w:type="gramStart"/>
+                            <w:r>
+                              <w:rPr>
+                                <w:rFonts w:ascii="Arial" w:hAnsi="Arial" w:cs="Arial"/>
+                                <w:position w:val="-6"/>
+                                <w:sz w:val="18"/>
+                                <w:szCs w:val="18"/>
+                              </w:rPr>
+                              <w:t>cliente</w:t>
+                            </w:r>
+                            <w:proofErr w:type="spellEnd"/>
+                            <w:r>
+                              <w:rPr>
+                                <w:rFonts w:ascii="Arial" w:hAnsi="Arial" w:cs="Arial"/>
+                                <w:position w:val="-6"/>
+                                <w:sz w:val="18"/>
+                                <w:szCs w:val="18"/>
+                              </w:rPr>
+                              <w:t xml:space="preserve"> }</w:t>
+                            </w:r>
+                            <w:proofErr w:type="gramEnd"/>
+                            <w:r>
+                              <w:rPr>
+                                <w:rFonts w:ascii="Arial" w:hAnsi="Arial" w:cs="Arial"/>
+                                <w:position w:val="-6"/>
+                                <w:sz w:val="18"/>
+                                <w:szCs w:val="18"/>
+                              </w:rPr>
+                              <w:t>}</w:t>
+                            </w:r>
+                          </w:p>
+                          <w:p>
+                            <w:pPr>
+                              <w:spacing w:after="0" w:line="408" w:lineRule="auto"/>
+                              <w:jc w:val="center"/>
+                              <w:rPr>
+                                <w:rFonts w:ascii="Arial" w:hAnsi="Arial" w:cs="Arial"/>
+                                <w:sz w:val="18"/>
+                                <w:szCs w:val="18"/>
+                              </w:rPr>
+                            </w:pPr>
+                          </w:p>
+                        </w:txbxContent>
+                      </wps:txbx>
+                      <wps:bodyPr rot="0" spcFirstLastPara="0" vertOverflow="overflow" horzOverflow="overflow" vert="horz" wrap="square" lIns="91440" tIns="45720" rIns="91440" bIns="45720" numCol="1" spcCol="0" rtlCol="0" fromWordArt="0" anchor="ctr" anchorCtr="0" forceAA="0" compatLnSpc="1">
+                        <a:prstTxWarp prst="textNoShape">
+                          <a:avLst/>
+                        </a:prstTxWarp>
+                        <a:noAutofit/>
+                      </wps:bodyPr>
+                    </wps:wsp>
+                  </a:graphicData>
+                </a:graphic>
+                <wp14:sizeRelH relativeFrom="margin">
+                  <wp14:pctWidth>0</wp14:pctWidth>
+                </wp14:sizeRelH>
+                <wp14:sizeRelV relativeFrom="margin">
+                  <wp14:pctHeight>0</wp14:pctHeight>
+                </wp14:sizeRelV>
+              </wp:anchor>
+            </w:drawing>
+          </mc:Choice>
+          <mc:Fallback>
+            <w:pict>
+              <v:shapetype w14:anchorId="191E1A37" id="_x0000_t202" coordsize="21600,21600" o:spt="202" path="m,l,21600r21600,l21600,xe">
+                <v:stroke joinstyle="miter"/>
+                <v:path gradientshapeok="t" o:connecttype="rect"/>
+              </v:shapetype>
+              <v:shape id="Cuadro de texto 5" o:spid="_x0000_s1026" type="#_x0000_t202" style="position:absolute;margin-left:309.4pt;margin-top:723.2pt;width:260.05pt;height:109.6pt;z-index:251707392;visibility:visible;mso-wrap-style:square;mso-width-percent:0;mso-height-percent:0;mso-wrap-distance-left:9pt;mso-wrap-distance-top:0;mso-wrap-distance-right:9pt;mso-wrap-distance-bottom:0;mso-position-horizontal:absolute;mso-position-horizontal-relative:page;mso-position-vertical:absolute;mso-position-vertical-relative:text;mso-width-percent:0;mso-height-percent:0;mso-width-relative:margin;mso-height-relative:margin;v-text-anchor:middle" o:gfxdata="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" filled="f" stroked="f">
+                <v:textbox>
+                  <w:txbxContent>
+                    <w:p>
+                      <w:pPr>
+                        <w:spacing w:after="0" w:line="408" w:lineRule="auto"/>
+                        <w:jc w:val="center"/>
+                        <w:rPr>
+                          <w:rFonts w:ascii="Arial" w:hAnsi="Arial" w:cs="Arial"/>
+                          <w:position w:val="-6"/>
+                          <w:sz w:val="18"/>
+                          <w:szCs w:val="18"/>
+                        </w:rPr>
+                      </w:pPr>
+                      <w:proofErr w:type="gramStart"/>
+                      <w:r>
+                        <w:rPr>
+                          <w:rFonts w:ascii="Arial" w:hAnsi="Arial" w:cs="Arial"/>
+                          <w:position w:val="-6"/>
+                          <w:sz w:val="18"/>
+                          <w:szCs w:val="18"/>
+                        </w:rPr>
+                        <w:t xml:space="preserve">{{ </w:t>
+                      </w:r>
+                      <w:proofErr w:type="spellStart"/>
+                      <w:r>
+                        <w:rPr>
+                          <w:rFonts w:ascii="Arial" w:hAnsi="Arial" w:cs="Arial"/>
+                          <w:position w:val="-6"/>
+                          <w:sz w:val="18"/>
+                          <w:szCs w:val="18"/>
+                        </w:rPr>
+                        <w:t>firma</w:t>
+                      </w:r>
+                      <w:proofErr w:type="gramEnd"/>
+                      <w:r>
+                        <w:rPr>
+                          <w:rFonts w:ascii="Arial" w:hAnsi="Arial" w:cs="Arial"/>
+                          <w:position w:val="-6"/>
+                          <w:sz w:val="18"/>
+                          <w:szCs w:val="18"/>
+                        </w:rPr>
+                        <w:t>_</w:t>
+                      </w:r>
+                      <w:proofErr w:type="gramStart"/>
+                      <w:r>
+                        <w:rPr>
+                          <w:rFonts w:ascii="Arial" w:hAnsi="Arial" w:cs="Arial"/>
+                          <w:position w:val="-6"/>
+                          <w:sz w:val="18"/>
+                          <w:szCs w:val="18"/>
+                        </w:rPr>
+                        <w:t>cliente</w:t>
+                      </w:r>
+                      <w:proofErr w:type="spellEnd"/>
+                      <w:r>
+                        <w:rPr>
+                          <w:rFonts w:ascii="Arial" w:hAnsi="Arial" w:cs="Arial"/>
+                          <w:position w:val="-6"/>
+                          <w:sz w:val="18"/>
+                          <w:szCs w:val="18"/>
+                        </w:rPr>
+                        <w:t xml:space="preserve"> }</w:t>
+                      </w:r>
+                      <w:proofErr w:type="gramEnd"/>
+                      <w:r>
+                        <w:rPr>
+                          <w:rFonts w:ascii="Arial" w:hAnsi="Arial" w:cs="Arial"/>
+                          <w:position w:val="-6"/>
+                          <w:sz w:val="18"/>
+                          <w:szCs w:val="18"/>
+                        </w:rPr>
+                        <w:t>}</w:t>
+                      </w:r>
+                    </w:p>
+                    <w:p>
+                      <w:pPr>
+                        <w:spacing w:after="0" w:line="408" w:lineRule="auto"/>
+                        <w:jc w:val="center"/>
+                        <w:rPr>
+                          <w:rFonts w:ascii="Arial" w:hAnsi="Arial" w:cs="Arial"/>
+                          <w:sz w:val="18"/>
+                          <w:szCs w:val="18"/>
+                        </w:rPr>
+                      </w:pPr>
+                    </w:p>
+                  </w:txbxContent>
+                </v:textbox>
+                <w10:wrap anchorx="page"/>
+              </v:shape>
+            </w:pict>
+          </mc:Fallback>
+        </mc:AlternateContent>
+      </w:r>
+      <w:r>
+        <w:rPr>
+          <w:noProof/>
+        </w:rPr>
+        <mc:AlternateContent>
+          <mc:Choice Requires="wps">
+            <w:drawing>
+              <wp:anchor distT="0" distB="0" distL="114300" distR="114300" simplePos="0" relativeHeight="251695104" behindDoc="0" locked="0" layoutInCell="1" allowOverlap="1" wp14:anchorId="50FFEFF1" wp14:editId="7ABFB895">
                 <wp:simplePos x="0" y="0"/>
                 <wp:positionH relativeFrom="column">
-                  <wp:posOffset>-207846</wp:posOffset>
+                  <wp:posOffset>-206924</wp:posOffset>
                 </wp:positionH>
                 <wp:positionV relativeFrom="paragraph">
-                  <wp:posOffset>1590742</wp:posOffset>
+                  <wp:posOffset>1589199</wp:posOffset>
                 </wp:positionV>
-                <wp:extent cx="770022" cy="236220"/>
+                <wp:extent cx="716692" cy="236220"/>
                 <wp:effectExtent l="0" t="0" r="0" b="0"/>
                 <wp:wrapNone/>
                 <wp:docPr id="1192328255" name="Cuadro de texto 5"/>
@@ -95,7 +351,7 @@
                       <wps:spPr>
                         <a:xfrm>
                           <a:off x="0" y="0"/>
-                          <a:ext cx="770022" cy="236220"/>
+                          <a:ext cx="716692" cy="236220"/>
                         </a:xfrm>
                         <a:prstGeom prst="rect">
                           <a:avLst/>
@@ -130,13 +386,59 @@
                                 <w:szCs w:val="18"/>
                               </w:rPr>
                             </w:pPr>
-                            <w:r>
-                              <w:rPr>
-                                <w:rFonts w:ascii="Arial" w:hAnsi="Arial" w:cs="Arial"/>
-                                <w:sz w:val="18"/>
-                                <w:szCs w:val="18"/>
-                              </w:rPr>
-                              <w:t>{{ fecha_mes_anio_guion }}</w:t>
+                            <w:proofErr w:type="gramStart"/>
+                            <w:r>
+                              <w:rPr>
+                                <w:rFonts w:ascii="Arial" w:hAnsi="Arial" w:cs="Arial"/>
+                                <w:sz w:val="18"/>
+                                <w:szCs w:val="18"/>
+                              </w:rPr>
+                              <w:t xml:space="preserve">{{ </w:t>
+                            </w:r>
+                            <w:proofErr w:type="spellStart"/>
+                            <w:r>
+                              <w:rPr>
+                                <w:rFonts w:ascii="Arial" w:hAnsi="Arial" w:cs="Arial"/>
+                                <w:sz w:val="18"/>
+                                <w:szCs w:val="18"/>
+                              </w:rPr>
+                              <w:t>fecha</w:t>
+                            </w:r>
+                            <w:proofErr w:type="gramEnd"/>
+                            <w:r>
+                              <w:rPr>
+                                <w:rFonts w:ascii="Arial" w:hAnsi="Arial" w:cs="Arial"/>
+                                <w:sz w:val="18"/>
+                                <w:szCs w:val="18"/>
+                              </w:rPr>
+                              <w:t>_mes_anio_</w:t>
+                            </w:r>
+                            <w:proofErr w:type="gramStart"/>
+                            <w:r>
+                              <w:rPr>
+                                <w:rFonts w:ascii="Arial" w:hAnsi="Arial" w:cs="Arial"/>
+                                <w:sz w:val="18"/>
+                                <w:szCs w:val="18"/>
+                              </w:rPr>
+                              <w:t>guion</w:t>
+                            </w:r>
+                            <w:proofErr w:type="spellEnd"/>
+                            <w:r>
+                              <w:rPr>
+                                <w:rFonts w:ascii="Arial" w:hAnsi="Arial" w:cs="Arial"/>
+                                <w:sz w:val="18"/>
+                                <w:szCs w:val="18"/>
+                              </w:rPr>
+                              <w:t xml:space="preserve"> }</w:t>
+                            </w:r>
+                            <w:proofErr w:type="gramEnd"/>
+                            <w:r>
+                              <w:rPr>
+                                <w:rFonts w:ascii="Arial" w:hAnsi="Arial" w:cs="Arial"/>
+                                <w:sz w:val="18"/>
+                                <w:szCs w:val="18"/>
+                              </w:rPr>
+                              <w:t>}</w:t>
                             </w:r>
                           </w:p>
                         </w:txbxContent>
@@ -161,11 +463,7 @@
           </mc:Choice>
           <mc:Fallback>
             <w:pict>
-              <v:shapetype w14:anchorId="50FFEFF1" id="_x0000_t202" coordsize="21600,21600" o:spt="202" path="m,l,21600r21600,l21600,xe">
-                <v:stroke joinstyle="miter"/>
-                <v:path gradientshapeok="t" o:connecttype="rect"/>
-              </v:shapetype>
-              <v:shape id="Cuadro de texto 5" o:spid="_x0000_s1026" type="#_x0000_t202" style="position:absolute;margin-left:-16.35pt;margin-top:125.25pt;width:60.65pt;height:18.6pt;z-index:251695104;visibility:visible;mso-wrap-style:square;mso-width-percent:0;mso-height-percent:0;mso-wrap-distance-left:9pt;mso-wrap-distance-top:0;mso-wrap-distance-right:9pt;mso-wrap-distance-bottom:0;mso-position-horizontal:absolute;mso-position-horizontal-relative:text;mso-position-vertical:absolute;mso-position-vertical-relative:text;mso-width-percent:0;mso-height-percent:0;mso-width-relative:margin;mso-height-relative:margin;v-text-anchor:top" o:gfxdata="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" filled="f" stroked="f">
+              <v:shape w14:anchorId="50FFEFF1" id="_x0000_s1027" type="#_x0000_t202" style="position:absolute;margin-left:-16.3pt;margin-top:125.15pt;width:56.45pt;height:18.6pt;z-index:251695104;visibility:visible;mso-wrap-style:square;mso-width-percent:0;mso-height-percent:0;mso-wrap-distance-left:9pt;mso-wrap-distance-top:0;mso-wrap-distance-right:9pt;mso-wrap-distance-bottom:0;mso-position-horizontal:absolute;mso-position-horizontal-relative:text;mso-position-vertical:absolute;mso-position-vertical-relative:text;mso-width-percent:0;mso-height-percent:0;mso-width-relative:margin;mso-height-relative:margin;v-text-anchor:top" o:gfxdata="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" filled="f" stroked="f">
                 <v:textbox>
                   <w:txbxContent>
                     <w:p>
@@ -177,13 +475,59 @@
                           <w:szCs w:val="18"/>
                         </w:rPr>
                       </w:pPr>
-                      <w:r>
-                        <w:rPr>
-                          <w:rFonts w:ascii="Arial" w:hAnsi="Arial" w:cs="Arial"/>
-                          <w:sz w:val="18"/>
-                          <w:szCs w:val="18"/>
-                        </w:rPr>
-                        <w:t>{{ fecha_mes_anio_guion }}</w:t>
+                      <w:proofErr w:type="gramStart"/>
+                      <w:r>
+                        <w:rPr>
+                          <w:rFonts w:ascii="Arial" w:hAnsi="Arial" w:cs="Arial"/>
+                          <w:sz w:val="18"/>
+                          <w:szCs w:val="18"/>
+                        </w:rPr>
+                        <w:t xml:space="preserve">{{ </w:t>
+                      </w:r>
+                      <w:proofErr w:type="spellStart"/>
+                      <w:r>
+                        <w:rPr>
+                          <w:rFonts w:ascii="Arial" w:hAnsi="Arial" w:cs="Arial"/>
+                          <w:sz w:val="18"/>
+                          <w:szCs w:val="18"/>
+                        </w:rPr>
+                        <w:t>fecha</w:t>
+                      </w:r>
+                      <w:proofErr w:type="gramEnd"/>
+                      <w:r>
+                        <w:rPr>
+                          <w:rFonts w:ascii="Arial" w:hAnsi="Arial" w:cs="Arial"/>
+                          <w:sz w:val="18"/>
+                          <w:szCs w:val="18"/>
+                        </w:rPr>
+                        <w:t>_mes_anio_</w:t>
+                      </w:r>
+                      <w:proofErr w:type="gramStart"/>
+                      <w:r>
+                        <w:rPr>
+                          <w:rFonts w:ascii="Arial" w:hAnsi="Arial" w:cs="Arial"/>
+                          <w:sz w:val="18"/>
+                          <w:szCs w:val="18"/>
+                        </w:rPr>
+                        <w:t>guion</w:t>
+                      </w:r>
+                      <w:proofErr w:type="spellEnd"/>
+                      <w:r>
+                        <w:rPr>
+                          <w:rFonts w:ascii="Arial" w:hAnsi="Arial" w:cs="Arial"/>
+                          <w:sz w:val="18"/>
+                          <w:szCs w:val="18"/>
+                        </w:rPr>
+                        <w:t xml:space="preserve"> }</w:t>
+                      </w:r>
+                      <w:proofErr w:type="gramEnd"/>
+                      <w:r>
+                        <w:rPr>
+                          <w:rFonts w:ascii="Arial" w:hAnsi="Arial" w:cs="Arial"/>
+                          <w:sz w:val="18"/>
+                          <w:szCs w:val="18"/>
+                        </w:rPr>
+                        <w:t>}</w:t>
                       </w:r>
                     </w:p>
                   </w:txbxContent>
@@ -200,18 +544,18 @@
         <mc:AlternateContent>
           <mc:Choice Requires="wps">
             <w:drawing>
-              <wp:anchor distT="0" distB="0" distL="114300" distR="114300" simplePos="0" relativeHeight="251707392" behindDoc="0" locked="0" layoutInCell="1" allowOverlap="1" wp14:anchorId="191E1A37" wp14:editId="22BCB92D">
+              <wp:anchor distT="0" distB="0" distL="114300" distR="114300" simplePos="0" relativeHeight="251660288" behindDoc="0" locked="0" layoutInCell="1" allowOverlap="1" wp14:anchorId="1D1A68BF" wp14:editId="42D8DA74">
                 <wp:simplePos x="0" y="0"/>
-                <wp:positionH relativeFrom="page">
-                  <wp:posOffset>3952324</wp:posOffset>
+                <wp:positionH relativeFrom="column">
+                  <wp:posOffset>-676241</wp:posOffset>
                 </wp:positionH>
                 <wp:positionV relativeFrom="paragraph">
-                  <wp:posOffset>9474112</wp:posOffset>
+                  <wp:posOffset>3689333</wp:posOffset>
                 </wp:positionV>
-                <wp:extent cx="3302420" cy="755702"/>
-                <wp:effectExtent l="0" t="0" r="0" b="6350"/>
+                <wp:extent cx="3119717" cy="543697"/>
+                <wp:effectExtent l="0" t="0" r="0" b="8890"/>
                 <wp:wrapNone/>
-                <wp:docPr id="2008549320" name="Cuadro de texto 5"/>
+                <wp:docPr id="696610847" name="Cuadro de texto 5"/>
                 <wp:cNvGraphicFramePr/>
                 <a:graphic xmlns:a="http://schemas.openxmlformats.org/drawingml/2006/main">
                   <a:graphicData uri="http://schemas.microsoft.com/office/word/2010/wordprocessingShape">
@@ -220,7 +564,7 @@
                       <wps:spPr>
                         <a:xfrm>
                           <a:off x="0" y="0"/>
-                          <a:ext cx="3302420" cy="755702"/>
+                          <a:ext cx="3119717" cy="543697"/>
                         </a:xfrm>
                         <a:prstGeom prst="rect">
                           <a:avLst/>
@@ -248,7 +592,7 @@
                         <w:txbxContent>
                           <w:p>
                             <w:pPr>
-                              <w:spacing w:after="120" w:line="408" w:lineRule="auto"/>
+                              <w:spacing w:before="120" w:after="120" w:line="300" w:lineRule="auto"/>
                               <w:rPr>
                                 <w:rFonts w:ascii="Arial" w:hAnsi="Arial" w:cs="Arial"/>
                                 <w:sz w:val="18"/>
@@ -261,18 +605,62 @@
                                 <w:sz w:val="18"/>
                                 <w:szCs w:val="18"/>
                               </w:rPr>
-                              <w:t>{{ firma_cliente }}</w:t>
-                            </w:r>
-                          </w:p>
-                          <w:p>
-                            <w:pPr>
-                              <w:spacing w:after="120" w:line="408" w:lineRule="auto"/>
-                              <w:rPr>
-                                <w:rFonts w:ascii="Arial" w:hAnsi="Arial" w:cs="Arial"/>
-                                <w:sz w:val="18"/>
-                                <w:szCs w:val="18"/>
-                              </w:rPr>
-                            </w:pPr>
+                              <w:t xml:space="preserve">                                        </w:t>
+                            </w:r>
+                            <w:proofErr w:type="gramStart"/>
+                            <w:r>
+                              <w:rPr>
+                                <w:rFonts w:ascii="Arial" w:hAnsi="Arial" w:cs="Arial"/>
+                                <w:sz w:val="18"/>
+                                <w:szCs w:val="18"/>
+                              </w:rPr>
+                              <w:t xml:space="preserve">{{ </w:t>
+                            </w:r>
+                            <w:proofErr w:type="spellStart"/>
+                            <w:r>
+                              <w:rPr>
+                                <w:rFonts w:ascii="Arial" w:hAnsi="Arial" w:cs="Arial"/>
+                                <w:sz w:val="18"/>
+                                <w:szCs w:val="18"/>
+                              </w:rPr>
+                              <w:t>nombre</w:t>
+                            </w:r>
+                            <w:proofErr w:type="gramEnd"/>
+                            <w:r>
+                              <w:rPr>
+                                <w:rFonts w:ascii="Arial" w:hAnsi="Arial" w:cs="Arial"/>
+                                <w:sz w:val="18"/>
+                                <w:szCs w:val="18"/>
+                              </w:rPr>
+                              <w:t>_</w:t>
+                            </w:r>
+                            <w:proofErr w:type="gramStart"/>
+                            <w:r>
+                              <w:rPr>
+                                <w:rFonts w:ascii="Arial" w:hAnsi="Arial" w:cs="Arial"/>
+                                <w:sz w:val="18"/>
+                                <w:szCs w:val="18"/>
+                              </w:rPr>
+                              <w:t>cliente</w:t>
+                            </w:r>
+                            <w:proofErr w:type="spellEnd"/>
+                            <w:r>
+                              <w:rPr>
+                                <w:rFonts w:ascii="Arial" w:hAnsi="Arial" w:cs="Arial"/>
+                                <w:sz w:val="18"/>
+                                <w:szCs w:val="18"/>
+                              </w:rPr>
+                              <w:t xml:space="preserve"> }</w:t>
+                            </w:r>
+                            <w:proofErr w:type="gramEnd"/>
+                            <w:r>
+                              <w:rPr>
+                                <w:rFonts w:ascii="Arial" w:hAnsi="Arial" w:cs="Arial"/>
+                                <w:sz w:val="18"/>
+                                <w:szCs w:val="18"/>
+                              </w:rPr>
+                              <w:t>}</w:t>
+                            </w:r>
                           </w:p>
                         </w:txbxContent>
                       </wps:txbx>
@@ -296,12 +684,12 @@
           </mc:Choice>
           <mc:Fallback>
             <w:pict>
-              <v:shape w14:anchorId="191E1A37" id="_x0000_s1027" type="#_x0000_t202" style="position:absolute;margin-left:311.2pt;margin-top:746pt;width:260.05pt;height:59.5pt;z-index:251707392;visibility:visible;mso-wrap-style:square;mso-width-percent:0;mso-height-percent:0;mso-wrap-distance-left:9pt;mso-wrap-distance-top:0;mso-wrap-distance-right:9pt;mso-wrap-distance-bottom:0;mso-position-horizontal:absolute;mso-position-horizontal-relative:page;mso-position-vertical:absolute;mso-position-vertical-relative:text;mso-width-percent:0;mso-height-percent:0;mso-width-relative:margin;mso-height-relative:margin;v-text-anchor:top" o:gfxdata="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" filled="f" stroked="f">
+              <v:shape w14:anchorId="1D1A68BF" id="_x0000_s1028" type="#_x0000_t202" style="position:absolute;margin-left:-53.25pt;margin-top:290.5pt;width:245.65pt;height:42.8pt;z-index:251660288;visibility:visible;mso-wrap-style:square;mso-width-percent:0;mso-height-percent:0;mso-wrap-distance-left:9pt;mso-wrap-distance-top:0;mso-wrap-distance-right:9pt;mso-wrap-distance-bottom:0;mso-position-horizontal:absolute;mso-position-horizontal-relative:text;mso-position-vertical:absolute;mso-position-vertical-relative:text;mso-width-percent:0;mso-height-percent:0;mso-width-relative:margin;mso-height-relative:margin;v-text-anchor:top" o:gfxdata="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" filled="f" stroked="f">
                 <v:textbox>
                   <w:txbxContent>
                     <w:p>
                       <w:pPr>
-                        <w:spacing w:after="120" w:line="408" w:lineRule="auto"/>
+                        <w:spacing w:before="120" w:after="120" w:line="300" w:lineRule="auto"/>
                         <w:rPr>
                           <w:rFonts w:ascii="Arial" w:hAnsi="Arial" w:cs="Arial"/>
                           <w:sz w:val="18"/>
@@ -314,22 +702,65 @@
                           <w:sz w:val="18"/>
                           <w:szCs w:val="18"/>
                         </w:rPr>
-                        <w:t>{{ firma_cliente }}</w:t>
-                      </w:r>
-                    </w:p>
-                    <w:p>
-                      <w:pPr>
-                        <w:spacing w:after="120" w:line="408" w:lineRule="auto"/>
-                        <w:rPr>
-                          <w:rFonts w:ascii="Arial" w:hAnsi="Arial" w:cs="Arial"/>
-                          <w:sz w:val="18"/>
-                          <w:szCs w:val="18"/>
-                        </w:rPr>
-                      </w:pPr>
+                        <w:t xml:space="preserve">                                        </w:t>
+                      </w:r>
+                      <w:proofErr w:type="gramStart"/>
+                      <w:r>
+                        <w:rPr>
+                          <w:rFonts w:ascii="Arial" w:hAnsi="Arial" w:cs="Arial"/>
+                          <w:sz w:val="18"/>
+                          <w:szCs w:val="18"/>
+                        </w:rPr>
+                        <w:t xml:space="preserve">{{ </w:t>
+                      </w:r>
+                      <w:proofErr w:type="spellStart"/>
+                      <w:r>
+                        <w:rPr>
+                          <w:rFonts w:ascii="Arial" w:hAnsi="Arial" w:cs="Arial"/>
+                          <w:sz w:val="18"/>
+                          <w:szCs w:val="18"/>
+                        </w:rPr>
+                        <w:t>nombre</w:t>
+                      </w:r>
+                      <w:proofErr w:type="gramEnd"/>
+                      <w:r>
+                        <w:rPr>
+                          <w:rFonts w:ascii="Arial" w:hAnsi="Arial" w:cs="Arial"/>
+                          <w:sz w:val="18"/>
+                          <w:szCs w:val="18"/>
+                        </w:rPr>
+                        <w:t>_</w:t>
+                      </w:r>
+                      <w:proofErr w:type="gramStart"/>
+                      <w:r>
+                        <w:rPr>
+                          <w:rFonts w:ascii="Arial" w:hAnsi="Arial" w:cs="Arial"/>
+                          <w:sz w:val="18"/>
+                          <w:szCs w:val="18"/>
+                        </w:rPr>
+                        <w:t>cliente</w:t>
+                      </w:r>
+                      <w:proofErr w:type="spellEnd"/>
+                      <w:r>
+                        <w:rPr>
+                          <w:rFonts w:ascii="Arial" w:hAnsi="Arial" w:cs="Arial"/>
+                          <w:sz w:val="18"/>
+                          <w:szCs w:val="18"/>
+                        </w:rPr>
+                        <w:t xml:space="preserve"> }</w:t>
+                      </w:r>
+                      <w:proofErr w:type="gramEnd"/>
+                      <w:r>
+                        <w:rPr>
+                          <w:rFonts w:ascii="Arial" w:hAnsi="Arial" w:cs="Arial"/>
+                          <w:sz w:val="18"/>
+                          <w:szCs w:val="18"/>
+                        </w:rPr>
+                        <w:t>}</w:t>
+                      </w:r>
                     </w:p>
                   </w:txbxContent>
                 </v:textbox>
-                <w10:wrap anchorx="page"/>
               </v:shape>
             </w:pict>
           </mc:Fallback>
@@ -397,13 +828,59 @@
                                 <w:szCs w:val="18"/>
                               </w:rPr>
                             </w:pPr>
-                            <w:r>
-                              <w:rPr>
-                                <w:rFonts w:ascii="Arial" w:hAnsi="Arial" w:cs="Arial"/>
-                                <w:sz w:val="18"/>
-                                <w:szCs w:val="18"/>
-                              </w:rPr>
-                              <w:t>{{ marca_corporativo }}</w:t>
+                            <w:proofErr w:type="gramStart"/>
+                            <w:r>
+                              <w:rPr>
+                                <w:rFonts w:ascii="Arial" w:hAnsi="Arial" w:cs="Arial"/>
+                                <w:sz w:val="18"/>
+                                <w:szCs w:val="18"/>
+                              </w:rPr>
+                              <w:t xml:space="preserve">{{ </w:t>
+                            </w:r>
+                            <w:proofErr w:type="spellStart"/>
+                            <w:r>
+                              <w:rPr>
+                                <w:rFonts w:ascii="Arial" w:hAnsi="Arial" w:cs="Arial"/>
+                                <w:sz w:val="18"/>
+                                <w:szCs w:val="18"/>
+                              </w:rPr>
+                              <w:t>marca</w:t>
+                            </w:r>
+                            <w:proofErr w:type="gramEnd"/>
+                            <w:r>
+                              <w:rPr>
+                                <w:rFonts w:ascii="Arial" w:hAnsi="Arial" w:cs="Arial"/>
+                                <w:sz w:val="18"/>
+                                <w:szCs w:val="18"/>
+                              </w:rPr>
+                              <w:t>_</w:t>
+                            </w:r>
+                            <w:proofErr w:type="gramStart"/>
+                            <w:r>
+                              <w:rPr>
+                                <w:rFonts w:ascii="Arial" w:hAnsi="Arial" w:cs="Arial"/>
+                                <w:sz w:val="18"/>
+                                <w:szCs w:val="18"/>
+                              </w:rPr>
+                              <w:t>corporativo</w:t>
+                            </w:r>
+                            <w:proofErr w:type="spellEnd"/>
+                            <w:r>
+                              <w:rPr>
+                                <w:rFonts w:ascii="Arial" w:hAnsi="Arial" w:cs="Arial"/>
+                                <w:sz w:val="18"/>
+                                <w:szCs w:val="18"/>
+                              </w:rPr>
+                              <w:t xml:space="preserve"> }</w:t>
+                            </w:r>
+                            <w:proofErr w:type="gramEnd"/>
+                            <w:r>
+                              <w:rPr>
+                                <w:rFonts w:ascii="Arial" w:hAnsi="Arial" w:cs="Arial"/>
+                                <w:sz w:val="18"/>
+                                <w:szCs w:val="18"/>
+                              </w:rPr>
+                              <w:t>}</w:t>
                             </w:r>
                           </w:p>
                         </w:txbxContent>
@@ -428,7 +905,7 @@
           </mc:Choice>
           <mc:Fallback>
             <w:pict>
-              <v:shape w14:anchorId="464914C6" id="_x0000_s1028" type="#_x0000_t202" style="position:absolute;margin-left:85.7pt;margin-top:520.25pt;width:21.1pt;height:18.6pt;z-index:251680768;visibility:visible;mso-wrap-style:square;mso-width-percent:0;mso-height-percent:0;mso-wrap-distance-left:9pt;mso-wrap-distance-top:0;mso-wrap-distance-right:9pt;mso-wrap-distance-bottom:0;mso-position-horizontal:absolute;mso-position-horizontal-relative:text;mso-position-vertical:absolute;mso-position-vertical-relative:text;mso-width-percent:0;mso-height-percent:0;mso-width-relative:margin;mso-height-relative:margin;v-text-anchor:top" o:gfxdata="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" filled="f" stroked="f">
+              <v:shape w14:anchorId="464914C6" id="_x0000_s1029" type="#_x0000_t202" style="position:absolute;margin-left:85.7pt;margin-top:520.25pt;width:21.1pt;height:18.6pt;z-index:251680768;visibility:visible;mso-wrap-style:square;mso-width-percent:0;mso-height-percent:0;mso-wrap-distance-left:9pt;mso-wrap-distance-top:0;mso-wrap-distance-right:9pt;mso-wrap-distance-bottom:0;mso-position-horizontal:absolute;mso-position-horizontal-relative:text;mso-position-vertical:absolute;mso-position-vertical-relative:text;mso-width-percent:0;mso-height-percent:0;mso-width-relative:margin;mso-height-relative:margin;v-text-anchor:top" o:gfxdata="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" filled="f" stroked="f">
                 <v:textbox>
                   <w:txbxContent>
                     <w:p>
@@ -440,13 +917,59 @@
                           <w:szCs w:val="18"/>
                         </w:rPr>
                       </w:pPr>
-                      <w:r>
-                        <w:rPr>
-                          <w:rFonts w:ascii="Arial" w:hAnsi="Arial" w:cs="Arial"/>
-                          <w:sz w:val="18"/>
-                          <w:szCs w:val="18"/>
-                        </w:rPr>
-                        <w:t>{{ marca_corporativo }}</w:t>
+                      <w:proofErr w:type="gramStart"/>
+                      <w:r>
+                        <w:rPr>
+                          <w:rFonts w:ascii="Arial" w:hAnsi="Arial" w:cs="Arial"/>
+                          <w:sz w:val="18"/>
+                          <w:szCs w:val="18"/>
+                        </w:rPr>
+                        <w:t xml:space="preserve">{{ </w:t>
+                      </w:r>
+                      <w:proofErr w:type="spellStart"/>
+                      <w:r>
+                        <w:rPr>
+                          <w:rFonts w:ascii="Arial" w:hAnsi="Arial" w:cs="Arial"/>
+                          <w:sz w:val="18"/>
+                          <w:szCs w:val="18"/>
+                        </w:rPr>
+                        <w:t>marca</w:t>
+                      </w:r>
+                      <w:proofErr w:type="gramEnd"/>
+                      <w:r>
+                        <w:rPr>
+                          <w:rFonts w:ascii="Arial" w:hAnsi="Arial" w:cs="Arial"/>
+                          <w:sz w:val="18"/>
+                          <w:szCs w:val="18"/>
+                        </w:rPr>
+                        <w:t>_</w:t>
+                      </w:r>
+                      <w:proofErr w:type="gramStart"/>
+                      <w:r>
+                        <w:rPr>
+                          <w:rFonts w:ascii="Arial" w:hAnsi="Arial" w:cs="Arial"/>
+                          <w:sz w:val="18"/>
+                          <w:szCs w:val="18"/>
+                        </w:rPr>
+                        <w:t>corporativo</w:t>
+                      </w:r>
+                      <w:proofErr w:type="spellEnd"/>
+                      <w:r>
+                        <w:rPr>
+                          <w:rFonts w:ascii="Arial" w:hAnsi="Arial" w:cs="Arial"/>
+                          <w:sz w:val="18"/>
+                          <w:szCs w:val="18"/>
+                        </w:rPr>
+                        <w:t xml:space="preserve"> }</w:t>
+                      </w:r>
+                      <w:proofErr w:type="gramEnd"/>
+                      <w:r>
+                        <w:rPr>
+                          <w:rFonts w:ascii="Arial" w:hAnsi="Arial" w:cs="Arial"/>
+                          <w:sz w:val="18"/>
+                          <w:szCs w:val="18"/>
+                        </w:rPr>
+                        <w:t>}</w:t>
                       </w:r>
                     </w:p>
                   </w:txbxContent>
@@ -518,13 +1041,59 @@
                                 <w:szCs w:val="18"/>
                               </w:rPr>
                             </w:pPr>
-                            <w:r>
-                              <w:rPr>
-                                <w:rFonts w:ascii="Arial" w:hAnsi="Arial" w:cs="Arial"/>
-                                <w:sz w:val="18"/>
-                                <w:szCs w:val="18"/>
-                              </w:rPr>
-                              <w:t>{{ marca_residencial }}</w:t>
+                            <w:proofErr w:type="gramStart"/>
+                            <w:r>
+                              <w:rPr>
+                                <w:rFonts w:ascii="Arial" w:hAnsi="Arial" w:cs="Arial"/>
+                                <w:sz w:val="18"/>
+                                <w:szCs w:val="18"/>
+                              </w:rPr>
+                              <w:t xml:space="preserve">{{ </w:t>
+                            </w:r>
+                            <w:proofErr w:type="spellStart"/>
+                            <w:r>
+                              <w:rPr>
+                                <w:rFonts w:ascii="Arial" w:hAnsi="Arial" w:cs="Arial"/>
+                                <w:sz w:val="18"/>
+                                <w:szCs w:val="18"/>
+                              </w:rPr>
+                              <w:t>marca</w:t>
+                            </w:r>
+                            <w:proofErr w:type="gramEnd"/>
+                            <w:r>
+                              <w:rPr>
+                                <w:rFonts w:ascii="Arial" w:hAnsi="Arial" w:cs="Arial"/>
+                                <w:sz w:val="18"/>
+                                <w:szCs w:val="18"/>
+                              </w:rPr>
+                              <w:t>_</w:t>
+                            </w:r>
+                            <w:proofErr w:type="gramStart"/>
+                            <w:r>
+                              <w:rPr>
+                                <w:rFonts w:ascii="Arial" w:hAnsi="Arial" w:cs="Arial"/>
+                                <w:sz w:val="18"/>
+                                <w:szCs w:val="18"/>
+                              </w:rPr>
+                              <w:t>residencial</w:t>
+                            </w:r>
+                            <w:proofErr w:type="spellEnd"/>
+                            <w:r>
+                              <w:rPr>
+                                <w:rFonts w:ascii="Arial" w:hAnsi="Arial" w:cs="Arial"/>
+                                <w:sz w:val="18"/>
+                                <w:szCs w:val="18"/>
+                              </w:rPr>
+                              <w:t xml:space="preserve"> }</w:t>
+                            </w:r>
+                            <w:proofErr w:type="gramEnd"/>
+                            <w:r>
+                              <w:rPr>
+                                <w:rFonts w:ascii="Arial" w:hAnsi="Arial" w:cs="Arial"/>
+                                <w:sz w:val="18"/>
+                                <w:szCs w:val="18"/>
+                              </w:rPr>
+                              <w:t>}</w:t>
                             </w:r>
                           </w:p>
                         </w:txbxContent>
@@ -549,7 +1118,7 @@
           </mc:Choice>
           <mc:Fallback>
             <w:pict>
-              <v:shape w14:anchorId="69ED6AF3" id="_x0000_s1029" type="#_x0000_t202" style="position:absolute;margin-left:1.25pt;margin-top:520.65pt;width:21.1pt;height:18.6pt;z-index:251678720;visibility:visible;mso-wrap-style:square;mso-width-percent:0;mso-height-percent:0;mso-wrap-distance-left:9pt;mso-wrap-distance-top:0;mso-wrap-distance-right:9pt;mso-wrap-distance-bottom:0;mso-position-horizontal:absolute;mso-position-horizontal-relative:text;mso-position-vertical:absolute;mso-position-vertical-relative:text;mso-width-percent:0;mso-height-percent:0;mso-width-relative:margin;mso-height-relative:margin;v-text-anchor:top" o:gfxdata="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" filled="f" stroked="f">
+              <v:shape w14:anchorId="69ED6AF3" id="_x0000_s1030" type="#_x0000_t202" style="position:absolute;margin-left:1.25pt;margin-top:520.65pt;width:21.1pt;height:18.6pt;z-index:251678720;visibility:visible;mso-wrap-style:square;mso-width-percent:0;mso-height-percent:0;mso-wrap-distance-left:9pt;mso-wrap-distance-top:0;mso-wrap-distance-right:9pt;mso-wrap-distance-bottom:0;mso-position-horizontal:absolute;mso-position-horizontal-relative:text;mso-position-vertical:absolute;mso-position-vertical-relative:text;mso-width-percent:0;mso-height-percent:0;mso-width-relative:margin;mso-height-relative:margin;v-text-anchor:top" o:gfxdata="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" filled="f" stroked="f">
                 <v:textbox>
                   <w:txbxContent>
                     <w:p>
@@ -561,13 +1130,59 @@
                           <w:szCs w:val="18"/>
                         </w:rPr>
                       </w:pPr>
-                      <w:r>
-                        <w:rPr>
-                          <w:rFonts w:ascii="Arial" w:hAnsi="Arial" w:cs="Arial"/>
-                          <w:sz w:val="18"/>
-                          <w:szCs w:val="18"/>
-                        </w:rPr>
-                        <w:t>{{ marca_residencial }}</w:t>
+                      <w:proofErr w:type="gramStart"/>
+                      <w:r>
+                        <w:rPr>
+                          <w:rFonts w:ascii="Arial" w:hAnsi="Arial" w:cs="Arial"/>
+                          <w:sz w:val="18"/>
+                          <w:szCs w:val="18"/>
+                        </w:rPr>
+                        <w:t xml:space="preserve">{{ </w:t>
+                      </w:r>
+                      <w:proofErr w:type="spellStart"/>
+                      <w:r>
+                        <w:rPr>
+                          <w:rFonts w:ascii="Arial" w:hAnsi="Arial" w:cs="Arial"/>
+                          <w:sz w:val="18"/>
+                          <w:szCs w:val="18"/>
+                        </w:rPr>
+                        <w:t>marca</w:t>
+                      </w:r>
+                      <w:proofErr w:type="gramEnd"/>
+                      <w:r>
+                        <w:rPr>
+                          <w:rFonts w:ascii="Arial" w:hAnsi="Arial" w:cs="Arial"/>
+                          <w:sz w:val="18"/>
+                          <w:szCs w:val="18"/>
+                        </w:rPr>
+                        <w:t>_</w:t>
+                      </w:r>
+                      <w:proofErr w:type="gramStart"/>
+                      <w:r>
+                        <w:rPr>
+                          <w:rFonts w:ascii="Arial" w:hAnsi="Arial" w:cs="Arial"/>
+                          <w:sz w:val="18"/>
+                          <w:szCs w:val="18"/>
+                        </w:rPr>
+                        <w:t>residencial</w:t>
+                      </w:r>
+                      <w:proofErr w:type="spellEnd"/>
+                      <w:r>
+                        <w:rPr>
+                          <w:rFonts w:ascii="Arial" w:hAnsi="Arial" w:cs="Arial"/>
+                          <w:sz w:val="18"/>
+                          <w:szCs w:val="18"/>
+                        </w:rPr>
+                        <w:t xml:space="preserve"> }</w:t>
+                      </w:r>
+                      <w:proofErr w:type="gramEnd"/>
+                      <w:r>
+                        <w:rPr>
+                          <w:rFonts w:ascii="Arial" w:hAnsi="Arial" w:cs="Arial"/>
+                          <w:sz w:val="18"/>
+                          <w:szCs w:val="18"/>
+                        </w:rPr>
+                        <w:t>}</w:t>
                       </w:r>
                     </w:p>
                   </w:txbxContent>
@@ -647,13 +1262,33 @@
                               </w:rPr>
                               <w:t xml:space="preserve">                                                         </w:t>
                             </w:r>
-                            <w:r>
-                              <w:rPr>
-                                <w:rFonts w:ascii="Arial" w:hAnsi="Arial" w:cs="Arial"/>
-                                <w:sz w:val="18"/>
-                                <w:szCs w:val="18"/>
-                              </w:rPr>
-                              <w:t>{{ direccion }}</w:t>
+                            <w:proofErr w:type="gramStart"/>
+                            <w:r>
+                              <w:rPr>
+                                <w:rFonts w:ascii="Arial" w:hAnsi="Arial" w:cs="Arial"/>
+                                <w:sz w:val="18"/>
+                                <w:szCs w:val="18"/>
+                              </w:rPr>
+                              <w:t xml:space="preserve">{{ </w:t>
+                            </w:r>
+                            <w:proofErr w:type="spellStart"/>
+                            <w:r>
+                              <w:rPr>
+                                <w:rFonts w:ascii="Arial" w:hAnsi="Arial" w:cs="Arial"/>
+                                <w:sz w:val="18"/>
+                                <w:szCs w:val="18"/>
+                              </w:rPr>
+                              <w:t>direccion</w:t>
+                            </w:r>
+                            <w:proofErr w:type="spellEnd"/>
+                            <w:proofErr w:type="gramEnd"/>
+                            <w:r>
+                              <w:rPr>
+                                <w:rFonts w:ascii="Arial" w:hAnsi="Arial" w:cs="Arial"/>
+                                <w:sz w:val="18"/>
+                                <w:szCs w:val="18"/>
+                              </w:rPr>
+                              <w:t xml:space="preserve"> }}</w:t>
                             </w:r>
                           </w:p>
                         </w:txbxContent>
@@ -678,7 +1313,7 @@
           </mc:Choice>
           <mc:Fallback>
             <w:pict>
-              <v:shape w14:anchorId="2B1F2086" id="_x0000_s1030" type="#_x0000_t202" style="position:absolute;margin-left:-56.75pt;margin-top:392.2pt;width:248.85pt;height:43.05pt;z-index:251705344;visibility:visible;mso-wrap-style:square;mso-width-percent:0;mso-height-percent:0;mso-wrap-distance-left:9pt;mso-wrap-distance-top:0;mso-wrap-distance-right:9pt;mso-wrap-distance-bottom:0;mso-position-horizontal:absolute;mso-position-horizontal-relative:text;mso-position-vertical:absolute;mso-position-vertical-relative:text;mso-width-percent:0;mso-height-percent:0;mso-width-relative:margin;mso-height-relative:margin;v-text-anchor:top" o:gfxdata="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" filled="f" stroked="f">
+              <v:shape w14:anchorId="2B1F2086" id="_x0000_s1031" type="#_x0000_t202" style="position:absolute;margin-left:-56.75pt;margin-top:392.2pt;width:248.85pt;height:43.05pt;z-index:251705344;visibility:visible;mso-wrap-style:square;mso-width-percent:0;mso-height-percent:0;mso-wrap-distance-left:9pt;mso-wrap-distance-top:0;mso-wrap-distance-right:9pt;mso-wrap-distance-bottom:0;mso-position-horizontal:absolute;mso-position-horizontal-relative:text;mso-position-vertical:absolute;mso-position-vertical-relative:text;mso-width-percent:0;mso-height-percent:0;mso-width-relative:margin;mso-height-relative:margin;v-text-anchor:top" o:gfxdata="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" filled="f" stroked="f">
                 <v:textbox>
                   <w:txbxContent>
                     <w:p>
@@ -698,13 +1333,33 @@
                         </w:rPr>
                         <w:t xml:space="preserve">                                                         </w:t>
                       </w:r>
-                      <w:r>
-                        <w:rPr>
-                          <w:rFonts w:ascii="Arial" w:hAnsi="Arial" w:cs="Arial"/>
-                          <w:sz w:val="18"/>
-                          <w:szCs w:val="18"/>
-                        </w:rPr>
-                        <w:t>{{ direccion }}</w:t>
+                      <w:proofErr w:type="gramStart"/>
+                      <w:r>
+                        <w:rPr>
+                          <w:rFonts w:ascii="Arial" w:hAnsi="Arial" w:cs="Arial"/>
+                          <w:sz w:val="18"/>
+                          <w:szCs w:val="18"/>
+                        </w:rPr>
+                        <w:t xml:space="preserve">{{ </w:t>
+                      </w:r>
+                      <w:proofErr w:type="spellStart"/>
+                      <w:r>
+                        <w:rPr>
+                          <w:rFonts w:ascii="Arial" w:hAnsi="Arial" w:cs="Arial"/>
+                          <w:sz w:val="18"/>
+                          <w:szCs w:val="18"/>
+                        </w:rPr>
+                        <w:t>direccion</w:t>
+                      </w:r>
+                      <w:proofErr w:type="spellEnd"/>
+                      <w:proofErr w:type="gramEnd"/>
+                      <w:r>
+                        <w:rPr>
+                          <w:rFonts w:ascii="Arial" w:hAnsi="Arial" w:cs="Arial"/>
+                          <w:sz w:val="18"/>
+                          <w:szCs w:val="18"/>
+                        </w:rPr>
+                        <w:t xml:space="preserve"> }}</w:t>
                       </w:r>
                     </w:p>
                   </w:txbxContent>
@@ -777,13 +1432,23 @@
                                 <w:szCs w:val="18"/>
                               </w:rPr>
                             </w:pPr>
-                            <w:r>
-                              <w:rPr>
-                                <w:rFonts w:ascii="Arial" w:hAnsi="Arial" w:cs="Arial"/>
-                                <w:sz w:val="18"/>
-                                <w:szCs w:val="18"/>
-                              </w:rPr>
-                              <w:t>{{ municipio }}</w:t>
+                            <w:proofErr w:type="gramStart"/>
+                            <w:r>
+                              <w:rPr>
+                                <w:rFonts w:ascii="Arial" w:hAnsi="Arial" w:cs="Arial"/>
+                                <w:sz w:val="18"/>
+                                <w:szCs w:val="18"/>
+                              </w:rPr>
+                              <w:t>{{ municipio</w:t>
+                            </w:r>
+                            <w:proofErr w:type="gramEnd"/>
+                            <w:r>
+                              <w:rPr>
+                                <w:rFonts w:ascii="Arial" w:hAnsi="Arial" w:cs="Arial"/>
+                                <w:sz w:val="18"/>
+                                <w:szCs w:val="18"/>
+                              </w:rPr>
+                              <w:t xml:space="preserve"> }}</w:t>
                             </w:r>
                           </w:p>
                         </w:txbxContent>
@@ -808,7 +1473,7 @@
           </mc:Choice>
           <mc:Fallback>
             <w:pict>
-              <v:shape w14:anchorId="141B4E31" id="_x0000_s1031" type="#_x0000_t202" style="position:absolute;margin-left:-9.65pt;margin-top:395.75pt;width:80.5pt;height:17.55pt;z-index:251676672;visibility:visible;mso-wrap-style:square;mso-width-percent:0;mso-height-percent:0;mso-wrap-distance-left:9pt;mso-wrap-distance-top:0;mso-wrap-distance-right:9pt;mso-wrap-distance-bottom:0;mso-position-horizontal:absolute;mso-position-horizontal-relative:text;mso-position-vertical:absolute;mso-position-vertical-relative:text;mso-width-percent:0;mso-height-percent:0;mso-width-relative:margin;mso-height-relative:margin;v-text-anchor:top" o:gfxdata="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" filled="f" stroked="f">
+              <v:shape w14:anchorId="141B4E31" id="_x0000_s1032" type="#_x0000_t202" style="position:absolute;margin-left:-9.65pt;margin-top:395.75pt;width:80.5pt;height:17.55pt;z-index:251676672;visibility:visible;mso-wrap-style:square;mso-width-percent:0;mso-height-percent:0;mso-wrap-distance-left:9pt;mso-wrap-distance-top:0;mso-wrap-distance-right:9pt;mso-wrap-distance-bottom:0;mso-position-horizontal:absolute;mso-position-horizontal-relative:text;mso-position-vertical:absolute;mso-position-vertical-relative:text;mso-width-percent:0;mso-height-percent:0;mso-width-relative:margin;mso-height-relative:margin;v-text-anchor:top" o:gfxdata="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" filled="f" stroked="f">
                 <v:textbox>
                   <w:txbxContent>
                     <w:p>
@@ -820,13 +1485,23 @@
                           <w:szCs w:val="18"/>
                         </w:rPr>
                       </w:pPr>
-                      <w:r>
-                        <w:rPr>
-                          <w:rFonts w:ascii="Arial" w:hAnsi="Arial" w:cs="Arial"/>
-                          <w:sz w:val="18"/>
-                          <w:szCs w:val="18"/>
-                        </w:rPr>
-                        <w:t>{{ municipio }}</w:t>
+                      <w:proofErr w:type="gramStart"/>
+                      <w:r>
+                        <w:rPr>
+                          <w:rFonts w:ascii="Arial" w:hAnsi="Arial" w:cs="Arial"/>
+                          <w:sz w:val="18"/>
+                          <w:szCs w:val="18"/>
+                        </w:rPr>
+                        <w:t>{{ municipio</w:t>
+                      </w:r>
+                      <w:proofErr w:type="gramEnd"/>
+                      <w:r>
+                        <w:rPr>
+                          <w:rFonts w:ascii="Arial" w:hAnsi="Arial" w:cs="Arial"/>
+                          <w:sz w:val="18"/>
+                          <w:szCs w:val="18"/>
+                        </w:rPr>
+                        <w:t xml:space="preserve"> }}</w:t>
                       </w:r>
                     </w:p>
                   </w:txbxContent>
@@ -899,13 +1574,23 @@
                                 <w:szCs w:val="18"/>
                               </w:rPr>
                             </w:pPr>
-                            <w:r>
-                              <w:rPr>
-                                <w:rFonts w:ascii="Arial" w:hAnsi="Arial" w:cs="Arial"/>
-                                <w:sz w:val="18"/>
-                                <w:szCs w:val="18"/>
-                              </w:rPr>
-                              <w:t>{{ departamento }}</w:t>
+                            <w:proofErr w:type="gramStart"/>
+                            <w:r>
+                              <w:rPr>
+                                <w:rFonts w:ascii="Arial" w:hAnsi="Arial" w:cs="Arial"/>
+                                <w:sz w:val="18"/>
+                                <w:szCs w:val="18"/>
+                              </w:rPr>
+                              <w:t>{{ departamento</w:t>
+                            </w:r>
+                            <w:proofErr w:type="gramEnd"/>
+                            <w:r>
+                              <w:rPr>
+                                <w:rFonts w:ascii="Arial" w:hAnsi="Arial" w:cs="Arial"/>
+                                <w:sz w:val="18"/>
+                                <w:szCs w:val="18"/>
+                              </w:rPr>
+                              <w:t xml:space="preserve"> }}</w:t>
                             </w:r>
                           </w:p>
                         </w:txbxContent>
@@ -930,7 +1615,7 @@
           </mc:Choice>
           <mc:Fallback>
             <w:pict>
-              <v:shape w14:anchorId="722F9DC7" id="_x0000_s1032" type="#_x0000_t202" style="position:absolute;margin-left:8.5pt;margin-top:380.45pt;width:112.8pt;height:17.55pt;z-index:251670528;visibility:visible;mso-wrap-style:square;mso-width-percent:0;mso-height-percent:0;mso-wrap-distance-left:9pt;mso-wrap-distance-top:0;mso-wrap-distance-right:9pt;mso-wrap-distance-bottom:0;mso-position-horizontal:absolute;mso-position-horizontal-relative:text;mso-position-vertical:absolute;mso-position-vertical-relative:text;mso-width-percent:0;mso-height-percent:0;mso-width-relative:margin;mso-height-relative:margin;v-text-anchor:top" o:gfxdata="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" filled="f" stroked="f">
+              <v:shape w14:anchorId="722F9DC7" id="_x0000_s1033" type="#_x0000_t202" style="position:absolute;margin-left:8.5pt;margin-top:380.45pt;width:112.8pt;height:17.55pt;z-index:251670528;visibility:visible;mso-wrap-style:square;mso-width-percent:0;mso-height-percent:0;mso-wrap-distance-left:9pt;mso-wrap-distance-top:0;mso-wrap-distance-right:9pt;mso-wrap-distance-bottom:0;mso-position-horizontal:absolute;mso-position-horizontal-relative:text;mso-position-vertical:absolute;mso-position-vertical-relative:text;mso-width-percent:0;mso-height-percent:0;mso-width-relative:margin;mso-height-relative:margin;v-text-anchor:top" o:gfxdata="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" filled="f" stroked="f">
                 <v:textbox>
                   <w:txbxContent>
                     <w:p>
@@ -942,13 +1627,23 @@
                           <w:szCs w:val="18"/>
                         </w:rPr>
                       </w:pPr>
-                      <w:r>
-                        <w:rPr>
-                          <w:rFonts w:ascii="Arial" w:hAnsi="Arial" w:cs="Arial"/>
-                          <w:sz w:val="18"/>
-                          <w:szCs w:val="18"/>
-                        </w:rPr>
-                        <w:t>{{ departamento }}</w:t>
+                      <w:proofErr w:type="gramStart"/>
+                      <w:r>
+                        <w:rPr>
+                          <w:rFonts w:ascii="Arial" w:hAnsi="Arial" w:cs="Arial"/>
+                          <w:sz w:val="18"/>
+                          <w:szCs w:val="18"/>
+                        </w:rPr>
+                        <w:t>{{ departamento</w:t>
+                      </w:r>
+                      <w:proofErr w:type="gramEnd"/>
+                      <w:r>
+                        <w:rPr>
+                          <w:rFonts w:ascii="Arial" w:hAnsi="Arial" w:cs="Arial"/>
+                          <w:sz w:val="18"/>
+                          <w:szCs w:val="18"/>
+                        </w:rPr>
+                        <w:t xml:space="preserve"> }}</w:t>
                       </w:r>
                     </w:p>
                   </w:txbxContent>
@@ -1021,13 +1716,41 @@
                                 <w:szCs w:val="18"/>
                               </w:rPr>
                             </w:pPr>
-                            <w:r>
-                              <w:rPr>
-                                <w:rFonts w:ascii="Arial" w:hAnsi="Arial" w:cs="Arial"/>
-                                <w:sz w:val="18"/>
-                                <w:szCs w:val="18"/>
-                              </w:rPr>
-                              <w:t>{{ telefono_contacto1 }}</w:t>
+                            <w:proofErr w:type="gramStart"/>
+                            <w:r>
+                              <w:rPr>
+                                <w:rFonts w:ascii="Arial" w:hAnsi="Arial" w:cs="Arial"/>
+                                <w:sz w:val="18"/>
+                                <w:szCs w:val="18"/>
+                              </w:rPr>
+                              <w:t>{{ telefono</w:t>
+                            </w:r>
+                            <w:proofErr w:type="gramEnd"/>
+                            <w:r>
+                              <w:rPr>
+                                <w:rFonts w:ascii="Arial" w:hAnsi="Arial" w:cs="Arial"/>
+                                <w:sz w:val="18"/>
+                                <w:szCs w:val="18"/>
+                              </w:rPr>
+                              <w:t>_contacto</w:t>
+                            </w:r>
+                            <w:proofErr w:type="gramStart"/>
+                            <w:r>
+                              <w:rPr>
+                                <w:rFonts w:ascii="Arial" w:hAnsi="Arial" w:cs="Arial"/>
+                                <w:sz w:val="18"/>
+                                <w:szCs w:val="18"/>
+                              </w:rPr>
+                              <w:t>1 }</w:t>
+                            </w:r>
+                            <w:proofErr w:type="gramEnd"/>
+                            <w:r>
+                              <w:rPr>
+                                <w:rFonts w:ascii="Arial" w:hAnsi="Arial" w:cs="Arial"/>
+                                <w:sz w:val="18"/>
+                                <w:szCs w:val="18"/>
+                              </w:rPr>
+                              <w:t>}</w:t>
                             </w:r>
                             <w:r>
                               <w:rPr>
@@ -1037,13 +1760,41 @@
                               </w:rPr>
                               <w:t xml:space="preserve"> - </w:t>
                             </w:r>
-                            <w:r>
-                              <w:rPr>
-                                <w:rFonts w:ascii="Arial" w:hAnsi="Arial" w:cs="Arial"/>
-                                <w:sz w:val="18"/>
-                                <w:szCs w:val="18"/>
-                              </w:rPr>
-                              <w:t>{{ telefono_contacto2 }}</w:t>
+                            <w:proofErr w:type="gramStart"/>
+                            <w:r>
+                              <w:rPr>
+                                <w:rFonts w:ascii="Arial" w:hAnsi="Arial" w:cs="Arial"/>
+                                <w:sz w:val="18"/>
+                                <w:szCs w:val="18"/>
+                              </w:rPr>
+                              <w:t>{{ telefono</w:t>
+                            </w:r>
+                            <w:proofErr w:type="gramEnd"/>
+                            <w:r>
+                              <w:rPr>
+                                <w:rFonts w:ascii="Arial" w:hAnsi="Arial" w:cs="Arial"/>
+                                <w:sz w:val="18"/>
+                                <w:szCs w:val="18"/>
+                              </w:rPr>
+                              <w:t>_contacto</w:t>
+                            </w:r>
+                            <w:proofErr w:type="gramStart"/>
+                            <w:r>
+                              <w:rPr>
+                                <w:rFonts w:ascii="Arial" w:hAnsi="Arial" w:cs="Arial"/>
+                                <w:sz w:val="18"/>
+                                <w:szCs w:val="18"/>
+                              </w:rPr>
+                              <w:t>2 }</w:t>
+                            </w:r>
+                            <w:proofErr w:type="gramEnd"/>
+                            <w:r>
+                              <w:rPr>
+                                <w:rFonts w:ascii="Arial" w:hAnsi="Arial" w:cs="Arial"/>
+                                <w:sz w:val="18"/>
+                                <w:szCs w:val="18"/>
+                              </w:rPr>
+                              <w:t>}</w:t>
                             </w:r>
                           </w:p>
                         </w:txbxContent>
@@ -1068,7 +1819,7 @@
           </mc:Choice>
           <mc:Fallback>
             <w:pict>
-              <v:shape w14:anchorId="7F47FE4B" id="_x0000_s1033" type="#_x0000_t202" style="position:absolute;margin-left:30.35pt;margin-top:353pt;width:162.1pt;height:17.5pt;z-index:251666432;visibility:visible;mso-wrap-style:square;mso-width-percent:0;mso-height-percent:0;mso-wrap-distance-left:9pt;mso-wrap-distance-top:0;mso-wrap-distance-right:9pt;mso-wrap-distance-bottom:0;mso-position-horizontal:absolute;mso-position-horizontal-relative:text;mso-position-vertical:absolute;mso-position-vertical-relative:text;mso-width-percent:0;mso-height-percent:0;mso-width-relative:margin;mso-height-relative:margin;v-text-anchor:top" o:gfxdata="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" filled="f" stroked="f">
+              <v:shape w14:anchorId="7F47FE4B" id="_x0000_s1034" type="#_x0000_t202" style="position:absolute;margin-left:30.35pt;margin-top:353pt;width:162.1pt;height:17.5pt;z-index:251666432;visibility:visible;mso-wrap-style:square;mso-width-percent:0;mso-height-percent:0;mso-wrap-distance-left:9pt;mso-wrap-distance-top:0;mso-wrap-distance-right:9pt;mso-wrap-distance-bottom:0;mso-position-horizontal:absolute;mso-position-horizontal-relative:text;mso-position-vertical:absolute;mso-position-vertical-relative:text;mso-width-percent:0;mso-height-percent:0;mso-width-relative:margin;mso-height-relative:margin;v-text-anchor:top" o:gfxdata="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" filled="f" stroked="f">
                 <v:textbox>
                   <w:txbxContent>
                     <w:p>
@@ -1080,13 +1831,41 @@
                           <w:szCs w:val="18"/>
                         </w:rPr>
                       </w:pPr>
-                      <w:r>
-                        <w:rPr>
-                          <w:rFonts w:ascii="Arial" w:hAnsi="Arial" w:cs="Arial"/>
-                          <w:sz w:val="18"/>
-                          <w:szCs w:val="18"/>
-                        </w:rPr>
-                        <w:t>{{ telefono_contacto1 }}</w:t>
+                      <w:proofErr w:type="gramStart"/>
+                      <w:r>
+                        <w:rPr>
+                          <w:rFonts w:ascii="Arial" w:hAnsi="Arial" w:cs="Arial"/>
+                          <w:sz w:val="18"/>
+                          <w:szCs w:val="18"/>
+                        </w:rPr>
+                        <w:t>{{ telefono</w:t>
+                      </w:r>
+                      <w:proofErr w:type="gramEnd"/>
+                      <w:r>
+                        <w:rPr>
+                          <w:rFonts w:ascii="Arial" w:hAnsi="Arial" w:cs="Arial"/>
+                          <w:sz w:val="18"/>
+                          <w:szCs w:val="18"/>
+                        </w:rPr>
+                        <w:t>_contacto</w:t>
+                      </w:r>
+                      <w:proofErr w:type="gramStart"/>
+                      <w:r>
+                        <w:rPr>
+                          <w:rFonts w:ascii="Arial" w:hAnsi="Arial" w:cs="Arial"/>
+                          <w:sz w:val="18"/>
+                          <w:szCs w:val="18"/>
+                        </w:rPr>
+                        <w:t>1 }</w:t>
+                      </w:r>
+                      <w:proofErr w:type="gramEnd"/>
+                      <w:r>
+                        <w:rPr>
+                          <w:rFonts w:ascii="Arial" w:hAnsi="Arial" w:cs="Arial"/>
+                          <w:sz w:val="18"/>
+                          <w:szCs w:val="18"/>
+                        </w:rPr>
+                        <w:t>}</w:t>
                       </w:r>
                       <w:r>
                         <w:rPr>
@@ -1096,13 +1875,41 @@
                         </w:rPr>
                         <w:t xml:space="preserve"> - </w:t>
                       </w:r>
-                      <w:r>
-                        <w:rPr>
-                          <w:rFonts w:ascii="Arial" w:hAnsi="Arial" w:cs="Arial"/>
-                          <w:sz w:val="18"/>
-                          <w:szCs w:val="18"/>
-                        </w:rPr>
-                        <w:t>{{ telefono_contacto2 }}</w:t>
+                      <w:proofErr w:type="gramStart"/>
+                      <w:r>
+                        <w:rPr>
+                          <w:rFonts w:ascii="Arial" w:hAnsi="Arial" w:cs="Arial"/>
+                          <w:sz w:val="18"/>
+                          <w:szCs w:val="18"/>
+                        </w:rPr>
+                        <w:t>{{ telefono</w:t>
+                      </w:r>
+                      <w:proofErr w:type="gramEnd"/>
+                      <w:r>
+                        <w:rPr>
+                          <w:rFonts w:ascii="Arial" w:hAnsi="Arial" w:cs="Arial"/>
+                          <w:sz w:val="18"/>
+                          <w:szCs w:val="18"/>
+                        </w:rPr>
+                        <w:t>_contacto</w:t>
+                      </w:r>
+                      <w:proofErr w:type="gramStart"/>
+                      <w:r>
+                        <w:rPr>
+                          <w:rFonts w:ascii="Arial" w:hAnsi="Arial" w:cs="Arial"/>
+                          <w:sz w:val="18"/>
+                          <w:szCs w:val="18"/>
+                        </w:rPr>
+                        <w:t>2 }</w:t>
+                      </w:r>
+                      <w:proofErr w:type="gramEnd"/>
+                      <w:r>
+                        <w:rPr>
+                          <w:rFonts w:ascii="Arial" w:hAnsi="Arial" w:cs="Arial"/>
+                          <w:sz w:val="18"/>
+                          <w:szCs w:val="18"/>
+                        </w:rPr>
+                        <w:t>}</w:t>
                       </w:r>
                     </w:p>
                   </w:txbxContent>
@@ -1174,13 +1981,59 @@
                                 <w:szCs w:val="18"/>
                               </w:rPr>
                             </w:pPr>
-                            <w:r>
-                              <w:rPr>
-                                <w:rFonts w:ascii="Arial" w:hAnsi="Arial" w:cs="Arial"/>
-                                <w:sz w:val="18"/>
-                                <w:szCs w:val="18"/>
-                              </w:rPr>
-                              <w:t>{{ numero_documento }}</w:t>
+                            <w:proofErr w:type="gramStart"/>
+                            <w:r>
+                              <w:rPr>
+                                <w:rFonts w:ascii="Arial" w:hAnsi="Arial" w:cs="Arial"/>
+                                <w:sz w:val="18"/>
+                                <w:szCs w:val="18"/>
+                              </w:rPr>
+                              <w:t xml:space="preserve">{{ </w:t>
+                            </w:r>
+                            <w:proofErr w:type="spellStart"/>
+                            <w:r>
+                              <w:rPr>
+                                <w:rFonts w:ascii="Arial" w:hAnsi="Arial" w:cs="Arial"/>
+                                <w:sz w:val="18"/>
+                                <w:szCs w:val="18"/>
+                              </w:rPr>
+                              <w:t>numero</w:t>
+                            </w:r>
+                            <w:proofErr w:type="gramEnd"/>
+                            <w:r>
+                              <w:rPr>
+                                <w:rFonts w:ascii="Arial" w:hAnsi="Arial" w:cs="Arial"/>
+                                <w:sz w:val="18"/>
+                                <w:szCs w:val="18"/>
+                              </w:rPr>
+                              <w:t>_</w:t>
+                            </w:r>
+                            <w:proofErr w:type="gramStart"/>
+                            <w:r>
+                              <w:rPr>
+                                <w:rFonts w:ascii="Arial" w:hAnsi="Arial" w:cs="Arial"/>
+                                <w:sz w:val="18"/>
+                                <w:szCs w:val="18"/>
+                              </w:rPr>
+                              <w:t>documento</w:t>
+                            </w:r>
+                            <w:proofErr w:type="spellEnd"/>
+                            <w:r>
+                              <w:rPr>
+                                <w:rFonts w:ascii="Arial" w:hAnsi="Arial" w:cs="Arial"/>
+                                <w:sz w:val="18"/>
+                                <w:szCs w:val="18"/>
+                              </w:rPr>
+                              <w:t xml:space="preserve"> }</w:t>
+                            </w:r>
+                            <w:proofErr w:type="gramEnd"/>
+                            <w:r>
+                              <w:rPr>
+                                <w:rFonts w:ascii="Arial" w:hAnsi="Arial" w:cs="Arial"/>
+                                <w:sz w:val="18"/>
+                                <w:szCs w:val="18"/>
+                              </w:rPr>
+                              <w:t>}</w:t>
                             </w:r>
                           </w:p>
                         </w:txbxContent>
@@ -1205,7 +2058,7 @@
           </mc:Choice>
           <mc:Fallback>
             <w:pict>
-              <v:shape w14:anchorId="3B12B22A" id="_x0000_s1034" type="#_x0000_t202" style="position:absolute;margin-left:11.6pt;margin-top:326.9pt;width:130.7pt;height:17.5pt;z-index:251662336;visibility:visible;mso-wrap-style:square;mso-width-percent:0;mso-height-percent:0;mso-wrap-distance-left:9pt;mso-wrap-distance-top:0;mso-wrap-distance-right:9pt;mso-wrap-distance-bottom:0;mso-position-horizontal:absolute;mso-position-horizontal-relative:text;mso-position-vertical:absolute;mso-position-vertical-relative:text;mso-width-percent:0;mso-height-percent:0;mso-width-relative:margin;mso-height-relative:margin;v-text-anchor:top" o:gfxdata="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" filled="f" stroked="f">
+              <v:shape w14:anchorId="3B12B22A" id="_x0000_s1035" type="#_x0000_t202" style="position:absolute;margin-left:11.6pt;margin-top:326.9pt;width:130.7pt;height:17.5pt;z-index:251662336;visibility:visible;mso-wrap-style:square;mso-width-percent:0;mso-height-percent:0;mso-wrap-distance-left:9pt;mso-wrap-distance-top:0;mso-wrap-distance-right:9pt;mso-wrap-distance-bottom:0;mso-position-horizontal:absolute;mso-position-horizontal-relative:text;mso-position-vertical:absolute;mso-position-vertical-relative:text;mso-width-percent:0;mso-height-percent:0;mso-width-relative:margin;mso-height-relative:margin;v-text-anchor:top" o:gfxdata="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" filled="f" stroked="f">
                 <v:textbox>
                   <w:txbxContent>
                     <w:p>
@@ -1217,13 +2070,59 @@
                           <w:szCs w:val="18"/>
                         </w:rPr>
                       </w:pPr>
-                      <w:r>
-                        <w:rPr>
-                          <w:rFonts w:ascii="Arial" w:hAnsi="Arial" w:cs="Arial"/>
-                          <w:sz w:val="18"/>
-                          <w:szCs w:val="18"/>
-                        </w:rPr>
-                        <w:t>{{ numero_documento }}</w:t>
+                      <w:proofErr w:type="gramStart"/>
+                      <w:r>
+                        <w:rPr>
+                          <w:rFonts w:ascii="Arial" w:hAnsi="Arial" w:cs="Arial"/>
+                          <w:sz w:val="18"/>
+                          <w:szCs w:val="18"/>
+                        </w:rPr>
+                        <w:t xml:space="preserve">{{ </w:t>
+                      </w:r>
+                      <w:proofErr w:type="spellStart"/>
+                      <w:r>
+                        <w:rPr>
+                          <w:rFonts w:ascii="Arial" w:hAnsi="Arial" w:cs="Arial"/>
+                          <w:sz w:val="18"/>
+                          <w:szCs w:val="18"/>
+                        </w:rPr>
+                        <w:t>numero</w:t>
+                      </w:r>
+                      <w:proofErr w:type="gramEnd"/>
+                      <w:r>
+                        <w:rPr>
+                          <w:rFonts w:ascii="Arial" w:hAnsi="Arial" w:cs="Arial"/>
+                          <w:sz w:val="18"/>
+                          <w:szCs w:val="18"/>
+                        </w:rPr>
+                        <w:t>_</w:t>
+                      </w:r>
+                      <w:proofErr w:type="gramStart"/>
+                      <w:r>
+                        <w:rPr>
+                          <w:rFonts w:ascii="Arial" w:hAnsi="Arial" w:cs="Arial"/>
+                          <w:sz w:val="18"/>
+                          <w:szCs w:val="18"/>
+                        </w:rPr>
+                        <w:t>documento</w:t>
+                      </w:r>
+                      <w:proofErr w:type="spellEnd"/>
+                      <w:r>
+                        <w:rPr>
+                          <w:rFonts w:ascii="Arial" w:hAnsi="Arial" w:cs="Arial"/>
+                          <w:sz w:val="18"/>
+                          <w:szCs w:val="18"/>
+                        </w:rPr>
+                        <w:t xml:space="preserve"> }</w:t>
+                      </w:r>
+                      <w:proofErr w:type="gramEnd"/>
+                      <w:r>
+                        <w:rPr>
+                          <w:rFonts w:ascii="Arial" w:hAnsi="Arial" w:cs="Arial"/>
+                          <w:sz w:val="18"/>
+                          <w:szCs w:val="18"/>
+                        </w:rPr>
+                        <w:t>}</w:t>
                       </w:r>
                     </w:p>
                   </w:txbxContent>
@@ -1326,7 +2225,7 @@
           </mc:Choice>
           <mc:Fallback>
             <w:pict>
-              <v:shape w14:anchorId="040232A1" id="_x0000_s1035" type="#_x0000_t202" style="position:absolute;margin-left:82.15pt;margin-top:112pt;width:25.1pt;height:18.6pt;z-index:251693056;visibility:visible;mso-wrap-style:square;mso-width-percent:0;mso-height-percent:0;mso-wrap-distance-left:9pt;mso-wrap-distance-top:0;mso-wrap-distance-right:9pt;mso-wrap-distance-bottom:0;mso-position-horizontal:absolute;mso-position-horizontal-relative:text;mso-position-vertical:absolute;mso-position-vertical-relative:text;mso-width-percent:0;mso-height-percent:0;mso-width-relative:margin;mso-height-relative:margin;v-text-anchor:top" o:gfxdata="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" filled="f" stroked="f">
+              <v:shape w14:anchorId="040232A1" id="_x0000_s1036" type="#_x0000_t202" style="position:absolute;margin-left:82.15pt;margin-top:112pt;width:25.1pt;height:18.6pt;z-index:251693056;visibility:visible;mso-wrap-style:square;mso-width-percent:0;mso-height-percent:0;mso-wrap-distance-left:9pt;mso-wrap-distance-top:0;mso-wrap-distance-right:9pt;mso-wrap-distance-bottom:0;mso-position-horizontal:absolute;mso-position-horizontal-relative:text;mso-position-vertical:absolute;mso-position-vertical-relative:text;mso-width-percent:0;mso-height-percent:0;mso-width-relative:margin;mso-height-relative:margin;v-text-anchor:top" o:gfxdata="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" filled="f" stroked="f">
                 <v:textbox>
                   <w:txbxContent>
                     <w:p>
@@ -1424,13 +2323,23 @@
                               </w:rPr>
                               <w:t xml:space="preserve">$ </w:t>
                             </w:r>
-                            <w:r>
-                              <w:rPr>
-                                <w:rFonts w:ascii="Arial" w:hAnsi="Arial" w:cs="Arial"/>
-                                <w:sz w:val="18"/>
-                                <w:szCs w:val="18"/>
-                              </w:rPr>
-                              <w:t>{{ precio }}</w:t>
+                            <w:proofErr w:type="gramStart"/>
+                            <w:r>
+                              <w:rPr>
+                                <w:rFonts w:ascii="Arial" w:hAnsi="Arial" w:cs="Arial"/>
+                                <w:sz w:val="18"/>
+                                <w:szCs w:val="18"/>
+                              </w:rPr>
+                              <w:t>{{ precio</w:t>
+                            </w:r>
+                            <w:proofErr w:type="gramEnd"/>
+                            <w:r>
+                              <w:rPr>
+                                <w:rFonts w:ascii="Arial" w:hAnsi="Arial" w:cs="Arial"/>
+                                <w:sz w:val="18"/>
+                                <w:szCs w:val="18"/>
+                              </w:rPr>
+                              <w:t xml:space="preserve"> }}</w:t>
                             </w:r>
                           </w:p>
                         </w:txbxContent>
@@ -1455,7 +2364,7 @@
           </mc:Choice>
           <mc:Fallback>
             <w:pict>
-              <v:shape w14:anchorId="43F46F52" id="_x0000_s1036" type="#_x0000_t202" style="position:absolute;margin-left:124.35pt;margin-top:99.75pt;width:66.5pt;height:18.6pt;z-index:251691008;visibility:visible;mso-wrap-style:square;mso-width-percent:0;mso-height-percent:0;mso-wrap-distance-left:9pt;mso-wrap-distance-top:0;mso-wrap-distance-right:9pt;mso-wrap-distance-bottom:0;mso-position-horizontal:absolute;mso-position-horizontal-relative:text;mso-position-vertical:absolute;mso-position-vertical-relative:text;mso-width-percent:0;mso-height-percent:0;mso-width-relative:margin;mso-height-relative:margin;v-text-anchor:top" o:gfxdata="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" filled="f" stroked="f">
+              <v:shape w14:anchorId="43F46F52" id="_x0000_s1037" type="#_x0000_t202" style="position:absolute;margin-left:124.35pt;margin-top:99.75pt;width:66.5pt;height:18.6pt;z-index:251691008;visibility:visible;mso-wrap-style:square;mso-width-percent:0;mso-height-percent:0;mso-wrap-distance-left:9pt;mso-wrap-distance-top:0;mso-wrap-distance-right:9pt;mso-wrap-distance-bottom:0;mso-position-horizontal:absolute;mso-position-horizontal-relative:text;mso-position-vertical:absolute;mso-position-vertical-relative:text;mso-width-percent:0;mso-height-percent:0;mso-width-relative:margin;mso-height-relative:margin;v-text-anchor:top" o:gfxdata="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" filled="f" stroked="f">
                 <v:textbox>
                   <w:txbxContent>
                     <w:p>
@@ -1475,13 +2384,23 @@
                         </w:rPr>
                         <w:t xml:space="preserve">$ </w:t>
                       </w:r>
-                      <w:r>
-                        <w:rPr>
-                          <w:rFonts w:ascii="Arial" w:hAnsi="Arial" w:cs="Arial"/>
-                          <w:sz w:val="18"/>
-                          <w:szCs w:val="18"/>
-                        </w:rPr>
-                        <w:t>{{ precio }}</w:t>
+                      <w:proofErr w:type="gramStart"/>
+                      <w:r>
+                        <w:rPr>
+                          <w:rFonts w:ascii="Arial" w:hAnsi="Arial" w:cs="Arial"/>
+                          <w:sz w:val="18"/>
+                          <w:szCs w:val="18"/>
+                        </w:rPr>
+                        <w:t>{{ precio</w:t>
+                      </w:r>
+                      <w:proofErr w:type="gramEnd"/>
+                      <w:r>
+                        <w:rPr>
+                          <w:rFonts w:ascii="Arial" w:hAnsi="Arial" w:cs="Arial"/>
+                          <w:sz w:val="18"/>
+                          <w:szCs w:val="18"/>
+                        </w:rPr>
+                        <w:t xml:space="preserve"> }}</w:t>
                       </w:r>
                     </w:p>
                   </w:txbxContent>
@@ -1561,13 +2480,23 @@
                               </w:rPr>
                               <w:t xml:space="preserve">$ </w:t>
                             </w:r>
-                            <w:r>
-                              <w:rPr>
-                                <w:rFonts w:ascii="Arial" w:hAnsi="Arial" w:cs="Arial"/>
-                                <w:sz w:val="18"/>
-                                <w:szCs w:val="18"/>
-                              </w:rPr>
-                              <w:t>{{ precio }}</w:t>
+                            <w:proofErr w:type="gramStart"/>
+                            <w:r>
+                              <w:rPr>
+                                <w:rFonts w:ascii="Arial" w:hAnsi="Arial" w:cs="Arial"/>
+                                <w:sz w:val="18"/>
+                                <w:szCs w:val="18"/>
+                              </w:rPr>
+                              <w:t>{{ precio</w:t>
+                            </w:r>
+                            <w:proofErr w:type="gramEnd"/>
+                            <w:r>
+                              <w:rPr>
+                                <w:rFonts w:ascii="Arial" w:hAnsi="Arial" w:cs="Arial"/>
+                                <w:sz w:val="18"/>
+                                <w:szCs w:val="18"/>
+                              </w:rPr>
+                              <w:t xml:space="preserve"> }}</w:t>
                             </w:r>
                           </w:p>
                           <w:p>
@@ -1602,7 +2531,7 @@
           </mc:Choice>
           <mc:Fallback>
             <w:pict>
-              <v:shape w14:anchorId="4AE83ECE" id="_x0000_s1037" type="#_x0000_t202" style="position:absolute;margin-left:106.05pt;margin-top:627.65pt;width:66.5pt;height:18.6pt;z-index:251688960;visibility:visible;mso-wrap-style:square;mso-width-percent:0;mso-height-percent:0;mso-wrap-distance-left:9pt;mso-wrap-distance-top:0;mso-wrap-distance-right:9pt;mso-wrap-distance-bottom:0;mso-position-horizontal:absolute;mso-position-horizontal-relative:text;mso-position-vertical:absolute;mso-position-vertical-relative:text;mso-width-percent:0;mso-height-percent:0;mso-width-relative:margin;mso-height-relative:margin;v-text-anchor:top" o:gfxdata="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" filled="f" stroked="f">
+              <v:shape w14:anchorId="4AE83ECE" id="_x0000_s1038" type="#_x0000_t202" style="position:absolute;margin-left:106.05pt;margin-top:627.65pt;width:66.5pt;height:18.6pt;z-index:251688960;visibility:visible;mso-wrap-style:square;mso-width-percent:0;mso-height-percent:0;mso-wrap-distance-left:9pt;mso-wrap-distance-top:0;mso-wrap-distance-right:9pt;mso-wrap-distance-bottom:0;mso-position-horizontal:absolute;mso-position-horizontal-relative:text;mso-position-vertical:absolute;mso-position-vertical-relative:text;mso-width-percent:0;mso-height-percent:0;mso-width-relative:margin;mso-height-relative:margin;v-text-anchor:top" o:gfxdata="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" filled="f" stroked="f">
                 <v:textbox>
                   <w:txbxContent>
                     <w:p>
@@ -1622,13 +2551,23 @@
                         </w:rPr>
                         <w:t xml:space="preserve">$ </w:t>
                       </w:r>
-                      <w:r>
-                        <w:rPr>
-                          <w:rFonts w:ascii="Arial" w:hAnsi="Arial" w:cs="Arial"/>
-                          <w:sz w:val="18"/>
-                          <w:szCs w:val="18"/>
-                        </w:rPr>
-                        <w:t>{{ precio }}</w:t>
+                      <w:proofErr w:type="gramStart"/>
+                      <w:r>
+                        <w:rPr>
+                          <w:rFonts w:ascii="Arial" w:hAnsi="Arial" w:cs="Arial"/>
+                          <w:sz w:val="18"/>
+                          <w:szCs w:val="18"/>
+                        </w:rPr>
+                        <w:t>{{ precio</w:t>
+                      </w:r>
+                      <w:proofErr w:type="gramEnd"/>
+                      <w:r>
+                        <w:rPr>
+                          <w:rFonts w:ascii="Arial" w:hAnsi="Arial" w:cs="Arial"/>
+                          <w:sz w:val="18"/>
+                          <w:szCs w:val="18"/>
+                        </w:rPr>
+                        <w:t xml:space="preserve"> }}</w:t>
                       </w:r>
                     </w:p>
                     <w:p>
@@ -1710,13 +2649,23 @@
                                 <w:szCs w:val="18"/>
                               </w:rPr>
                             </w:pPr>
-                            <w:r>
-                              <w:rPr>
-                                <w:rFonts w:ascii="Arial" w:hAnsi="Arial" w:cs="Arial"/>
-                                <w:sz w:val="18"/>
-                                <w:szCs w:val="18"/>
-                              </w:rPr>
-                              <w:t>{{ precio }}</w:t>
+                            <w:proofErr w:type="gramStart"/>
+                            <w:r>
+                              <w:rPr>
+                                <w:rFonts w:ascii="Arial" w:hAnsi="Arial" w:cs="Arial"/>
+                                <w:sz w:val="18"/>
+                                <w:szCs w:val="18"/>
+                              </w:rPr>
+                              <w:t>{{ precio</w:t>
+                            </w:r>
+                            <w:proofErr w:type="gramEnd"/>
+                            <w:r>
+                              <w:rPr>
+                                <w:rFonts w:ascii="Arial" w:hAnsi="Arial" w:cs="Arial"/>
+                                <w:sz w:val="18"/>
+                                <w:szCs w:val="18"/>
+                              </w:rPr>
+                              <w:t xml:space="preserve"> }}</w:t>
                             </w:r>
                           </w:p>
                           <w:p>
@@ -1751,7 +2700,7 @@
           </mc:Choice>
           <mc:Fallback>
             <w:pict>
-              <v:shape w14:anchorId="50952EB0" id="_x0000_s1038" type="#_x0000_t202" style="position:absolute;margin-left:38.55pt;margin-top:596.3pt;width:66.5pt;height:18.6pt;z-index:251686912;visibility:visible;mso-wrap-style:square;mso-width-percent:0;mso-height-percent:0;mso-wrap-distance-left:9pt;mso-wrap-distance-top:0;mso-wrap-distance-right:9pt;mso-wrap-distance-bottom:0;mso-position-horizontal:absolute;mso-position-horizontal-relative:text;mso-position-vertical:absolute;mso-position-vertical-relative:text;mso-width-percent:0;mso-height-percent:0;mso-width-relative:margin;mso-height-relative:margin;v-text-anchor:top" o:gfxdata="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" filled="f" stroked="f">
+              <v:shape w14:anchorId="50952EB0" id="_x0000_s1039" type="#_x0000_t202" style="position:absolute;margin-left:38.55pt;margin-top:596.3pt;width:66.5pt;height:18.6pt;z-index:251686912;visibility:visible;mso-wrap-style:square;mso-width-percent:0;mso-height-percent:0;mso-wrap-distance-left:9pt;mso-wrap-distance-top:0;mso-wrap-distance-right:9pt;mso-wrap-distance-bottom:0;mso-position-horizontal:absolute;mso-position-horizontal-relative:text;mso-position-vertical:absolute;mso-position-vertical-relative:text;mso-width-percent:0;mso-height-percent:0;mso-width-relative:margin;mso-height-relative:margin;v-text-anchor:top" o:gfxdata="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" filled="f" stroked="f">
                 <v:textbox>
                   <w:txbxContent>
                     <w:p>
@@ -1763,13 +2712,23 @@
                           <w:szCs w:val="18"/>
                         </w:rPr>
                       </w:pPr>
-                      <w:r>
-                        <w:rPr>
-                          <w:rFonts w:ascii="Arial" w:hAnsi="Arial" w:cs="Arial"/>
-                          <w:sz w:val="18"/>
-                          <w:szCs w:val="18"/>
-                        </w:rPr>
-                        <w:t>{{ precio }}</w:t>
+                      <w:proofErr w:type="gramStart"/>
+                      <w:r>
+                        <w:rPr>
+                          <w:rFonts w:ascii="Arial" w:hAnsi="Arial" w:cs="Arial"/>
+                          <w:sz w:val="18"/>
+                          <w:szCs w:val="18"/>
+                        </w:rPr>
+                        <w:t>{{ precio</w:t>
+                      </w:r>
+                      <w:proofErr w:type="gramEnd"/>
+                      <w:r>
+                        <w:rPr>
+                          <w:rFonts w:ascii="Arial" w:hAnsi="Arial" w:cs="Arial"/>
+                          <w:sz w:val="18"/>
+                          <w:szCs w:val="18"/>
+                        </w:rPr>
+                        <w:t xml:space="preserve"> }}</w:t>
                       </w:r>
                     </w:p>
                     <w:p>
@@ -1882,7 +2841,7 @@
           </mc:Choice>
           <mc:Fallback>
             <w:pict>
-              <v:shape w14:anchorId="1F1D77DA" id="_x0000_s1039" type="#_x0000_t202" style="position:absolute;margin-left:175.3pt;margin-top:596.65pt;width:17.2pt;height:18.6pt;z-index:251684864;visibility:visible;mso-wrap-style:square;mso-width-percent:0;mso-height-percent:0;mso-wrap-distance-left:9pt;mso-wrap-distance-top:0;mso-wrap-distance-right:9pt;mso-wrap-distance-bottom:0;mso-position-horizontal:absolute;mso-position-horizontal-relative:text;mso-position-vertical:absolute;mso-position-vertical-relative:text;mso-width-percent:0;mso-height-percent:0;mso-width-relative:margin;mso-height-relative:margin;v-text-anchor:top" o:gfxdata="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" filled="f" stroked="f">
+              <v:shape w14:anchorId="1F1D77DA" id="_x0000_s1040" type="#_x0000_t202" style="position:absolute;margin-left:175.3pt;margin-top:596.65pt;width:17.2pt;height:18.6pt;z-index:251684864;visibility:visible;mso-wrap-style:square;mso-width-percent:0;mso-height-percent:0;mso-wrap-distance-left:9pt;mso-wrap-distance-top:0;mso-wrap-distance-right:9pt;mso-wrap-distance-bottom:0;mso-position-horizontal:absolute;mso-position-horizontal-relative:text;mso-position-vertical:absolute;mso-position-vertical-relative:text;mso-width-percent:0;mso-height-percent:0;mso-width-relative:margin;mso-height-relative:margin;v-text-anchor:top" o:gfxdata="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" filled="f" stroked="f">
                 <v:textbox>
                   <w:txbxContent>
                     <w:p>
@@ -1995,7 +2954,7 @@
           </mc:Choice>
           <mc:Fallback>
             <w:pict>
-              <v:shape w14:anchorId="323632F7" id="_x0000_s1040" type="#_x0000_t202" style="position:absolute;margin-left:131.55pt;margin-top:595.6pt;width:17.2pt;height:18.6pt;z-index:251682816;visibility:visible;mso-wrap-style:square;mso-width-percent:0;mso-height-percent:0;mso-wrap-distance-left:9pt;mso-wrap-distance-top:0;mso-wrap-distance-right:9pt;mso-wrap-distance-bottom:0;mso-position-horizontal:absolute;mso-position-horizontal-relative:text;mso-position-vertical:absolute;mso-position-vertical-relative:text;mso-width-percent:0;mso-height-percent:0;mso-width-relative:margin;mso-height-relative:margin;v-text-anchor:top" o:gfxdata="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" filled="f" stroked="f">
+              <v:shape w14:anchorId="323632F7" id="_x0000_s1041" type="#_x0000_t202" style="position:absolute;margin-left:131.55pt;margin-top:595.6pt;width:17.2pt;height:18.6pt;z-index:251682816;visibility:visible;mso-wrap-style:square;mso-width-percent:0;mso-height-percent:0;mso-wrap-distance-left:9pt;mso-wrap-distance-top:0;mso-wrap-distance-right:9pt;mso-wrap-distance-bottom:0;mso-position-horizontal:absolute;mso-position-horizontal-relative:text;mso-position-vertical:absolute;mso-position-vertical-relative:text;mso-width-percent:0;mso-height-percent:0;mso-width-relative:margin;mso-height-relative:margin;v-text-anchor:top" o:gfxdata="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" filled="f" stroked="f">
                 <v:textbox>
                   <w:txbxContent>
                     <w:p>
@@ -2085,29 +3044,67 @@
                               </w:rPr>
                               <w:t xml:space="preserve">                               </w:t>
                             </w:r>
-                            <w:r>
-                              <w:rPr>
-                                <w:rFonts w:ascii="Arial" w:hAnsi="Arial" w:cs="Arial"/>
-                                <w:sz w:val="18"/>
-                                <w:szCs w:val="18"/>
-                              </w:rPr>
-                              <w:t>{{ plan }}</w:t>
-                            </w:r>
-                            <w:r>
-                              <w:rPr>
-                                <w:rFonts w:ascii="Arial" w:hAnsi="Arial" w:cs="Arial"/>
-                                <w:sz w:val="18"/>
-                                <w:szCs w:val="18"/>
-                              </w:rPr>
-                              <w:t xml:space="preserve">    </w:t>
-                            </w:r>
-                            <w:r>
-                              <w:rPr>
-                                <w:rFonts w:ascii="Arial" w:hAnsi="Arial" w:cs="Arial"/>
-                                <w:sz w:val="18"/>
-                                <w:szCs w:val="18"/>
-                              </w:rPr>
-                              <w:t>{{ observaciones }}</w:t>
+                            <w:proofErr w:type="gramStart"/>
+                            <w:r>
+                              <w:rPr>
+                                <w:rFonts w:ascii="Arial" w:hAnsi="Arial" w:cs="Arial"/>
+                                <w:sz w:val="18"/>
+                                <w:szCs w:val="18"/>
+                              </w:rPr>
+                              <w:t>{{ plan</w:t>
+                            </w:r>
+                            <w:proofErr w:type="gramEnd"/>
+                            <w:r>
+                              <w:rPr>
+                                <w:rFonts w:ascii="Arial" w:hAnsi="Arial" w:cs="Arial"/>
+                                <w:sz w:val="18"/>
+                                <w:szCs w:val="18"/>
+                              </w:rPr>
+                              <w:t xml:space="preserve"> </w:t>
+                            </w:r>
+                            <w:proofErr w:type="gramStart"/>
+                            <w:r>
+                              <w:rPr>
+                                <w:rFonts w:ascii="Arial" w:hAnsi="Arial" w:cs="Arial"/>
+                                <w:sz w:val="18"/>
+                                <w:szCs w:val="18"/>
+                              </w:rPr>
+                              <w:t>}}</w:t>
+                            </w:r>
+                            <w:r>
+                              <w:rPr>
+                                <w:rFonts w:ascii="Arial" w:hAnsi="Arial" w:cs="Arial"/>
+                                <w:sz w:val="18"/>
+                                <w:szCs w:val="18"/>
+                              </w:rPr>
+                              <w:t xml:space="preserve">   </w:t>
+                            </w:r>
+                            <w:proofErr w:type="gramEnd"/>
+                            <w:r>
+                              <w:rPr>
+                                <w:rFonts w:ascii="Arial" w:hAnsi="Arial" w:cs="Arial"/>
+                                <w:sz w:val="18"/>
+                                <w:szCs w:val="18"/>
+                              </w:rPr>
+                              <w:t xml:space="preserve"> </w:t>
+                            </w:r>
+                            <w:proofErr w:type="gramStart"/>
+                            <w:r>
+                              <w:rPr>
+                                <w:rFonts w:ascii="Arial" w:hAnsi="Arial" w:cs="Arial"/>
+                                <w:sz w:val="18"/>
+                                <w:szCs w:val="18"/>
+                              </w:rPr>
+                              <w:t>{{ observaciones</w:t>
+                            </w:r>
+                            <w:proofErr w:type="gramEnd"/>
+                            <w:r>
+                              <w:rPr>
+                                <w:rFonts w:ascii="Arial" w:hAnsi="Arial" w:cs="Arial"/>
+                                <w:sz w:val="18"/>
+                                <w:szCs w:val="18"/>
+                              </w:rPr>
+                              <w:t xml:space="preserve"> }}</w:t>
                             </w:r>
                           </w:p>
                         </w:txbxContent>
@@ -2132,7 +3129,7 @@
           </mc:Choice>
           <mc:Fallback>
             <w:pict>
-              <v:shape w14:anchorId="65C0384C" id="_x0000_s1041" type="#_x0000_t202" style="position:absolute;margin-left:-53.35pt;margin-top:485.1pt;width:245.95pt;height:37.55pt;z-index:251672576;visibility:visible;mso-wrap-style:square;mso-width-percent:0;mso-height-percent:0;mso-wrap-distance-left:9pt;mso-wrap-distance-top:0;mso-wrap-distance-right:9pt;mso-wrap-distance-bottom:0;mso-position-horizontal:absolute;mso-position-horizontal-relative:text;mso-position-vertical:absolute;mso-position-vertical-relative:text;mso-width-percent:0;mso-height-percent:0;mso-width-relative:margin;mso-height-relative:margin;v-text-anchor:top" o:gfxdata="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" filled="f" stroked="f">
+              <v:shape w14:anchorId="65C0384C" id="_x0000_s1042" type="#_x0000_t202" style="position:absolute;margin-left:-53.35pt;margin-top:485.1pt;width:245.95pt;height:37.55pt;z-index:251672576;visibility:visible;mso-wrap-style:square;mso-width-percent:0;mso-height-percent:0;mso-wrap-distance-left:9pt;mso-wrap-distance-top:0;mso-wrap-distance-right:9pt;mso-wrap-distance-bottom:0;mso-position-horizontal:absolute;mso-position-horizontal-relative:text;mso-position-vertical:absolute;mso-position-vertical-relative:text;mso-width-percent:0;mso-height-percent:0;mso-width-relative:margin;mso-height-relative:margin;v-text-anchor:top" o:gfxdata="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" filled="f" stroked="f">
                 <v:textbox>
                   <w:txbxContent>
                     <w:p>
@@ -2152,29 +3149,67 @@
                         </w:rPr>
                         <w:t xml:space="preserve">                               </w:t>
                       </w:r>
-                      <w:r>
-                        <w:rPr>
-                          <w:rFonts w:ascii="Arial" w:hAnsi="Arial" w:cs="Arial"/>
-                          <w:sz w:val="18"/>
-                          <w:szCs w:val="18"/>
-                        </w:rPr>
-                        <w:t>{{ plan }}</w:t>
-                      </w:r>
-                      <w:r>
-                        <w:rPr>
-                          <w:rFonts w:ascii="Arial" w:hAnsi="Arial" w:cs="Arial"/>
-                          <w:sz w:val="18"/>
-                          <w:szCs w:val="18"/>
-                        </w:rPr>
-                        <w:t xml:space="preserve">    </w:t>
-                      </w:r>
-                      <w:r>
-                        <w:rPr>
-                          <w:rFonts w:ascii="Arial" w:hAnsi="Arial" w:cs="Arial"/>
-                          <w:sz w:val="18"/>
-                          <w:szCs w:val="18"/>
-                        </w:rPr>
-                        <w:t>{{ observaciones }}</w:t>
+                      <w:proofErr w:type="gramStart"/>
+                      <w:r>
+                        <w:rPr>
+                          <w:rFonts w:ascii="Arial" w:hAnsi="Arial" w:cs="Arial"/>
+                          <w:sz w:val="18"/>
+                          <w:szCs w:val="18"/>
+                        </w:rPr>
+                        <w:t>{{ plan</w:t>
+                      </w:r>
+                      <w:proofErr w:type="gramEnd"/>
+                      <w:r>
+                        <w:rPr>
+                          <w:rFonts w:ascii="Arial" w:hAnsi="Arial" w:cs="Arial"/>
+                          <w:sz w:val="18"/>
+                          <w:szCs w:val="18"/>
+                        </w:rPr>
+                        <w:t xml:space="preserve"> </w:t>
+                      </w:r>
+                      <w:proofErr w:type="gramStart"/>
+                      <w:r>
+                        <w:rPr>
+                          <w:rFonts w:ascii="Arial" w:hAnsi="Arial" w:cs="Arial"/>
+                          <w:sz w:val="18"/>
+                          <w:szCs w:val="18"/>
+                        </w:rPr>
+                        <w:t>}}</w:t>
+                      </w:r>
+                      <w:r>
+                        <w:rPr>
+                          <w:rFonts w:ascii="Arial" w:hAnsi="Arial" w:cs="Arial"/>
+                          <w:sz w:val="18"/>
+                          <w:szCs w:val="18"/>
+                        </w:rPr>
+                        <w:t xml:space="preserve">   </w:t>
+                      </w:r>
+                      <w:proofErr w:type="gramEnd"/>
+                      <w:r>
+                        <w:rPr>
+                          <w:rFonts w:ascii="Arial" w:hAnsi="Arial" w:cs="Arial"/>
+                          <w:sz w:val="18"/>
+                          <w:szCs w:val="18"/>
+                        </w:rPr>
+                        <w:t xml:space="preserve"> </w:t>
+                      </w:r>
+                      <w:proofErr w:type="gramStart"/>
+                      <w:r>
+                        <w:rPr>
+                          <w:rFonts w:ascii="Arial" w:hAnsi="Arial" w:cs="Arial"/>
+                          <w:sz w:val="18"/>
+                          <w:szCs w:val="18"/>
+                        </w:rPr>
+                        <w:t>{{ observaciones</w:t>
+                      </w:r>
+                      <w:proofErr w:type="gramEnd"/>
+                      <w:r>
+                        <w:rPr>
+                          <w:rFonts w:ascii="Arial" w:hAnsi="Arial" w:cs="Arial"/>
+                          <w:sz w:val="18"/>
+                          <w:szCs w:val="18"/>
+                        </w:rPr>
+                        <w:t xml:space="preserve"> }}</w:t>
                       </w:r>
                     </w:p>
                   </w:txbxContent>
@@ -2277,7 +3312,7 @@
           </mc:Choice>
           <mc:Fallback>
             <w:pict>
-              <v:shape w14:anchorId="17DF087D" id="_x0000_s1042" type="#_x0000_t202" style="position:absolute;margin-left:153.25pt;margin-top:366.8pt;width:40.4pt;height:17.55pt;z-index:251674624;visibility:visible;mso-wrap-style:square;mso-width-percent:0;mso-height-percent:0;mso-wrap-distance-left:9pt;mso-wrap-distance-top:0;mso-wrap-distance-right:9pt;mso-wrap-distance-bottom:0;mso-position-horizontal:absolute;mso-position-horizontal-relative:text;mso-position-vertical:absolute;mso-position-vertical-relative:text;mso-width-percent:0;mso-height-percent:0;mso-width-relative:margin;mso-height-relative:margin;v-text-anchor:top" o:gfxdata="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" filled="f" stroked="f">
+              <v:shape w14:anchorId="17DF087D" id="_x0000_s1043" type="#_x0000_t202" style="position:absolute;margin-left:153.25pt;margin-top:366.8pt;width:40.4pt;height:17.55pt;z-index:251674624;visibility:visible;mso-wrap-style:square;mso-width-percent:0;mso-height-percent:0;mso-wrap-distance-left:9pt;mso-wrap-distance-top:0;mso-wrap-distance-right:9pt;mso-wrap-distance-bottom:0;mso-position-horizontal:absolute;mso-position-horizontal-relative:text;mso-position-vertical:absolute;mso-position-vertical-relative:text;mso-width-percent:0;mso-height-percent:0;mso-width-relative:margin;mso-height-relative:margin;v-text-anchor:top" o:gfxdata="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" filled="f" stroked="f">
                 <v:textbox>
                   <w:txbxContent>
                     <w:p>
@@ -2368,6 +3403,7 @@
                                 <w:szCs w:val="18"/>
                               </w:rPr>
                             </w:pPr>
+                            <w:proofErr w:type="gramStart"/>
                             <w:r>
                               <w:rPr>
                                 <w:rFonts w:ascii="Arial" w:hAnsi="Arial" w:cs="Arial"/>
@@ -2375,7 +3411,17 @@
                                 <w:sz w:val="18"/>
                                 <w:szCs w:val="18"/>
                               </w:rPr>
-                              <w:t>{{ barrio }}</w:t>
+                              <w:t>{{ barrio</w:t>
+                            </w:r>
+                            <w:proofErr w:type="gramEnd"/>
+                            <w:r>
+                              <w:rPr>
+                                <w:rFonts w:ascii="Arial" w:hAnsi="Arial" w:cs="Arial"/>
+                                <w:spacing w:val="-8"/>
+                                <w:sz w:val="18"/>
+                                <w:szCs w:val="18"/>
+                              </w:rPr>
+                              <w:t xml:space="preserve"> }}</w:t>
                             </w:r>
                           </w:p>
                         </w:txbxContent>
@@ -2400,7 +3446,7 @@
           </mc:Choice>
           <mc:Fallback>
             <w:pict>
-              <v:shape w14:anchorId="167AC40D" id="_x0000_s1043" type="#_x0000_t202" style="position:absolute;margin-left:19.3pt;margin-top:368pt;width:165.55pt;height:17.55pt;z-index:251668480;visibility:visible;mso-wrap-style:square;mso-width-percent:0;mso-height-percent:0;mso-wrap-distance-left:9pt;mso-wrap-distance-top:0;mso-wrap-distance-right:9pt;mso-wrap-distance-bottom:0;mso-position-horizontal:absolute;mso-position-horizontal-relative:text;mso-position-vertical:absolute;mso-position-vertical-relative:text;mso-width-percent:0;mso-height-percent:0;mso-width-relative:margin;mso-height-relative:margin;v-text-anchor:top" o:gfxdata="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" filled="f" stroked="f">
+              <v:shape w14:anchorId="167AC40D" id="_x0000_s1044" type="#_x0000_t202" style="position:absolute;margin-left:19.3pt;margin-top:368pt;width:165.55pt;height:17.55pt;z-index:251668480;visibility:visible;mso-wrap-style:square;mso-width-percent:0;mso-height-percent:0;mso-wrap-distance-left:9pt;mso-wrap-distance-top:0;mso-wrap-distance-right:9pt;mso-wrap-distance-bottom:0;mso-position-horizontal:absolute;mso-position-horizontal-relative:text;mso-position-vertical:absolute;mso-position-vertical-relative:text;mso-width-percent:0;mso-height-percent:0;mso-width-relative:margin;mso-height-relative:margin;v-text-anchor:top" o:gfxdata="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" filled="f" stroked="f">
                 <v:textbox>
                   <w:txbxContent>
                     <w:p>
@@ -2413,6 +3459,7 @@
                           <w:szCs w:val="18"/>
                         </w:rPr>
                       </w:pPr>
+                      <w:proofErr w:type="gramStart"/>
                       <w:r>
                         <w:rPr>
                           <w:rFonts w:ascii="Arial" w:hAnsi="Arial" w:cs="Arial"/>
@@ -2420,7 +3467,17 @@
                           <w:sz w:val="18"/>
                           <w:szCs w:val="18"/>
                         </w:rPr>
-                        <w:t>{{ barrio }}</w:t>
+                        <w:t>{{ barrio</w:t>
+                      </w:r>
+                      <w:proofErr w:type="gramEnd"/>
+                      <w:r>
+                        <w:rPr>
+                          <w:rFonts w:ascii="Arial" w:hAnsi="Arial" w:cs="Arial"/>
+                          <w:spacing w:val="-8"/>
+                          <w:sz w:val="18"/>
+                          <w:szCs w:val="18"/>
+                        </w:rPr>
+                        <w:t xml:space="preserve"> }}</w:t>
                       </w:r>
                     </w:p>
                   </w:txbxContent>
@@ -2438,7 +3495,7 @@
         <mc:AlternateContent>
           <mc:Choice Requires="wps">
             <w:drawing>
-              <wp:anchor distT="0" distB="0" distL="114300" distR="114300" simplePos="0" relativeHeight="251664384" behindDoc="0" locked="0" layoutInCell="1" allowOverlap="1" wp14:anchorId="52F16DBC" wp14:editId="20A0D55A">
+              <wp:anchor distT="0" distB="0" distL="114300" distR="114300" simplePos="0" relativeHeight="251664384" behindDoc="0" locked="0" layoutInCell="1" allowOverlap="1" wp14:anchorId="52F16DBC" wp14:editId="1F5A9907">
                 <wp:simplePos x="0" y="0"/>
                 <wp:positionH relativeFrom="column">
                   <wp:posOffset>260613</wp:posOffset>
@@ -2494,6 +3551,7 @@
                                 <w:szCs w:val="18"/>
                               </w:rPr>
                             </w:pPr>
+                            <w:proofErr w:type="gramStart"/>
                             <w:r>
                               <w:rPr>
                                 <w:rFonts w:ascii="Arial" w:hAnsi="Arial" w:cs="Arial"/>
@@ -2501,7 +3559,57 @@
                                 <w:sz w:val="18"/>
                                 <w:szCs w:val="18"/>
                               </w:rPr>
-                              <w:t>{{ correo_electronico }}</w:t>
+                              <w:t xml:space="preserve">{{ </w:t>
+                            </w:r>
+                            <w:proofErr w:type="spellStart"/>
+                            <w:r>
+                              <w:rPr>
+                                <w:rFonts w:ascii="Arial" w:hAnsi="Arial" w:cs="Arial"/>
+                                <w:spacing w:val="-10"/>
+                                <w:sz w:val="18"/>
+                                <w:szCs w:val="18"/>
+                              </w:rPr>
+                              <w:t>correo</w:t>
+                            </w:r>
+                            <w:proofErr w:type="gramEnd"/>
+                            <w:r>
+                              <w:rPr>
+                                <w:rFonts w:ascii="Arial" w:hAnsi="Arial" w:cs="Arial"/>
+                                <w:spacing w:val="-10"/>
+                                <w:sz w:val="18"/>
+                                <w:szCs w:val="18"/>
+                              </w:rPr>
+                              <w:t>_</w:t>
+                            </w:r>
+                            <w:proofErr w:type="gramStart"/>
+                            <w:r>
+                              <w:rPr>
+                                <w:rFonts w:ascii="Arial" w:hAnsi="Arial" w:cs="Arial"/>
+                                <w:spacing w:val="-10"/>
+                                <w:sz w:val="18"/>
+                                <w:szCs w:val="18"/>
+                              </w:rPr>
+                              <w:t>electronico</w:t>
+                            </w:r>
+                            <w:proofErr w:type="spellEnd"/>
+                            <w:r>
+                              <w:rPr>
+                                <w:rFonts w:ascii="Arial" w:hAnsi="Arial" w:cs="Arial"/>
+                                <w:spacing w:val="-10"/>
+                                <w:sz w:val="18"/>
+                                <w:szCs w:val="18"/>
+                              </w:rPr>
+                              <w:t xml:space="preserve"> }</w:t>
+                            </w:r>
+                            <w:proofErr w:type="gramEnd"/>
+                            <w:r>
+                              <w:rPr>
+                                <w:rFonts w:ascii="Arial" w:hAnsi="Arial" w:cs="Arial"/>
+                                <w:spacing w:val="-10"/>
+                                <w:sz w:val="18"/>
+                                <w:szCs w:val="18"/>
+                              </w:rPr>
+                              <w:t>}</w:t>
                             </w:r>
                           </w:p>
                         </w:txbxContent>
@@ -2526,7 +3634,7 @@
           </mc:Choice>
           <mc:Fallback>
             <w:pict>
-              <v:shape w14:anchorId="52F16DBC" id="_x0000_s1044" type="#_x0000_t202" style="position:absolute;margin-left:20.5pt;margin-top:337.4pt;width:235.35pt;height:22.5pt;z-index:251664384;visibility:visible;mso-wrap-style:square;mso-width-percent:0;mso-height-percent:0;mso-wrap-distance-left:9pt;mso-wrap-distance-top:0;mso-wrap-distance-right:9pt;mso-wrap-distance-bottom:0;mso-position-horizontal:absolute;mso-position-horizontal-relative:text;mso-position-vertical:absolute;mso-position-vertical-relative:text;mso-width-percent:0;mso-height-percent:0;mso-width-relative:margin;mso-height-relative:margin;v-text-anchor:top" o:gfxdata="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" filled="f" stroked="f">
+              <v:shape w14:anchorId="52F16DBC" id="_x0000_s1045" type="#_x0000_t202" style="position:absolute;margin-left:20.5pt;margin-top:337.4pt;width:235.35pt;height:22.5pt;z-index:251664384;visibility:visible;mso-wrap-style:square;mso-width-percent:0;mso-height-percent:0;mso-wrap-distance-left:9pt;mso-wrap-distance-top:0;mso-wrap-distance-right:9pt;mso-wrap-distance-bottom:0;mso-position-horizontal:absolute;mso-position-horizontal-relative:text;mso-position-vertical:absolute;mso-position-vertical-relative:text;mso-width-percent:0;mso-height-percent:0;mso-width-relative:margin;mso-height-relative:margin;v-text-anchor:top" o:gfxdata="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" filled="f" stroked="f">
                 <v:textbox>
                   <w:txbxContent>
                     <w:p>
@@ -2539,6 +3647,7 @@
                           <w:szCs w:val="18"/>
                         </w:rPr>
                       </w:pPr>
+                      <w:proofErr w:type="gramStart"/>
                       <w:r>
                         <w:rPr>
                           <w:rFonts w:ascii="Arial" w:hAnsi="Arial" w:cs="Arial"/>
@@ -2546,144 +3655,57 @@
                           <w:sz w:val="18"/>
                           <w:szCs w:val="18"/>
                         </w:rPr>
-                        <w:t>{{ correo_electronico }}</w:t>
-                      </w:r>
-                    </w:p>
-                  </w:txbxContent>
-                </v:textbox>
-              </v:shape>
-            </w:pict>
-          </mc:Fallback>
-        </mc:AlternateContent>
-      </w:r>
-      <w:r>
-        <w:rPr>
-          <w:noProof/>
-        </w:rPr>
-        <mc:AlternateContent>
-          <mc:Choice Requires="wps">
-            <w:drawing>
-              <wp:anchor distT="0" distB="0" distL="114300" distR="114300" simplePos="0" relativeHeight="251660288" behindDoc="0" locked="0" layoutInCell="1" allowOverlap="1" wp14:anchorId="1D1A68BF" wp14:editId="415C412D">
-                <wp:simplePos x="0" y="0"/>
-                <wp:positionH relativeFrom="column">
-                  <wp:posOffset>-649829</wp:posOffset>
-                </wp:positionH>
-                <wp:positionV relativeFrom="paragraph">
-                  <wp:posOffset>3697179</wp:posOffset>
-                </wp:positionV>
-                <wp:extent cx="3119717" cy="445674"/>
-                <wp:effectExtent l="0" t="0" r="0" b="0"/>
-                <wp:wrapNone/>
-                <wp:docPr id="696610847" name="Cuadro de texto 5"/>
-                <wp:cNvGraphicFramePr/>
-                <a:graphic xmlns:a="http://schemas.openxmlformats.org/drawingml/2006/main">
-                  <a:graphicData uri="http://schemas.microsoft.com/office/word/2010/wordprocessingShape">
-                    <wps:wsp>
-                      <wps:cNvSpPr txBox="1"/>
-                      <wps:spPr>
-                        <a:xfrm>
-                          <a:off x="0" y="0"/>
-                          <a:ext cx="3119717" cy="445674"/>
-                        </a:xfrm>
-                        <a:prstGeom prst="rect">
-                          <a:avLst/>
-                        </a:prstGeom>
-                        <a:noFill/>
-                        <a:ln>
-                          <a:noFill/>
-                        </a:ln>
-                      </wps:spPr>
-                      <wps:style>
-                        <a:lnRef idx="0">
-                          <a:scrgbClr r="0" g="0" b="0"/>
-                        </a:lnRef>
-                        <a:fillRef idx="0">
-                          <a:scrgbClr r="0" g="0" b="0"/>
-                        </a:fillRef>
-                        <a:effectRef idx="0">
-                          <a:scrgbClr r="0" g="0" b="0"/>
-                        </a:effectRef>
-                        <a:fontRef idx="minor">
-                          <a:schemeClr val="dk1"/>
-                        </a:fontRef>
-                      </wps:style>
-                      <wps:txbx>
-                        <w:txbxContent>
-                          <w:p>
-                            <w:pPr>
-                              <w:spacing w:before="120" w:after="120" w:line="168" w:lineRule="auto"/>
-                              <w:rPr>
-                                <w:rFonts w:ascii="Arial" w:hAnsi="Arial" w:cs="Arial"/>
-                                <w:sz w:val="18"/>
-                                <w:szCs w:val="18"/>
-                              </w:rPr>
-                            </w:pPr>
-                            <w:r>
-                              <w:rPr>
-                                <w:rFonts w:ascii="Arial" w:hAnsi="Arial" w:cs="Arial"/>
-                                <w:sz w:val="18"/>
-                                <w:szCs w:val="18"/>
-                              </w:rPr>
-                              <w:t xml:space="preserve">                                        </w:t>
-                            </w:r>
-                            <w:r>
-                              <w:rPr>
-                                <w:rFonts w:ascii="Arial" w:hAnsi="Arial" w:cs="Arial"/>
-                                <w:sz w:val="18"/>
-                                <w:szCs w:val="18"/>
-                              </w:rPr>
-                              <w:t>{{ nombre_cliente }}</w:t>
-                            </w:r>
-                          </w:p>
-                        </w:txbxContent>
-                      </wps:txbx>
-                      <wps:bodyPr rot="0" spcFirstLastPara="0" vertOverflow="overflow" horzOverflow="overflow" vert="horz" wrap="square" lIns="91440" tIns="45720" rIns="91440" bIns="45720" numCol="1" spcCol="0" rtlCol="0" fromWordArt="0" anchor="t" anchorCtr="0" forceAA="0" compatLnSpc="1">
-                        <a:prstTxWarp prst="textNoShape">
-                          <a:avLst/>
-                        </a:prstTxWarp>
-                        <a:noAutofit/>
-                      </wps:bodyPr>
-                    </wps:wsp>
-                  </a:graphicData>
-                </a:graphic>
-                <wp14:sizeRelH relativeFrom="margin">
-                  <wp14:pctWidth>0</wp14:pctWidth>
-                </wp14:sizeRelH>
-                <wp14:sizeRelV relativeFrom="margin">
-                  <wp14:pctHeight>0</wp14:pctHeight>
-                </wp14:sizeRelV>
-              </wp:anchor>
-            </w:drawing>
-          </mc:Choice>
-          <mc:Fallback>
-            <w:pict>
-              <v:shape w14:anchorId="1D1A68BF" id="_x0000_s1045" type="#_x0000_t202" style="position:absolute;margin-left:-51.15pt;margin-top:291.1pt;width:245.65pt;height:35.1pt;z-index:251660288;visibility:visible;mso-wrap-style:square;mso-width-percent:0;mso-height-percent:0;mso-wrap-distance-left:9pt;mso-wrap-distance-top:0;mso-wrap-distance-right:9pt;mso-wrap-distance-bottom:0;mso-position-horizontal:absolute;mso-position-horizontal-relative:text;mso-position-vertical:absolute;mso-position-vertical-relative:text;mso-width-percent:0;mso-height-percent:0;mso-width-relative:margin;mso-height-relative:margin;v-text-anchor:top" o:gfxdata="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" filled="f" stroked="f">
-                <v:textbox>
-                  <w:txbxContent>
-                    <w:p>
-                      <w:pPr>
-                        <w:spacing w:before="120" w:after="120" w:line="168" w:lineRule="auto"/>
-                        <w:rPr>
-                          <w:rFonts w:ascii="Arial" w:hAnsi="Arial" w:cs="Arial"/>
-                          <w:sz w:val="18"/>
-                          <w:szCs w:val="18"/>
-                        </w:rPr>
-                      </w:pPr>
-                      <w:r>
-                        <w:rPr>
-                          <w:rFonts w:ascii="Arial" w:hAnsi="Arial" w:cs="Arial"/>
-                          <w:sz w:val="18"/>
-                          <w:szCs w:val="18"/>
-                        </w:rPr>
-                        <w:t xml:space="preserve">                                        </w:t>
-                      </w:r>
-                      <w:r>
-                        <w:rPr>
-                          <w:rFonts w:ascii="Arial" w:hAnsi="Arial" w:cs="Arial"/>
-                          <w:sz w:val="18"/>
-                          <w:szCs w:val="18"/>
-                        </w:rPr>
-                        <w:t>{{ nombre_cliente }}</w:t>
+                        <w:t xml:space="preserve">{{ </w:t>
+                      </w:r>
+                      <w:proofErr w:type="spellStart"/>
+                      <w:r>
+                        <w:rPr>
+                          <w:rFonts w:ascii="Arial" w:hAnsi="Arial" w:cs="Arial"/>
+                          <w:spacing w:val="-10"/>
+                          <w:sz w:val="18"/>
+                          <w:szCs w:val="18"/>
+                        </w:rPr>
+                        <w:t>correo</w:t>
+                      </w:r>
+                      <w:proofErr w:type="gramEnd"/>
+                      <w:r>
+                        <w:rPr>
+                          <w:rFonts w:ascii="Arial" w:hAnsi="Arial" w:cs="Arial"/>
+                          <w:spacing w:val="-10"/>
+                          <w:sz w:val="18"/>
+                          <w:szCs w:val="18"/>
+                        </w:rPr>
+                        <w:t>_</w:t>
+                      </w:r>
+                      <w:proofErr w:type="gramStart"/>
+                      <w:r>
+                        <w:rPr>
+                          <w:rFonts w:ascii="Arial" w:hAnsi="Arial" w:cs="Arial"/>
+                          <w:spacing w:val="-10"/>
+                          <w:sz w:val="18"/>
+                          <w:szCs w:val="18"/>
+                        </w:rPr>
+                        <w:t>electronico</w:t>
+                      </w:r>
+                      <w:proofErr w:type="spellEnd"/>
+                      <w:r>
+                        <w:rPr>
+                          <w:rFonts w:ascii="Arial" w:hAnsi="Arial" w:cs="Arial"/>
+                          <w:spacing w:val="-10"/>
+                          <w:sz w:val="18"/>
+                          <w:szCs w:val="18"/>
+                        </w:rPr>
+                        <w:t xml:space="preserve"> }</w:t>
+                      </w:r>
+                      <w:proofErr w:type="gramEnd"/>
+                      <w:r>
+                        <w:rPr>
+                          <w:rFonts w:ascii="Arial" w:hAnsi="Arial" w:cs="Arial"/>
+                          <w:spacing w:val="-10"/>
+                          <w:sz w:val="18"/>
+                          <w:szCs w:val="18"/>
+                        </w:rPr>
+                        <w:t>}</w:t>
                       </w:r>
                     </w:p>
                   </w:txbxContent>
@@ -2706,128 +3728,7 @@
         <mc:AlternateContent>
           <mc:Choice Requires="wps">
             <w:drawing>
-              <wp:anchor distT="0" distB="0" distL="114300" distR="114300" simplePos="0" relativeHeight="251720704" behindDoc="0" locked="0" layoutInCell="1" allowOverlap="1" wp14:anchorId="22F58E7D" wp14:editId="416827BA">
-                <wp:simplePos x="0" y="0"/>
-                <wp:positionH relativeFrom="column">
-                  <wp:posOffset>1356261</wp:posOffset>
-                </wp:positionH>
-                <wp:positionV relativeFrom="paragraph">
-                  <wp:posOffset>4345338</wp:posOffset>
-                </wp:positionV>
-                <wp:extent cx="782052" cy="236220"/>
-                <wp:effectExtent l="0" t="0" r="0" b="0"/>
-                <wp:wrapNone/>
-                <wp:docPr id="728755604" name="Cuadro de texto 5"/>
-                <wp:cNvGraphicFramePr/>
-                <a:graphic xmlns:a="http://schemas.openxmlformats.org/drawingml/2006/main">
-                  <a:graphicData uri="http://schemas.microsoft.com/office/word/2010/wordprocessingShape">
-                    <wps:wsp>
-                      <wps:cNvSpPr txBox="1"/>
-                      <wps:spPr>
-                        <a:xfrm>
-                          <a:off x="0" y="0"/>
-                          <a:ext cx="782052" cy="236220"/>
-                        </a:xfrm>
-                        <a:prstGeom prst="rect">
-                          <a:avLst/>
-                        </a:prstGeom>
-                        <a:noFill/>
-                        <a:ln>
-                          <a:noFill/>
-                        </a:ln>
-                      </wps:spPr>
-                      <wps:style>
-                        <a:lnRef idx="0">
-                          <a:scrgbClr r="0" g="0" b="0"/>
-                        </a:lnRef>
-                        <a:fillRef idx="0">
-                          <a:scrgbClr r="0" g="0" b="0"/>
-                        </a:fillRef>
-                        <a:effectRef idx="0">
-                          <a:scrgbClr r="0" g="0" b="0"/>
-                        </a:effectRef>
-                        <a:fontRef idx="minor">
-                          <a:schemeClr val="dk1"/>
-                        </a:fontRef>
-                      </wps:style>
-                      <wps:txbx>
-                        <w:txbxContent>
-                          <w:p>
-                            <w:pPr>
-                              <w:spacing w:after="120" w:line="408" w:lineRule="auto"/>
-                              <w:rPr>
-                                <w:rFonts w:ascii="Arial" w:hAnsi="Arial" w:cs="Arial"/>
-                                <w:sz w:val="18"/>
-                                <w:szCs w:val="18"/>
-                              </w:rPr>
-                            </w:pPr>
-                            <w:r>
-                              <w:rPr>
-                                <w:rFonts w:ascii="Arial" w:hAnsi="Arial" w:cs="Arial"/>
-                                <w:sz w:val="18"/>
-                                <w:szCs w:val="18"/>
-                              </w:rPr>
-                              <w:t>{{ fecha_mes_anio_espaciado }}</w:t>
-                            </w:r>
-                          </w:p>
-                        </w:txbxContent>
-                      </wps:txbx>
-                      <wps:bodyPr rot="0" spcFirstLastPara="0" vertOverflow="overflow" horzOverflow="overflow" vert="horz" wrap="square" lIns="91440" tIns="45720" rIns="91440" bIns="45720" numCol="1" spcCol="0" rtlCol="0" fromWordArt="0" anchor="t" anchorCtr="0" forceAA="0" compatLnSpc="1">
-                        <a:prstTxWarp prst="textNoShape">
-                          <a:avLst/>
-                        </a:prstTxWarp>
-                        <a:noAutofit/>
-                      </wps:bodyPr>
-                    </wps:wsp>
-                  </a:graphicData>
-                </a:graphic>
-                <wp14:sizeRelH relativeFrom="margin">
-                  <wp14:pctWidth>0</wp14:pctWidth>
-                </wp14:sizeRelH>
-                <wp14:sizeRelV relativeFrom="margin">
-                  <wp14:pctHeight>0</wp14:pctHeight>
-                </wp14:sizeRelV>
-              </wp:anchor>
-            </w:drawing>
-          </mc:Choice>
-          <mc:Fallback>
-            <w:pict>
-              <v:shape w14:anchorId="22F58E7D" id="_x0000_s1046" type="#_x0000_t202" style="position:absolute;margin-left:106.8pt;margin-top:342.15pt;width:61.6pt;height:18.6pt;z-index:251720704;visibility:visible;mso-wrap-style:square;mso-width-percent:0;mso-height-percent:0;mso-wrap-distance-left:9pt;mso-wrap-distance-top:0;mso-wrap-distance-right:9pt;mso-wrap-distance-bottom:0;mso-position-horizontal:absolute;mso-position-horizontal-relative:text;mso-position-vertical:absolute;mso-position-vertical-relative:text;mso-width-percent:0;mso-height-percent:0;mso-width-relative:margin;mso-height-relative:margin;v-text-anchor:top" o:gfxdata="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" filled="f" stroked="f">
-                <v:textbox>
-                  <w:txbxContent>
-                    <w:p>
-                      <w:pPr>
-                        <w:spacing w:after="120" w:line="408" w:lineRule="auto"/>
-                        <w:rPr>
-                          <w:rFonts w:ascii="Arial" w:hAnsi="Arial" w:cs="Arial"/>
-                          <w:sz w:val="18"/>
-                          <w:szCs w:val="18"/>
-                        </w:rPr>
-                      </w:pPr>
-                      <w:r>
-                        <w:rPr>
-                          <w:rFonts w:ascii="Arial" w:hAnsi="Arial" w:cs="Arial"/>
-                          <w:sz w:val="18"/>
-                          <w:szCs w:val="18"/>
-                        </w:rPr>
-                        <w:t>{{ fecha_mes_anio_espaciado }}</w:t>
-                      </w:r>
-                    </w:p>
-                  </w:txbxContent>
-                </v:textbox>
-              </v:shape>
-            </w:pict>
-          </mc:Fallback>
-        </mc:AlternateContent>
-      </w:r>
-      <w:r>
-        <w:rPr>
-          <w:noProof/>
-        </w:rPr>
-        <mc:AlternateContent>
-          <mc:Choice Requires="wps">
-            <w:drawing>
-              <wp:anchor distT="0" distB="0" distL="114300" distR="114300" simplePos="0" relativeHeight="251722752" behindDoc="0" locked="0" layoutInCell="1" allowOverlap="1" wp14:anchorId="53C8EE00" wp14:editId="5E5F5143">
+              <wp:anchor distT="0" distB="0" distL="114300" distR="114300" simplePos="0" relativeHeight="251722752" behindDoc="0" locked="0" layoutInCell="1" allowOverlap="1" wp14:anchorId="53C8EE00" wp14:editId="695DB9F9">
                 <wp:simplePos x="0" y="0"/>
                 <wp:positionH relativeFrom="column">
                   <wp:posOffset>3389596</wp:posOffset>
@@ -2882,13 +3783,59 @@
                                 <w:szCs w:val="18"/>
                               </w:rPr>
                             </w:pPr>
-                            <w:r>
-                              <w:rPr>
-                                <w:rFonts w:ascii="Arial" w:hAnsi="Arial" w:cs="Arial"/>
-                                <w:sz w:val="18"/>
-                                <w:szCs w:val="18"/>
-                              </w:rPr>
-                              <w:t>{{ numero_documento }}</w:t>
+                            <w:proofErr w:type="gramStart"/>
+                            <w:r>
+                              <w:rPr>
+                                <w:rFonts w:ascii="Arial" w:hAnsi="Arial" w:cs="Arial"/>
+                                <w:sz w:val="18"/>
+                                <w:szCs w:val="18"/>
+                              </w:rPr>
+                              <w:t xml:space="preserve">{{ </w:t>
+                            </w:r>
+                            <w:proofErr w:type="spellStart"/>
+                            <w:r>
+                              <w:rPr>
+                                <w:rFonts w:ascii="Arial" w:hAnsi="Arial" w:cs="Arial"/>
+                                <w:sz w:val="18"/>
+                                <w:szCs w:val="18"/>
+                              </w:rPr>
+                              <w:t>numero</w:t>
+                            </w:r>
+                            <w:proofErr w:type="gramEnd"/>
+                            <w:r>
+                              <w:rPr>
+                                <w:rFonts w:ascii="Arial" w:hAnsi="Arial" w:cs="Arial"/>
+                                <w:sz w:val="18"/>
+                                <w:szCs w:val="18"/>
+                              </w:rPr>
+                              <w:t>_</w:t>
+                            </w:r>
+                            <w:proofErr w:type="gramStart"/>
+                            <w:r>
+                              <w:rPr>
+                                <w:rFonts w:ascii="Arial" w:hAnsi="Arial" w:cs="Arial"/>
+                                <w:sz w:val="18"/>
+                                <w:szCs w:val="18"/>
+                              </w:rPr>
+                              <w:t>documento</w:t>
+                            </w:r>
+                            <w:proofErr w:type="spellEnd"/>
+                            <w:r>
+                              <w:rPr>
+                                <w:rFonts w:ascii="Arial" w:hAnsi="Arial" w:cs="Arial"/>
+                                <w:sz w:val="18"/>
+                                <w:szCs w:val="18"/>
+                              </w:rPr>
+                              <w:t xml:space="preserve"> }</w:t>
+                            </w:r>
+                            <w:proofErr w:type="gramEnd"/>
+                            <w:r>
+                              <w:rPr>
+                                <w:rFonts w:ascii="Arial" w:hAnsi="Arial" w:cs="Arial"/>
+                                <w:sz w:val="18"/>
+                                <w:szCs w:val="18"/>
+                              </w:rPr>
+                              <w:t>}</w:t>
                             </w:r>
                           </w:p>
                         </w:txbxContent>
@@ -2913,7 +3860,7 @@
           </mc:Choice>
           <mc:Fallback>
             <w:pict>
-              <v:shape w14:anchorId="53C8EE00" id="_x0000_s1047" type="#_x0000_t202" style="position:absolute;margin-left:266.9pt;margin-top:855.15pt;width:77.7pt;height:18.6pt;z-index:251722752;visibility:visible;mso-wrap-style:square;mso-width-percent:0;mso-height-percent:0;mso-wrap-distance-left:9pt;mso-wrap-distance-top:0;mso-wrap-distance-right:9pt;mso-wrap-distance-bottom:0;mso-position-horizontal:absolute;mso-position-horizontal-relative:text;mso-position-vertical:absolute;mso-position-vertical-relative:text;mso-width-percent:0;mso-height-percent:0;mso-width-relative:margin;mso-height-relative:margin;v-text-anchor:top" o:gfxdata="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" filled="f" stroked="f">
+              <v:shape w14:anchorId="53C8EE00" id="_x0000_s1046" type="#_x0000_t202" style="position:absolute;margin-left:266.9pt;margin-top:855.15pt;width:77.7pt;height:18.6pt;z-index:251722752;visibility:visible;mso-wrap-style:square;mso-width-percent:0;mso-height-percent:0;mso-wrap-distance-left:9pt;mso-wrap-distance-top:0;mso-wrap-distance-right:9pt;mso-wrap-distance-bottom:0;mso-position-horizontal:absolute;mso-position-horizontal-relative:text;mso-position-vertical:absolute;mso-position-vertical-relative:text;mso-width-percent:0;mso-height-percent:0;mso-width-relative:margin;mso-height-relative:margin;v-text-anchor:top" o:gfxdata="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" filled="f" stroked="f">
                 <v:textbox>
                   <w:txbxContent>
                     <w:p>
@@ -2925,13 +3872,59 @@
                           <w:szCs w:val="18"/>
                         </w:rPr>
                       </w:pPr>
-                      <w:r>
-                        <w:rPr>
-                          <w:rFonts w:ascii="Arial" w:hAnsi="Arial" w:cs="Arial"/>
-                          <w:sz w:val="18"/>
-                          <w:szCs w:val="18"/>
-                        </w:rPr>
-                        <w:t>{{ numero_documento }}</w:t>
+                      <w:proofErr w:type="gramStart"/>
+                      <w:r>
+                        <w:rPr>
+                          <w:rFonts w:ascii="Arial" w:hAnsi="Arial" w:cs="Arial"/>
+                          <w:sz w:val="18"/>
+                          <w:szCs w:val="18"/>
+                        </w:rPr>
+                        <w:t xml:space="preserve">{{ </w:t>
+                      </w:r>
+                      <w:proofErr w:type="spellStart"/>
+                      <w:r>
+                        <w:rPr>
+                          <w:rFonts w:ascii="Arial" w:hAnsi="Arial" w:cs="Arial"/>
+                          <w:sz w:val="18"/>
+                          <w:szCs w:val="18"/>
+                        </w:rPr>
+                        <w:t>numero</w:t>
+                      </w:r>
+                      <w:proofErr w:type="gramEnd"/>
+                      <w:r>
+                        <w:rPr>
+                          <w:rFonts w:ascii="Arial" w:hAnsi="Arial" w:cs="Arial"/>
+                          <w:sz w:val="18"/>
+                          <w:szCs w:val="18"/>
+                        </w:rPr>
+                        <w:t>_</w:t>
+                      </w:r>
+                      <w:proofErr w:type="gramStart"/>
+                      <w:r>
+                        <w:rPr>
+                          <w:rFonts w:ascii="Arial" w:hAnsi="Arial" w:cs="Arial"/>
+                          <w:sz w:val="18"/>
+                          <w:szCs w:val="18"/>
+                        </w:rPr>
+                        <w:t>documento</w:t>
+                      </w:r>
+                      <w:proofErr w:type="spellEnd"/>
+                      <w:r>
+                        <w:rPr>
+                          <w:rFonts w:ascii="Arial" w:hAnsi="Arial" w:cs="Arial"/>
+                          <w:sz w:val="18"/>
+                          <w:szCs w:val="18"/>
+                        </w:rPr>
+                        <w:t xml:space="preserve"> }</w:t>
+                      </w:r>
+                      <w:proofErr w:type="gramEnd"/>
+                      <w:r>
+                        <w:rPr>
+                          <w:rFonts w:ascii="Arial" w:hAnsi="Arial" w:cs="Arial"/>
+                          <w:sz w:val="18"/>
+                          <w:szCs w:val="18"/>
+                        </w:rPr>
+                        <w:t>}</w:t>
                       </w:r>
                     </w:p>
                   </w:txbxContent>
@@ -3003,13 +3996,59 @@
                                 <w:szCs w:val="18"/>
                               </w:rPr>
                             </w:pPr>
-                            <w:r>
-                              <w:rPr>
-                                <w:rFonts w:ascii="Arial" w:hAnsi="Arial" w:cs="Arial"/>
-                                <w:sz w:val="18"/>
-                                <w:szCs w:val="18"/>
-                              </w:rPr>
-                              <w:t>{{ fecha_completa }}</w:t>
+                            <w:proofErr w:type="gramStart"/>
+                            <w:r>
+                              <w:rPr>
+                                <w:rFonts w:ascii="Arial" w:hAnsi="Arial" w:cs="Arial"/>
+                                <w:sz w:val="18"/>
+                                <w:szCs w:val="18"/>
+                              </w:rPr>
+                              <w:t xml:space="preserve">{{ </w:t>
+                            </w:r>
+                            <w:proofErr w:type="spellStart"/>
+                            <w:r>
+                              <w:rPr>
+                                <w:rFonts w:ascii="Arial" w:hAnsi="Arial" w:cs="Arial"/>
+                                <w:sz w:val="18"/>
+                                <w:szCs w:val="18"/>
+                              </w:rPr>
+                              <w:t>fecha</w:t>
+                            </w:r>
+                            <w:proofErr w:type="gramEnd"/>
+                            <w:r>
+                              <w:rPr>
+                                <w:rFonts w:ascii="Arial" w:hAnsi="Arial" w:cs="Arial"/>
+                                <w:sz w:val="18"/>
+                                <w:szCs w:val="18"/>
+                              </w:rPr>
+                              <w:t>_</w:t>
+                            </w:r>
+                            <w:proofErr w:type="gramStart"/>
+                            <w:r>
+                              <w:rPr>
+                                <w:rFonts w:ascii="Arial" w:hAnsi="Arial" w:cs="Arial"/>
+                                <w:sz w:val="18"/>
+                                <w:szCs w:val="18"/>
+                              </w:rPr>
+                              <w:t>completa</w:t>
+                            </w:r>
+                            <w:proofErr w:type="spellEnd"/>
+                            <w:r>
+                              <w:rPr>
+                                <w:rFonts w:ascii="Arial" w:hAnsi="Arial" w:cs="Arial"/>
+                                <w:sz w:val="18"/>
+                                <w:szCs w:val="18"/>
+                              </w:rPr>
+                              <w:t xml:space="preserve"> }</w:t>
+                            </w:r>
+                            <w:proofErr w:type="gramEnd"/>
+                            <w:r>
+                              <w:rPr>
+                                <w:rFonts w:ascii="Arial" w:hAnsi="Arial" w:cs="Arial"/>
+                                <w:sz w:val="18"/>
+                                <w:szCs w:val="18"/>
+                              </w:rPr>
+                              <w:t>}</w:t>
                             </w:r>
                           </w:p>
                         </w:txbxContent>
@@ -3034,7 +4073,7 @@
           </mc:Choice>
           <mc:Fallback>
             <w:pict>
-              <v:shape w14:anchorId="09BD5A53" id="_x0000_s1048" type="#_x0000_t202" style="position:absolute;margin-left:400.5pt;margin-top:855.15pt;width:93.3pt;height:18.6pt;z-index:251723776;visibility:visible;mso-wrap-style:square;mso-width-percent:0;mso-height-percent:0;mso-wrap-distance-left:9pt;mso-wrap-distance-top:0;mso-wrap-distance-right:9pt;mso-wrap-distance-bottom:0;mso-position-horizontal:absolute;mso-position-horizontal-relative:text;mso-position-vertical:absolute;mso-position-vertical-relative:text;mso-width-percent:0;mso-height-percent:0;mso-width-relative:margin;mso-height-relative:margin;v-text-anchor:top" o:gfxdata="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" filled="f" stroked="f">
+              <v:shape w14:anchorId="09BD5A53" id="_x0000_s1047" type="#_x0000_t202" style="position:absolute;margin-left:400.5pt;margin-top:855.15pt;width:93.3pt;height:18.6pt;z-index:251723776;visibility:visible;mso-wrap-style:square;mso-width-percent:0;mso-height-percent:0;mso-wrap-distance-left:9pt;mso-wrap-distance-top:0;mso-wrap-distance-right:9pt;mso-wrap-distance-bottom:0;mso-position-horizontal:absolute;mso-position-horizontal-relative:text;mso-position-vertical:absolute;mso-position-vertical-relative:text;mso-width-percent:0;mso-height-percent:0;mso-width-relative:margin;mso-height-relative:margin;v-text-anchor:top" o:gfxdata="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" filled="f" stroked="f">
                 <v:textbox>
                   <w:txbxContent>
                     <w:p>
@@ -3046,13 +4085,59 @@
                           <w:szCs w:val="18"/>
                         </w:rPr>
                       </w:pPr>
-                      <w:r>
-                        <w:rPr>
-                          <w:rFonts w:ascii="Arial" w:hAnsi="Arial" w:cs="Arial"/>
-                          <w:sz w:val="18"/>
-                          <w:szCs w:val="18"/>
-                        </w:rPr>
-                        <w:t>{{ fecha_completa }}</w:t>
+                      <w:proofErr w:type="gramStart"/>
+                      <w:r>
+                        <w:rPr>
+                          <w:rFonts w:ascii="Arial" w:hAnsi="Arial" w:cs="Arial"/>
+                          <w:sz w:val="18"/>
+                          <w:szCs w:val="18"/>
+                        </w:rPr>
+                        <w:t xml:space="preserve">{{ </w:t>
+                      </w:r>
+                      <w:proofErr w:type="spellStart"/>
+                      <w:r>
+                        <w:rPr>
+                          <w:rFonts w:ascii="Arial" w:hAnsi="Arial" w:cs="Arial"/>
+                          <w:sz w:val="18"/>
+                          <w:szCs w:val="18"/>
+                        </w:rPr>
+                        <w:t>fecha</w:t>
+                      </w:r>
+                      <w:proofErr w:type="gramEnd"/>
+                      <w:r>
+                        <w:rPr>
+                          <w:rFonts w:ascii="Arial" w:hAnsi="Arial" w:cs="Arial"/>
+                          <w:sz w:val="18"/>
+                          <w:szCs w:val="18"/>
+                        </w:rPr>
+                        <w:t>_</w:t>
+                      </w:r>
+                      <w:proofErr w:type="gramStart"/>
+                      <w:r>
+                        <w:rPr>
+                          <w:rFonts w:ascii="Arial" w:hAnsi="Arial" w:cs="Arial"/>
+                          <w:sz w:val="18"/>
+                          <w:szCs w:val="18"/>
+                        </w:rPr>
+                        <w:t>completa</w:t>
+                      </w:r>
+                      <w:proofErr w:type="spellEnd"/>
+                      <w:r>
+                        <w:rPr>
+                          <w:rFonts w:ascii="Arial" w:hAnsi="Arial" w:cs="Arial"/>
+                          <w:sz w:val="18"/>
+                          <w:szCs w:val="18"/>
+                        </w:rPr>
+                        <w:t xml:space="preserve"> }</w:t>
+                      </w:r>
+                      <w:proofErr w:type="gramEnd"/>
+                      <w:r>
+                        <w:rPr>
+                          <w:rFonts w:ascii="Arial" w:hAnsi="Arial" w:cs="Arial"/>
+                          <w:sz w:val="18"/>
+                          <w:szCs w:val="18"/>
+                        </w:rPr>
+                        <w:t>}</w:t>
                       </w:r>
                     </w:p>
                   </w:txbxContent>
@@ -3154,7 +4239,7 @@
           </mc:Choice>
           <mc:Fallback>
             <w:pict>
-              <v:shape w14:anchorId="4548B6A7" id="Cuadro de texto 26" o:spid="_x0000_s1049" type="#_x0000_t202" style="position:absolute;margin-left:106.4pt;margin-top:306.7pt;width:68.7pt;height:17.95pt;z-index:251727872;visibility:visible;mso-wrap-style:square;mso-width-percent:0;mso-height-percent:0;mso-wrap-distance-left:9pt;mso-wrap-distance-top:0;mso-wrap-distance-right:9pt;mso-wrap-distance-bottom:0;mso-position-horizontal:absolute;mso-position-horizontal-relative:text;mso-position-vertical:absolute;mso-position-vertical-relative:text;mso-width-percent:0;mso-height-percent:0;mso-width-relative:margin;mso-height-relative:margin;v-text-anchor:top" o:gfxdata="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" filled="f" stroked="f">
+              <v:shape w14:anchorId="4548B6A7" id="Cuadro de texto 26" o:spid="_x0000_s1048" type="#_x0000_t202" style="position:absolute;margin-left:106.4pt;margin-top:306.7pt;width:68.7pt;height:17.95pt;z-index:251727872;visibility:visible;mso-wrap-style:square;mso-width-percent:0;mso-height-percent:0;mso-wrap-distance-left:9pt;mso-wrap-distance-top:0;mso-wrap-distance-right:9pt;mso-wrap-distance-bottom:0;mso-position-horizontal:absolute;mso-position-horizontal-relative:text;mso-position-vertical:absolute;mso-position-vertical-relative:text;mso-width-percent:0;mso-height-percent:0;mso-width-relative:margin;mso-height-relative:margin;v-text-anchor:top" o:gfxdata="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" filled="f" stroked="f">
                 <v:textbox>
                   <w:txbxContent>
                     <w:p>
@@ -3245,7 +4330,7 @@
           </mc:Choice>
           <mc:Fallback>
             <w:pict>
-              <v:shape w14:anchorId="74F3BA44" id="Cuadro de texto 25" o:spid="_x0000_s1050" type="#_x0000_t202" style="position:absolute;margin-left:113.9pt;margin-top:309.45pt;width:50.75pt;height:9.05pt;z-index:-251587584;visibility:visible;mso-wrap-style:square;mso-width-percent:0;mso-height-percent:0;mso-wrap-distance-left:9pt;mso-wrap-distance-top:0;mso-wrap-distance-right:9pt;mso-wrap-distance-bottom:0;mso-position-horizontal:absolute;mso-position-horizontal-relative:text;mso-position-vertical:absolute;mso-position-vertical-relative:text;mso-width-percent:0;mso-height-percent:0;mso-width-relative:margin;mso-height-relative:margin;v-text-anchor:top" o:gfxdata="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" fillcolor="white [3201]" stroked="f" strokeweight=".5pt">
+              <v:shape w14:anchorId="74F3BA44" id="Cuadro de texto 25" o:spid="_x0000_s1049" type="#_x0000_t202" style="position:absolute;margin-left:113.9pt;margin-top:309.45pt;width:50.75pt;height:9.05pt;z-index:-251587584;visibility:visible;mso-wrap-style:square;mso-width-percent:0;mso-height-percent:0;mso-wrap-distance-left:9pt;mso-wrap-distance-top:0;mso-wrap-distance-right:9pt;mso-wrap-distance-bottom:0;mso-position-horizontal:absolute;mso-position-horizontal-relative:text;mso-position-vertical:absolute;mso-position-vertical-relative:text;mso-width-percent:0;mso-height-percent:0;mso-width-relative:margin;mso-height-relative:margin;v-text-anchor:top" o:gfxdata="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" fillcolor="white [3201]" stroked="f" strokeweight=".5pt">
                 <v:textbox>
                   <w:txbxContent>
                     <w:p/>
@@ -3349,7 +4434,7 @@
           </mc:Choice>
           <mc:Fallback>
             <w:pict>
-              <v:shape w14:anchorId="6E0EE894" id="_x0000_s1051" type="#_x0000_t202" style="position:absolute;margin-left:106.8pt;margin-top:319.85pt;width:68.7pt;height:17.95pt;z-index:251726848;visibility:visible;mso-wrap-style:square;mso-width-percent:0;mso-height-percent:0;mso-wrap-distance-left:9pt;mso-wrap-distance-top:0;mso-wrap-distance-right:9pt;mso-wrap-distance-bottom:0;mso-position-horizontal:absolute;mso-position-horizontal-relative:text;mso-position-vertical:absolute;mso-position-vertical-relative:text;mso-width-percent:0;mso-height-percent:0;mso-width-relative:margin;mso-height-relative:margin;v-text-anchor:top" o:gfxdata="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" filled="f" stroked="f">
+              <v:shape w14:anchorId="6E0EE894" id="_x0000_s1050" type="#_x0000_t202" style="position:absolute;margin-left:106.8pt;margin-top:319.85pt;width:68.7pt;height:17.95pt;z-index:251726848;visibility:visible;mso-wrap-style:square;mso-width-percent:0;mso-height-percent:0;mso-wrap-distance-left:9pt;mso-wrap-distance-top:0;mso-wrap-distance-right:9pt;mso-wrap-distance-bottom:0;mso-position-horizontal:absolute;mso-position-horizontal-relative:text;mso-position-vertical:absolute;mso-position-vertical-relative:text;mso-width-percent:0;mso-height-percent:0;mso-width-relative:margin;mso-height-relative:margin;v-text-anchor:top" o:gfxdata="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" filled="f" stroked="f">
                 <v:textbox>
                   <w:txbxContent>
                     <w:p>
@@ -3383,7 +4468,7 @@
         <mc:AlternateContent>
           <mc:Choice Requires="wps">
             <w:drawing>
-              <wp:anchor distT="0" distB="0" distL="114300" distR="114300" simplePos="0" relativeHeight="251725824" behindDoc="0" locked="0" layoutInCell="1" allowOverlap="1" wp14:anchorId="31DD25D7" wp14:editId="0C0179E2">
+              <wp:anchor distT="0" distB="0" distL="114300" distR="114300" simplePos="0" relativeHeight="251725824" behindDoc="0" locked="0" layoutInCell="1" allowOverlap="1" wp14:anchorId="31DD25D7" wp14:editId="76A434C3">
                 <wp:simplePos x="0" y="0"/>
                 <wp:positionH relativeFrom="column">
                   <wp:posOffset>1434064</wp:posOffset>
@@ -3434,7 +4519,7 @@
           </mc:Choice>
           <mc:Fallback>
             <w:pict>
-              <v:shape w14:anchorId="31DD25D7" id="_x0000_s1052" type="#_x0000_t202" style="position:absolute;margin-left:112.9pt;margin-top:330.7pt;width:50.7pt;height:10.9pt;z-index:251725824;visibility:visible;mso-wrap-style:square;mso-wrap-distance-left:9pt;mso-wrap-distance-top:0;mso-wrap-distance-right:9pt;mso-wrap-distance-bottom:0;mso-position-horizontal:absolute;mso-position-horizontal-relative:text;mso-position-vertical:absolute;mso-position-vertical-relative:text;v-text-anchor:top" o:gfxdata="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" fillcolor="white [3201]" stroked="f" strokeweight=".5pt">
+              <v:shape w14:anchorId="31DD25D7" id="_x0000_s1051" type="#_x0000_t202" style="position:absolute;margin-left:112.9pt;margin-top:330.7pt;width:50.7pt;height:10.9pt;z-index:251725824;visibility:visible;mso-wrap-style:square;mso-wrap-distance-left:9pt;mso-wrap-distance-top:0;mso-wrap-distance-right:9pt;mso-wrap-distance-bottom:0;mso-position-horizontal:absolute;mso-position-horizontal-relative:text;mso-position-vertical:absolute;mso-position-vertical-relative:text;v-text-anchor:top" o:gfxdata="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" fillcolor="white [3201]" stroked="f" strokeweight=".5pt">
                 <v:textbox>
                   <w:txbxContent>
                     <w:p/>
@@ -3449,271 +4534,8 @@
         <w:rPr>
           <w:noProof/>
         </w:rPr>
-        <mc:AlternateContent>
-          <mc:Choice Requires="wps">
-            <w:drawing>
-              <wp:anchor distT="0" distB="0" distL="114300" distR="114300" simplePos="0" relativeHeight="251724800" behindDoc="0" locked="0" layoutInCell="1" allowOverlap="1" wp14:anchorId="2FAD7F3C" wp14:editId="2DF6FA1D">
-                <wp:simplePos x="0" y="0"/>
-                <wp:positionH relativeFrom="page">
-                  <wp:posOffset>3974261</wp:posOffset>
-                </wp:positionH>
-                <wp:positionV relativeFrom="paragraph">
-                  <wp:posOffset>10231241</wp:posOffset>
-                </wp:positionV>
-                <wp:extent cx="3302420" cy="755702"/>
-                <wp:effectExtent l="0" t="0" r="0" b="6350"/>
-                <wp:wrapNone/>
-                <wp:docPr id="456120358" name="Cuadro de texto 5"/>
-                <wp:cNvGraphicFramePr/>
-                <a:graphic xmlns:a="http://schemas.openxmlformats.org/drawingml/2006/main">
-                  <a:graphicData uri="http://schemas.microsoft.com/office/word/2010/wordprocessingShape">
-                    <wps:wsp>
-                      <wps:cNvSpPr txBox="1"/>
-                      <wps:spPr>
-                        <a:xfrm>
-                          <a:off x="0" y="0"/>
-                          <a:ext cx="3302420" cy="755702"/>
-                        </a:xfrm>
-                        <a:prstGeom prst="rect">
-                          <a:avLst/>
-                        </a:prstGeom>
-                        <a:noFill/>
-                        <a:ln>
-                          <a:noFill/>
-                        </a:ln>
-                      </wps:spPr>
-                      <wps:style>
-                        <a:lnRef idx="0">
-                          <a:scrgbClr r="0" g="0" b="0"/>
-                        </a:lnRef>
-                        <a:fillRef idx="0">
-                          <a:scrgbClr r="0" g="0" b="0"/>
-                        </a:fillRef>
-                        <a:effectRef idx="0">
-                          <a:scrgbClr r="0" g="0" b="0"/>
-                        </a:effectRef>
-                        <a:fontRef idx="minor">
-                          <a:schemeClr val="dk1"/>
-                        </a:fontRef>
-                      </wps:style>
-                      <wps:txbx>
-                        <w:txbxContent>
-                          <w:p>
-                            <w:pPr>
-                              <w:spacing w:after="120" w:line="408" w:lineRule="auto"/>
-                              <w:rPr>
-                                <w:rFonts w:ascii="Arial" w:hAnsi="Arial" w:cs="Arial"/>
-                                <w:sz w:val="18"/>
-                                <w:szCs w:val="18"/>
-                              </w:rPr>
-                            </w:pPr>
-                            <w:r>
-                              <w:rPr>
-                                <w:rFonts w:ascii="Arial" w:hAnsi="Arial" w:cs="Arial"/>
-                                <w:sz w:val="18"/>
-                                <w:szCs w:val="18"/>
-                              </w:rPr>
-                              <w:t>{{ firma_cliente }}</w:t>
-                            </w:r>
-                          </w:p>
-                          <w:p>
-                            <w:pPr>
-                              <w:spacing w:after="120" w:line="408" w:lineRule="auto"/>
-                              <w:rPr>
-                                <w:rFonts w:ascii="Arial" w:hAnsi="Arial" w:cs="Arial"/>
-                                <w:sz w:val="18"/>
-                                <w:szCs w:val="18"/>
-                              </w:rPr>
-                            </w:pPr>
-                          </w:p>
-                        </w:txbxContent>
-                      </wps:txbx>
-                      <wps:bodyPr rot="0" spcFirstLastPara="0" vertOverflow="overflow" horzOverflow="overflow" vert="horz" wrap="square" lIns="91440" tIns="45720" rIns="91440" bIns="45720" numCol="1" spcCol="0" rtlCol="0" fromWordArt="0" anchor="t" anchorCtr="0" forceAA="0" compatLnSpc="1">
-                        <a:prstTxWarp prst="textNoShape">
-                          <a:avLst/>
-                        </a:prstTxWarp>
-                        <a:noAutofit/>
-                      </wps:bodyPr>
-                    </wps:wsp>
-                  </a:graphicData>
-                </a:graphic>
-                <wp14:sizeRelH relativeFrom="margin">
-                  <wp14:pctWidth>0</wp14:pctWidth>
-                </wp14:sizeRelH>
-                <wp14:sizeRelV relativeFrom="margin">
-                  <wp14:pctHeight>0</wp14:pctHeight>
-                </wp14:sizeRelV>
-              </wp:anchor>
-            </w:drawing>
-          </mc:Choice>
-          <mc:Fallback>
-            <w:pict>
-              <v:shape w14:anchorId="2FAD7F3C" id="_x0000_s1053" type="#_x0000_t202" style="position:absolute;margin-left:312.95pt;margin-top:805.6pt;width:260.05pt;height:59.5pt;z-index:251724800;visibility:visible;mso-wrap-style:square;mso-width-percent:0;mso-height-percent:0;mso-wrap-distance-left:9pt;mso-wrap-distance-top:0;mso-wrap-distance-right:9pt;mso-wrap-distance-bottom:0;mso-position-horizontal:absolute;mso-position-horizontal-relative:page;mso-position-vertical:absolute;mso-position-vertical-relative:text;mso-width-percent:0;mso-height-percent:0;mso-width-relative:margin;mso-height-relative:margin;v-text-anchor:top" o:gfxdata="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" filled="f" stroked="f">
-                <v:textbox>
-                  <w:txbxContent>
-                    <w:p>
-                      <w:pPr>
-                        <w:spacing w:after="120" w:line="408" w:lineRule="auto"/>
-                        <w:rPr>
-                          <w:rFonts w:ascii="Arial" w:hAnsi="Arial" w:cs="Arial"/>
-                          <w:sz w:val="18"/>
-                          <w:szCs w:val="18"/>
-                        </w:rPr>
-                      </w:pPr>
-                      <w:r>
-                        <w:rPr>
-                          <w:rFonts w:ascii="Arial" w:hAnsi="Arial" w:cs="Arial"/>
-                          <w:sz w:val="18"/>
-                          <w:szCs w:val="18"/>
-                        </w:rPr>
-                        <w:t>{{ firma_cliente }}</w:t>
-                      </w:r>
-                    </w:p>
-                    <w:p>
-                      <w:pPr>
-                        <w:spacing w:after="120" w:line="408" w:lineRule="auto"/>
-                        <w:rPr>
-                          <w:rFonts w:ascii="Arial" w:hAnsi="Arial" w:cs="Arial"/>
-                          <w:sz w:val="18"/>
-                          <w:szCs w:val="18"/>
-                        </w:rPr>
-                      </w:pPr>
-                    </w:p>
-                  </w:txbxContent>
-                </v:textbox>
-                <w10:wrap anchorx="page"/>
-              </v:shape>
-            </w:pict>
-          </mc:Fallback>
-        </mc:AlternateContent>
-      </w:r>
-      <w:r>
-        <w:rPr>
-          <w:noProof/>
-        </w:rPr>
-        <mc:AlternateContent>
-          <mc:Choice Requires="wps">
-            <w:drawing>
-              <wp:anchor distT="0" distB="0" distL="114300" distR="114300" simplePos="0" relativeHeight="251721728" behindDoc="0" locked="0" layoutInCell="1" allowOverlap="1" wp14:anchorId="76E5F1CA" wp14:editId="6E79C89E">
-                <wp:simplePos x="0" y="0"/>
-                <wp:positionH relativeFrom="column">
-                  <wp:posOffset>1345698</wp:posOffset>
-                </wp:positionH>
-                <wp:positionV relativeFrom="paragraph">
-                  <wp:posOffset>4515753</wp:posOffset>
-                </wp:positionV>
-                <wp:extent cx="884321" cy="236256"/>
-                <wp:effectExtent l="0" t="0" r="0" b="0"/>
-                <wp:wrapNone/>
-                <wp:docPr id="2075800386" name="Cuadro de texto 5"/>
-                <wp:cNvGraphicFramePr/>
-                <a:graphic xmlns:a="http://schemas.openxmlformats.org/drawingml/2006/main">
-                  <a:graphicData uri="http://schemas.microsoft.com/office/word/2010/wordprocessingShape">
-                    <wps:wsp>
-                      <wps:cNvSpPr txBox="1"/>
-                      <wps:spPr>
-                        <a:xfrm>
-                          <a:off x="0" y="0"/>
-                          <a:ext cx="884321" cy="236256"/>
-                        </a:xfrm>
-                        <a:prstGeom prst="rect">
-                          <a:avLst/>
-                        </a:prstGeom>
-                        <a:noFill/>
-                        <a:ln>
-                          <a:noFill/>
-                        </a:ln>
-                      </wps:spPr>
-                      <wps:style>
-                        <a:lnRef idx="0">
-                          <a:scrgbClr r="0" g="0" b="0"/>
-                        </a:lnRef>
-                        <a:fillRef idx="0">
-                          <a:scrgbClr r="0" g="0" b="0"/>
-                        </a:fillRef>
-                        <a:effectRef idx="0">
-                          <a:scrgbClr r="0" g="0" b="0"/>
-                        </a:effectRef>
-                        <a:fontRef idx="minor">
-                          <a:schemeClr val="dk1"/>
-                        </a:fontRef>
-                      </wps:style>
-                      <wps:txbx>
-                        <w:txbxContent>
-                          <w:p>
-                            <w:pPr>
-                              <w:spacing w:after="120" w:line="408" w:lineRule="auto"/>
-                              <w:rPr>
-                                <w:rFonts w:ascii="Arial" w:hAnsi="Arial" w:cs="Arial"/>
-                                <w:sz w:val="18"/>
-                                <w:szCs w:val="18"/>
-                              </w:rPr>
-                            </w:pPr>
-                            <w:r>
-                              <w:rPr>
-                                <w:rFonts w:ascii="Arial" w:hAnsi="Arial" w:cs="Arial"/>
-                                <w:sz w:val="18"/>
-                                <w:szCs w:val="18"/>
-                              </w:rPr>
-                              <w:t>{{ fecha_finalizacion }}</w:t>
-                            </w:r>
-                          </w:p>
-                        </w:txbxContent>
-                      </wps:txbx>
-                      <wps:bodyPr rot="0" spcFirstLastPara="0" vertOverflow="overflow" horzOverflow="overflow" vert="horz" wrap="square" lIns="91440" tIns="45720" rIns="91440" bIns="45720" numCol="1" spcCol="0" rtlCol="0" fromWordArt="0" anchor="t" anchorCtr="0" forceAA="0" compatLnSpc="1">
-                        <a:prstTxWarp prst="textNoShape">
-                          <a:avLst/>
-                        </a:prstTxWarp>
-                        <a:noAutofit/>
-                      </wps:bodyPr>
-                    </wps:wsp>
-                  </a:graphicData>
-                </a:graphic>
-                <wp14:sizeRelH relativeFrom="margin">
-                  <wp14:pctWidth>0</wp14:pctWidth>
-                </wp14:sizeRelH>
-                <wp14:sizeRelV relativeFrom="margin">
-                  <wp14:pctHeight>0</wp14:pctHeight>
-                </wp14:sizeRelV>
-              </wp:anchor>
-            </w:drawing>
-          </mc:Choice>
-          <mc:Fallback>
-            <w:pict>
-              <v:shape w14:anchorId="76E5F1CA" id="_x0000_s1054" type="#_x0000_t202" style="position:absolute;margin-left:105.95pt;margin-top:355.55pt;width:69.65pt;height:18.6pt;z-index:251721728;visibility:visible;mso-wrap-style:square;mso-width-percent:0;mso-height-percent:0;mso-wrap-distance-left:9pt;mso-wrap-distance-top:0;mso-wrap-distance-right:9pt;mso-wrap-distance-bottom:0;mso-position-horizontal:absolute;mso-position-horizontal-relative:text;mso-position-vertical:absolute;mso-position-vertical-relative:text;mso-width-percent:0;mso-height-percent:0;mso-width-relative:margin;mso-height-relative:margin;v-text-anchor:top" o:gfxdata="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" filled="f" stroked="f">
-                <v:textbox>
-                  <w:txbxContent>
-                    <w:p>
-                      <w:pPr>
-                        <w:spacing w:after="120" w:line="408" w:lineRule="auto"/>
-                        <w:rPr>
-                          <w:rFonts w:ascii="Arial" w:hAnsi="Arial" w:cs="Arial"/>
-                          <w:sz w:val="18"/>
-                          <w:szCs w:val="18"/>
-                        </w:rPr>
-                      </w:pPr>
-                      <w:r>
-                        <w:rPr>
-                          <w:rFonts w:ascii="Arial" w:hAnsi="Arial" w:cs="Arial"/>
-                          <w:sz w:val="18"/>
-                          <w:szCs w:val="18"/>
-                        </w:rPr>
-                        <w:t>{{ fecha_finalizacion }}</w:t>
-                      </w:r>
-                    </w:p>
-                  </w:txbxContent>
-                </v:textbox>
-              </v:shape>
-            </w:pict>
-          </mc:Fallback>
-        </mc:AlternateContent>
-      </w:r>
-      <w:r>
-        <w:rPr>
-          <w:noProof/>
-        </w:rPr>
         <w:drawing>
-          <wp:anchor distT="0" distB="0" distL="114300" distR="114300" simplePos="0" relativeHeight="251719680" behindDoc="1" locked="0" layoutInCell="1" allowOverlap="1" wp14:anchorId="51124783" wp14:editId="454E5F01">
+          <wp:anchor distT="0" distB="0" distL="114300" distR="114300" simplePos="0" relativeHeight="251719680" behindDoc="1" locked="0" layoutInCell="1" allowOverlap="1" wp14:anchorId="51124783" wp14:editId="63CDCBB1">
             <wp:simplePos x="0" y="0"/>
             <wp:positionH relativeFrom="column">
               <wp:posOffset>-1072451</wp:posOffset>
@@ -3771,6 +4593,684 @@
     </w:p>
     <w:p>
       <w:r>
+        <w:rPr>
+          <w:noProof/>
+        </w:rPr>
+        <mc:AlternateContent>
+          <mc:Choice Requires="wps">
+            <w:drawing>
+              <wp:anchor distT="0" distB="0" distL="114300" distR="114300" simplePos="0" relativeHeight="251738112" behindDoc="0" locked="0" layoutInCell="1" allowOverlap="1" wp14:anchorId="4B4853A8" wp14:editId="4A7A3A18">
+                <wp:simplePos x="0" y="0"/>
+                <wp:positionH relativeFrom="margin">
+                  <wp:posOffset>2939415</wp:posOffset>
+                </wp:positionH>
+                <wp:positionV relativeFrom="paragraph">
+                  <wp:posOffset>9656222</wp:posOffset>
+                </wp:positionV>
+                <wp:extent cx="3301794" cy="1375719"/>
+                <wp:effectExtent l="0" t="0" r="0" b="0"/>
+                <wp:wrapNone/>
+                <wp:docPr id="1857743039" name="Cuadro de texto 5"/>
+                <wp:cNvGraphicFramePr/>
+                <a:graphic xmlns:a="http://schemas.openxmlformats.org/drawingml/2006/main">
+                  <a:graphicData uri="http://schemas.microsoft.com/office/word/2010/wordprocessingShape">
+                    <wps:wsp>
+                      <wps:cNvSpPr txBox="1"/>
+                      <wps:spPr>
+                        <a:xfrm>
+                          <a:off x="0" y="0"/>
+                          <a:ext cx="3301794" cy="1375719"/>
+                        </a:xfrm>
+                        <a:prstGeom prst="rect">
+                          <a:avLst/>
+                        </a:prstGeom>
+                        <a:noFill/>
+                        <a:ln>
+                          <a:noFill/>
+                        </a:ln>
+                      </wps:spPr>
+                      <wps:style>
+                        <a:lnRef idx="0">
+                          <a:scrgbClr r="0" g="0" b="0"/>
+                        </a:lnRef>
+                        <a:fillRef idx="0">
+                          <a:scrgbClr r="0" g="0" b="0"/>
+                        </a:fillRef>
+                        <a:effectRef idx="0">
+                          <a:scrgbClr r="0" g="0" b="0"/>
+                        </a:effectRef>
+                        <a:fontRef idx="minor">
+                          <a:schemeClr val="dk1"/>
+                        </a:fontRef>
+                      </wps:style>
+                      <wps:txbx>
+                        <w:txbxContent>
+                          <w:p>
+                            <w:pPr>
+                              <w:spacing w:after="0" w:line="408" w:lineRule="auto"/>
+                              <w:jc w:val="center"/>
+                              <w:rPr>
+                                <w:rFonts w:ascii="Arial" w:hAnsi="Arial" w:cs="Arial"/>
+                                <w:position w:val="-6"/>
+                                <w:sz w:val="18"/>
+                                <w:szCs w:val="18"/>
+                              </w:rPr>
+                            </w:pPr>
+                            <w:proofErr w:type="gramStart"/>
+                            <w:r>
+                              <w:rPr>
+                                <w:rFonts w:ascii="Arial" w:hAnsi="Arial" w:cs="Arial"/>
+                                <w:position w:val="-6"/>
+                                <w:sz w:val="18"/>
+                                <w:szCs w:val="18"/>
+                              </w:rPr>
+                              <w:t xml:space="preserve">{{ </w:t>
+                            </w:r>
+                            <w:proofErr w:type="spellStart"/>
+                            <w:r>
+                              <w:rPr>
+                                <w:rFonts w:ascii="Arial" w:hAnsi="Arial" w:cs="Arial"/>
+                                <w:position w:val="-6"/>
+                                <w:sz w:val="18"/>
+                                <w:szCs w:val="18"/>
+                              </w:rPr>
+                              <w:t>firma</w:t>
+                            </w:r>
+                            <w:proofErr w:type="gramEnd"/>
+                            <w:r>
+                              <w:rPr>
+                                <w:rFonts w:ascii="Arial" w:hAnsi="Arial" w:cs="Arial"/>
+                                <w:position w:val="-6"/>
+                                <w:sz w:val="18"/>
+                                <w:szCs w:val="18"/>
+                              </w:rPr>
+                              <w:t>_</w:t>
+                            </w:r>
+                            <w:proofErr w:type="gramStart"/>
+                            <w:r>
+                              <w:rPr>
+                                <w:rFonts w:ascii="Arial" w:hAnsi="Arial" w:cs="Arial"/>
+                                <w:position w:val="-6"/>
+                                <w:sz w:val="18"/>
+                                <w:szCs w:val="18"/>
+                              </w:rPr>
+                              <w:t>cliente</w:t>
+                            </w:r>
+                            <w:proofErr w:type="spellEnd"/>
+                            <w:r>
+                              <w:rPr>
+                                <w:rFonts w:ascii="Arial" w:hAnsi="Arial" w:cs="Arial"/>
+                                <w:position w:val="-6"/>
+                                <w:sz w:val="18"/>
+                                <w:szCs w:val="18"/>
+                              </w:rPr>
+                              <w:t xml:space="preserve"> }</w:t>
+                            </w:r>
+                            <w:proofErr w:type="gramEnd"/>
+                            <w:r>
+                              <w:rPr>
+                                <w:rFonts w:ascii="Arial" w:hAnsi="Arial" w:cs="Arial"/>
+                                <w:position w:val="-6"/>
+                                <w:sz w:val="18"/>
+                                <w:szCs w:val="18"/>
+                              </w:rPr>
+                              <w:t>}</w:t>
+                            </w:r>
+                          </w:p>
+                          <w:p>
+                            <w:pPr>
+                              <w:spacing w:after="0" w:line="408" w:lineRule="auto"/>
+                              <w:jc w:val="center"/>
+                              <w:rPr>
+                                <w:rFonts w:ascii="Arial" w:hAnsi="Arial" w:cs="Arial"/>
+                                <w:sz w:val="18"/>
+                                <w:szCs w:val="18"/>
+                              </w:rPr>
+                            </w:pPr>
+                          </w:p>
+                        </w:txbxContent>
+                      </wps:txbx>
+                      <wps:bodyPr rot="0" spcFirstLastPara="0" vertOverflow="overflow" horzOverflow="overflow" vert="horz" wrap="square" lIns="91440" tIns="45720" rIns="91440" bIns="45720" numCol="1" spcCol="0" rtlCol="0" fromWordArt="0" anchor="ctr" anchorCtr="0" forceAA="0" compatLnSpc="1">
+                        <a:prstTxWarp prst="textNoShape">
+                          <a:avLst/>
+                        </a:prstTxWarp>
+                        <a:noAutofit/>
+                      </wps:bodyPr>
+                    </wps:wsp>
+                  </a:graphicData>
+                </a:graphic>
+                <wp14:sizeRelH relativeFrom="margin">
+                  <wp14:pctWidth>0</wp14:pctWidth>
+                </wp14:sizeRelH>
+                <wp14:sizeRelV relativeFrom="margin">
+                  <wp14:pctHeight>0</wp14:pctHeight>
+                </wp14:sizeRelV>
+              </wp:anchor>
+            </w:drawing>
+          </mc:Choice>
+          <mc:Fallback>
+            <w:pict>
+              <v:shape w14:anchorId="4B4853A8" id="_x0000_s1052" type="#_x0000_t202" style="position:absolute;margin-left:231.45pt;margin-top:760.35pt;width:260pt;height:108.3pt;z-index:251738112;visibility:visible;mso-wrap-style:square;mso-width-percent:0;mso-height-percent:0;mso-wrap-distance-left:9pt;mso-wrap-distance-top:0;mso-wrap-distance-right:9pt;mso-wrap-distance-bottom:0;mso-position-horizontal:absolute;mso-position-horizontal-relative:margin;mso-position-vertical:absolute;mso-position-vertical-relative:text;mso-width-percent:0;mso-height-percent:0;mso-width-relative:margin;mso-height-relative:margin;v-text-anchor:middle" o:gfxdata="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" filled="f" stroked="f">
+                <v:textbox>
+                  <w:txbxContent>
+                    <w:p>
+                      <w:pPr>
+                        <w:spacing w:after="0" w:line="408" w:lineRule="auto"/>
+                        <w:jc w:val="center"/>
+                        <w:rPr>
+                          <w:rFonts w:ascii="Arial" w:hAnsi="Arial" w:cs="Arial"/>
+                          <w:position w:val="-6"/>
+                          <w:sz w:val="18"/>
+                          <w:szCs w:val="18"/>
+                        </w:rPr>
+                      </w:pPr>
+                      <w:proofErr w:type="gramStart"/>
+                      <w:r>
+                        <w:rPr>
+                          <w:rFonts w:ascii="Arial" w:hAnsi="Arial" w:cs="Arial"/>
+                          <w:position w:val="-6"/>
+                          <w:sz w:val="18"/>
+                          <w:szCs w:val="18"/>
+                        </w:rPr>
+                        <w:t xml:space="preserve">{{ </w:t>
+                      </w:r>
+                      <w:proofErr w:type="spellStart"/>
+                      <w:r>
+                        <w:rPr>
+                          <w:rFonts w:ascii="Arial" w:hAnsi="Arial" w:cs="Arial"/>
+                          <w:position w:val="-6"/>
+                          <w:sz w:val="18"/>
+                          <w:szCs w:val="18"/>
+                        </w:rPr>
+                        <w:t>firma</w:t>
+                      </w:r>
+                      <w:proofErr w:type="gramEnd"/>
+                      <w:r>
+                        <w:rPr>
+                          <w:rFonts w:ascii="Arial" w:hAnsi="Arial" w:cs="Arial"/>
+                          <w:position w:val="-6"/>
+                          <w:sz w:val="18"/>
+                          <w:szCs w:val="18"/>
+                        </w:rPr>
+                        <w:t>_</w:t>
+                      </w:r>
+                      <w:proofErr w:type="gramStart"/>
+                      <w:r>
+                        <w:rPr>
+                          <w:rFonts w:ascii="Arial" w:hAnsi="Arial" w:cs="Arial"/>
+                          <w:position w:val="-6"/>
+                          <w:sz w:val="18"/>
+                          <w:szCs w:val="18"/>
+                        </w:rPr>
+                        <w:t>cliente</w:t>
+                      </w:r>
+                      <w:proofErr w:type="spellEnd"/>
+                      <w:r>
+                        <w:rPr>
+                          <w:rFonts w:ascii="Arial" w:hAnsi="Arial" w:cs="Arial"/>
+                          <w:position w:val="-6"/>
+                          <w:sz w:val="18"/>
+                          <w:szCs w:val="18"/>
+                        </w:rPr>
+                        <w:t xml:space="preserve"> }</w:t>
+                      </w:r>
+                      <w:proofErr w:type="gramEnd"/>
+                      <w:r>
+                        <w:rPr>
+                          <w:rFonts w:ascii="Arial" w:hAnsi="Arial" w:cs="Arial"/>
+                          <w:position w:val="-6"/>
+                          <w:sz w:val="18"/>
+                          <w:szCs w:val="18"/>
+                        </w:rPr>
+                        <w:t>}</w:t>
+                      </w:r>
+                    </w:p>
+                    <w:p>
+                      <w:pPr>
+                        <w:spacing w:after="0" w:line="408" w:lineRule="auto"/>
+                        <w:jc w:val="center"/>
+                        <w:rPr>
+                          <w:rFonts w:ascii="Arial" w:hAnsi="Arial" w:cs="Arial"/>
+                          <w:sz w:val="18"/>
+                          <w:szCs w:val="18"/>
+                        </w:rPr>
+                      </w:pPr>
+                    </w:p>
+                  </w:txbxContent>
+                </v:textbox>
+                <w10:wrap anchorx="margin"/>
+              </v:shape>
+            </w:pict>
+          </mc:Fallback>
+        </mc:AlternateContent>
+      </w:r>
+      <w:r>
+        <w:rPr>
+          <w:noProof/>
+        </w:rPr>
+        <mc:AlternateContent>
+          <mc:Choice Requires="wps">
+            <w:drawing>
+              <wp:anchor distT="0" distB="0" distL="114300" distR="114300" simplePos="0" relativeHeight="251721728" behindDoc="0" locked="0" layoutInCell="1" allowOverlap="1" wp14:anchorId="76E5F1CA" wp14:editId="7CCD2DC8">
+                <wp:simplePos x="0" y="0"/>
+                <wp:positionH relativeFrom="column">
+                  <wp:posOffset>1559749</wp:posOffset>
+                </wp:positionH>
+                <wp:positionV relativeFrom="paragraph">
+                  <wp:posOffset>4229735</wp:posOffset>
+                </wp:positionV>
+                <wp:extent cx="884321" cy="236256"/>
+                <wp:effectExtent l="0" t="0" r="0" b="0"/>
+                <wp:wrapNone/>
+                <wp:docPr id="2075800386" name="Cuadro de texto 5"/>
+                <wp:cNvGraphicFramePr/>
+                <a:graphic xmlns:a="http://schemas.openxmlformats.org/drawingml/2006/main">
+                  <a:graphicData uri="http://schemas.microsoft.com/office/word/2010/wordprocessingShape">
+                    <wps:wsp>
+                      <wps:cNvSpPr txBox="1"/>
+                      <wps:spPr>
+                        <a:xfrm>
+                          <a:off x="0" y="0"/>
+                          <a:ext cx="884321" cy="236256"/>
+                        </a:xfrm>
+                        <a:prstGeom prst="rect">
+                          <a:avLst/>
+                        </a:prstGeom>
+                        <a:noFill/>
+                        <a:ln>
+                          <a:noFill/>
+                        </a:ln>
+                      </wps:spPr>
+                      <wps:style>
+                        <a:lnRef idx="0">
+                          <a:scrgbClr r="0" g="0" b="0"/>
+                        </a:lnRef>
+                        <a:fillRef idx="0">
+                          <a:scrgbClr r="0" g="0" b="0"/>
+                        </a:fillRef>
+                        <a:effectRef idx="0">
+                          <a:scrgbClr r="0" g="0" b="0"/>
+                        </a:effectRef>
+                        <a:fontRef idx="minor">
+                          <a:schemeClr val="dk1"/>
+                        </a:fontRef>
+                      </wps:style>
+                      <wps:txbx>
+                        <w:txbxContent>
+                          <w:p>
+                            <w:pPr>
+                              <w:spacing w:after="120" w:line="408" w:lineRule="auto"/>
+                              <w:rPr>
+                                <w:rFonts w:ascii="Arial" w:hAnsi="Arial" w:cs="Arial"/>
+                                <w:sz w:val="18"/>
+                                <w:szCs w:val="18"/>
+                              </w:rPr>
+                            </w:pPr>
+                            <w:proofErr w:type="gramStart"/>
+                            <w:r>
+                              <w:rPr>
+                                <w:rFonts w:ascii="Arial" w:hAnsi="Arial" w:cs="Arial"/>
+                                <w:sz w:val="18"/>
+                                <w:szCs w:val="18"/>
+                              </w:rPr>
+                              <w:t xml:space="preserve">{{ </w:t>
+                            </w:r>
+                            <w:proofErr w:type="spellStart"/>
+                            <w:r>
+                              <w:rPr>
+                                <w:rFonts w:ascii="Arial" w:hAnsi="Arial" w:cs="Arial"/>
+                                <w:sz w:val="18"/>
+                                <w:szCs w:val="18"/>
+                              </w:rPr>
+                              <w:t>fecha</w:t>
+                            </w:r>
+                            <w:proofErr w:type="gramEnd"/>
+                            <w:r>
+                              <w:rPr>
+                                <w:rFonts w:ascii="Arial" w:hAnsi="Arial" w:cs="Arial"/>
+                                <w:sz w:val="18"/>
+                                <w:szCs w:val="18"/>
+                              </w:rPr>
+                              <w:t>_</w:t>
+                            </w:r>
+                            <w:proofErr w:type="gramStart"/>
+                            <w:r>
+                              <w:rPr>
+                                <w:rFonts w:ascii="Arial" w:hAnsi="Arial" w:cs="Arial"/>
+                                <w:sz w:val="18"/>
+                                <w:szCs w:val="18"/>
+                              </w:rPr>
+                              <w:t>finalizacion</w:t>
+                            </w:r>
+                            <w:proofErr w:type="spellEnd"/>
+                            <w:r>
+                              <w:rPr>
+                                <w:rFonts w:ascii="Arial" w:hAnsi="Arial" w:cs="Arial"/>
+                                <w:sz w:val="18"/>
+                                <w:szCs w:val="18"/>
+                              </w:rPr>
+                              <w:t xml:space="preserve"> }</w:t>
+                            </w:r>
+                            <w:proofErr w:type="gramEnd"/>
+                            <w:r>
+                              <w:rPr>
+                                <w:rFonts w:ascii="Arial" w:hAnsi="Arial" w:cs="Arial"/>
+                                <w:sz w:val="18"/>
+                                <w:szCs w:val="18"/>
+                              </w:rPr>
+                              <w:t>}</w:t>
+                            </w:r>
+                          </w:p>
+                        </w:txbxContent>
+                      </wps:txbx>
+                      <wps:bodyPr rot="0" spcFirstLastPara="0" vertOverflow="overflow" horzOverflow="overflow" vert="horz" wrap="square" lIns="91440" tIns="45720" rIns="91440" bIns="45720" numCol="1" spcCol="0" rtlCol="0" fromWordArt="0" anchor="t" anchorCtr="0" forceAA="0" compatLnSpc="1">
+                        <a:prstTxWarp prst="textNoShape">
+                          <a:avLst/>
+                        </a:prstTxWarp>
+                        <a:noAutofit/>
+                      </wps:bodyPr>
+                    </wps:wsp>
+                  </a:graphicData>
+                </a:graphic>
+                <wp14:sizeRelH relativeFrom="margin">
+                  <wp14:pctWidth>0</wp14:pctWidth>
+                </wp14:sizeRelH>
+                <wp14:sizeRelV relativeFrom="margin">
+                  <wp14:pctHeight>0</wp14:pctHeight>
+                </wp14:sizeRelV>
+              </wp:anchor>
+            </w:drawing>
+          </mc:Choice>
+          <mc:Fallback>
+            <w:pict>
+              <v:shape w14:anchorId="76E5F1CA" id="_x0000_s1053" type="#_x0000_t202" style="position:absolute;margin-left:122.8pt;margin-top:333.05pt;width:69.65pt;height:18.6pt;z-index:251721728;visibility:visible;mso-wrap-style:square;mso-width-percent:0;mso-height-percent:0;mso-wrap-distance-left:9pt;mso-wrap-distance-top:0;mso-wrap-distance-right:9pt;mso-wrap-distance-bottom:0;mso-position-horizontal:absolute;mso-position-horizontal-relative:text;mso-position-vertical:absolute;mso-position-vertical-relative:text;mso-width-percent:0;mso-height-percent:0;mso-width-relative:margin;mso-height-relative:margin;v-text-anchor:top" o:gfxdata="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" filled="f" stroked="f">
+                <v:textbox>
+                  <w:txbxContent>
+                    <w:p>
+                      <w:pPr>
+                        <w:spacing w:after="120" w:line="408" w:lineRule="auto"/>
+                        <w:rPr>
+                          <w:rFonts w:ascii="Arial" w:hAnsi="Arial" w:cs="Arial"/>
+                          <w:sz w:val="18"/>
+                          <w:szCs w:val="18"/>
+                        </w:rPr>
+                      </w:pPr>
+                      <w:proofErr w:type="gramStart"/>
+                      <w:r>
+                        <w:rPr>
+                          <w:rFonts w:ascii="Arial" w:hAnsi="Arial" w:cs="Arial"/>
+                          <w:sz w:val="18"/>
+                          <w:szCs w:val="18"/>
+                        </w:rPr>
+                        <w:t xml:space="preserve">{{ </w:t>
+                      </w:r>
+                      <w:proofErr w:type="spellStart"/>
+                      <w:r>
+                        <w:rPr>
+                          <w:rFonts w:ascii="Arial" w:hAnsi="Arial" w:cs="Arial"/>
+                          <w:sz w:val="18"/>
+                          <w:szCs w:val="18"/>
+                        </w:rPr>
+                        <w:t>fecha</w:t>
+                      </w:r>
+                      <w:proofErr w:type="gramEnd"/>
+                      <w:r>
+                        <w:rPr>
+                          <w:rFonts w:ascii="Arial" w:hAnsi="Arial" w:cs="Arial"/>
+                          <w:sz w:val="18"/>
+                          <w:szCs w:val="18"/>
+                        </w:rPr>
+                        <w:t>_</w:t>
+                      </w:r>
+                      <w:proofErr w:type="gramStart"/>
+                      <w:r>
+                        <w:rPr>
+                          <w:rFonts w:ascii="Arial" w:hAnsi="Arial" w:cs="Arial"/>
+                          <w:sz w:val="18"/>
+                          <w:szCs w:val="18"/>
+                        </w:rPr>
+                        <w:t>finalizacion</w:t>
+                      </w:r>
+                      <w:proofErr w:type="spellEnd"/>
+                      <w:r>
+                        <w:rPr>
+                          <w:rFonts w:ascii="Arial" w:hAnsi="Arial" w:cs="Arial"/>
+                          <w:sz w:val="18"/>
+                          <w:szCs w:val="18"/>
+                        </w:rPr>
+                        <w:t xml:space="preserve"> }</w:t>
+                      </w:r>
+                      <w:proofErr w:type="gramEnd"/>
+                      <w:r>
+                        <w:rPr>
+                          <w:rFonts w:ascii="Arial" w:hAnsi="Arial" w:cs="Arial"/>
+                          <w:sz w:val="18"/>
+                          <w:szCs w:val="18"/>
+                        </w:rPr>
+                        <w:t>}</w:t>
+                      </w:r>
+                    </w:p>
+                  </w:txbxContent>
+                </v:textbox>
+              </v:shape>
+            </w:pict>
+          </mc:Fallback>
+        </mc:AlternateContent>
+      </w:r>
+      <w:r>
+        <w:rPr>
+          <w:noProof/>
+        </w:rPr>
+        <mc:AlternateContent>
+          <mc:Choice Requires="wps">
+            <w:drawing>
+              <wp:anchor distT="0" distB="0" distL="114300" distR="114300" simplePos="0" relativeHeight="251720704" behindDoc="0" locked="0" layoutInCell="1" allowOverlap="1" wp14:anchorId="22F58E7D" wp14:editId="73810840">
+                <wp:simplePos x="0" y="0"/>
+                <wp:positionH relativeFrom="column">
+                  <wp:posOffset>1553433</wp:posOffset>
+                </wp:positionH>
+                <wp:positionV relativeFrom="paragraph">
+                  <wp:posOffset>4046392</wp:posOffset>
+                </wp:positionV>
+                <wp:extent cx="782052" cy="236220"/>
+                <wp:effectExtent l="0" t="0" r="0" b="0"/>
+                <wp:wrapNone/>
+                <wp:docPr id="728755604" name="Cuadro de texto 5"/>
+                <wp:cNvGraphicFramePr/>
+                <a:graphic xmlns:a="http://schemas.openxmlformats.org/drawingml/2006/main">
+                  <a:graphicData uri="http://schemas.microsoft.com/office/word/2010/wordprocessingShape">
+                    <wps:wsp>
+                      <wps:cNvSpPr txBox="1"/>
+                      <wps:spPr>
+                        <a:xfrm>
+                          <a:off x="0" y="0"/>
+                          <a:ext cx="782052" cy="236220"/>
+                        </a:xfrm>
+                        <a:prstGeom prst="rect">
+                          <a:avLst/>
+                        </a:prstGeom>
+                        <a:noFill/>
+                        <a:ln>
+                          <a:noFill/>
+                        </a:ln>
+                      </wps:spPr>
+                      <wps:style>
+                        <a:lnRef idx="0">
+                          <a:scrgbClr r="0" g="0" b="0"/>
+                        </a:lnRef>
+                        <a:fillRef idx="0">
+                          <a:scrgbClr r="0" g="0" b="0"/>
+                        </a:fillRef>
+                        <a:effectRef idx="0">
+                          <a:scrgbClr r="0" g="0" b="0"/>
+                        </a:effectRef>
+                        <a:fontRef idx="minor">
+                          <a:schemeClr val="dk1"/>
+                        </a:fontRef>
+                      </wps:style>
+                      <wps:txbx>
+                        <w:txbxContent>
+                          <w:p>
+                            <w:pPr>
+                              <w:spacing w:after="120" w:line="408" w:lineRule="auto"/>
+                              <w:rPr>
+                                <w:rFonts w:ascii="Arial" w:hAnsi="Arial" w:cs="Arial"/>
+                                <w:sz w:val="18"/>
+                                <w:szCs w:val="18"/>
+                              </w:rPr>
+                            </w:pPr>
+                            <w:proofErr w:type="gramStart"/>
+                            <w:r>
+                              <w:rPr>
+                                <w:rFonts w:ascii="Arial" w:hAnsi="Arial" w:cs="Arial"/>
+                                <w:sz w:val="18"/>
+                                <w:szCs w:val="18"/>
+                              </w:rPr>
+                              <w:t xml:space="preserve">{{ </w:t>
+                            </w:r>
+                            <w:proofErr w:type="spellStart"/>
+                            <w:r>
+                              <w:rPr>
+                                <w:rFonts w:ascii="Arial" w:hAnsi="Arial" w:cs="Arial"/>
+                                <w:sz w:val="18"/>
+                                <w:szCs w:val="18"/>
+                              </w:rPr>
+                              <w:t>fecha</w:t>
+                            </w:r>
+                            <w:proofErr w:type="gramEnd"/>
+                            <w:r>
+                              <w:rPr>
+                                <w:rFonts w:ascii="Arial" w:hAnsi="Arial" w:cs="Arial"/>
+                                <w:sz w:val="18"/>
+                                <w:szCs w:val="18"/>
+                              </w:rPr>
+                              <w:t>_mes_anio_</w:t>
+                            </w:r>
+                            <w:proofErr w:type="gramStart"/>
+                            <w:r>
+                              <w:rPr>
+                                <w:rFonts w:ascii="Arial" w:hAnsi="Arial" w:cs="Arial"/>
+                                <w:sz w:val="18"/>
+                                <w:szCs w:val="18"/>
+                              </w:rPr>
+                              <w:t>espaciado</w:t>
+                            </w:r>
+                            <w:proofErr w:type="spellEnd"/>
+                            <w:r>
+                              <w:rPr>
+                                <w:rFonts w:ascii="Arial" w:hAnsi="Arial" w:cs="Arial"/>
+                                <w:sz w:val="18"/>
+                                <w:szCs w:val="18"/>
+                              </w:rPr>
+                              <w:t xml:space="preserve"> }</w:t>
+                            </w:r>
+                            <w:proofErr w:type="gramEnd"/>
+                            <w:r>
+                              <w:rPr>
+                                <w:rFonts w:ascii="Arial" w:hAnsi="Arial" w:cs="Arial"/>
+                                <w:sz w:val="18"/>
+                                <w:szCs w:val="18"/>
+                              </w:rPr>
+                              <w:t>}</w:t>
+                            </w:r>
+                          </w:p>
+                        </w:txbxContent>
+                      </wps:txbx>
+                      <wps:bodyPr rot="0" spcFirstLastPara="0" vertOverflow="overflow" horzOverflow="overflow" vert="horz" wrap="square" lIns="91440" tIns="45720" rIns="91440" bIns="45720" numCol="1" spcCol="0" rtlCol="0" fromWordArt="0" anchor="t" anchorCtr="0" forceAA="0" compatLnSpc="1">
+                        <a:prstTxWarp prst="textNoShape">
+                          <a:avLst/>
+                        </a:prstTxWarp>
+                        <a:noAutofit/>
+                      </wps:bodyPr>
+                    </wps:wsp>
+                  </a:graphicData>
+                </a:graphic>
+                <wp14:sizeRelH relativeFrom="margin">
+                  <wp14:pctWidth>0</wp14:pctWidth>
+                </wp14:sizeRelH>
+                <wp14:sizeRelV relativeFrom="margin">
+                  <wp14:pctHeight>0</wp14:pctHeight>
+                </wp14:sizeRelV>
+              </wp:anchor>
+            </w:drawing>
+          </mc:Choice>
+          <mc:Fallback>
+            <w:pict>
+              <v:shape w14:anchorId="22F58E7D" id="_x0000_s1054" type="#_x0000_t202" style="position:absolute;margin-left:122.3pt;margin-top:318.6pt;width:61.6pt;height:18.6pt;z-index:251720704;visibility:visible;mso-wrap-style:square;mso-width-percent:0;mso-height-percent:0;mso-wrap-distance-left:9pt;mso-wrap-distance-top:0;mso-wrap-distance-right:9pt;mso-wrap-distance-bottom:0;mso-position-horizontal:absolute;mso-position-horizontal-relative:text;mso-position-vertical:absolute;mso-position-vertical-relative:text;mso-width-percent:0;mso-height-percent:0;mso-width-relative:margin;mso-height-relative:margin;v-text-anchor:top" o:gfxdata="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" filled="f" stroked="f">
+                <v:textbox>
+                  <w:txbxContent>
+                    <w:p>
+                      <w:pPr>
+                        <w:spacing w:after="120" w:line="408" w:lineRule="auto"/>
+                        <w:rPr>
+                          <w:rFonts w:ascii="Arial" w:hAnsi="Arial" w:cs="Arial"/>
+                          <w:sz w:val="18"/>
+                          <w:szCs w:val="18"/>
+                        </w:rPr>
+                      </w:pPr>
+                      <w:proofErr w:type="gramStart"/>
+                      <w:r>
+                        <w:rPr>
+                          <w:rFonts w:ascii="Arial" w:hAnsi="Arial" w:cs="Arial"/>
+                          <w:sz w:val="18"/>
+                          <w:szCs w:val="18"/>
+                        </w:rPr>
+                        <w:t xml:space="preserve">{{ </w:t>
+                      </w:r>
+                      <w:proofErr w:type="spellStart"/>
+                      <w:r>
+                        <w:rPr>
+                          <w:rFonts w:ascii="Arial" w:hAnsi="Arial" w:cs="Arial"/>
+                          <w:sz w:val="18"/>
+                          <w:szCs w:val="18"/>
+                        </w:rPr>
+                        <w:t>fecha</w:t>
+                      </w:r>
+                      <w:proofErr w:type="gramEnd"/>
+                      <w:r>
+                        <w:rPr>
+                          <w:rFonts w:ascii="Arial" w:hAnsi="Arial" w:cs="Arial"/>
+                          <w:sz w:val="18"/>
+                          <w:szCs w:val="18"/>
+                        </w:rPr>
+                        <w:t>_mes_anio_</w:t>
+                      </w:r>
+                      <w:proofErr w:type="gramStart"/>
+                      <w:r>
+                        <w:rPr>
+                          <w:rFonts w:ascii="Arial" w:hAnsi="Arial" w:cs="Arial"/>
+                          <w:sz w:val="18"/>
+                          <w:szCs w:val="18"/>
+                        </w:rPr>
+                        <w:t>espaciado</w:t>
+                      </w:r>
+                      <w:proofErr w:type="spellEnd"/>
+                      <w:r>
+                        <w:rPr>
+                          <w:rFonts w:ascii="Arial" w:hAnsi="Arial" w:cs="Arial"/>
+                          <w:sz w:val="18"/>
+                          <w:szCs w:val="18"/>
+                        </w:rPr>
+                        <w:t xml:space="preserve"> }</w:t>
+                      </w:r>
+                      <w:proofErr w:type="gramEnd"/>
+                      <w:r>
+                        <w:rPr>
+                          <w:rFonts w:ascii="Arial" w:hAnsi="Arial" w:cs="Arial"/>
+                          <w:sz w:val="18"/>
+                          <w:szCs w:val="18"/>
+                        </w:rPr>
+                        <w:t>}</w:t>
+                      </w:r>
+                    </w:p>
+                  </w:txbxContent>
+                </v:textbox>
+              </v:shape>
+            </w:pict>
+          </mc:Fallback>
+        </mc:AlternateContent>
+      </w:r>
+      <w:r>
         <w:br w:type="page"/>
       </w:r>
     </w:p>
@@ -3833,8 +5333,29 @@
                             <w:pPr>
                               <w:jc w:val="center"/>
                             </w:pPr>
-                            <w:r>
-                              <w:t>{{ cc_trasera }}</w:t>
+                            <w:proofErr w:type="gramStart"/>
+                            <w:r>
+                              <w:t xml:space="preserve">{{ </w:t>
+                            </w:r>
+                            <w:proofErr w:type="spellStart"/>
+                            <w:r>
+                              <w:t>cc</w:t>
+                            </w:r>
+                            <w:proofErr w:type="gramEnd"/>
+                            <w:r>
+                              <w:t>_</w:t>
+                            </w:r>
+                            <w:proofErr w:type="gramStart"/>
+                            <w:r>
+                              <w:t>trasera</w:t>
+                            </w:r>
+                            <w:proofErr w:type="spellEnd"/>
+                            <w:r>
+                              <w:t xml:space="preserve"> }</w:t>
+                            </w:r>
+                            <w:proofErr w:type="gramEnd"/>
+                            <w:r>
+                              <w:t>}</w:t>
                             </w:r>
                           </w:p>
                         </w:txbxContent>
@@ -3860,8 +5381,29 @@
                       <w:pPr>
                         <w:jc w:val="center"/>
                       </w:pPr>
-                      <w:r>
-                        <w:t>{{ cc_trasera }}</w:t>
+                      <w:proofErr w:type="gramStart"/>
+                      <w:r>
+                        <w:t xml:space="preserve">{{ </w:t>
+                      </w:r>
+                      <w:proofErr w:type="spellStart"/>
+                      <w:r>
+                        <w:t>cc</w:t>
+                      </w:r>
+                      <w:proofErr w:type="gramEnd"/>
+                      <w:r>
+                        <w:t>_</w:t>
+                      </w:r>
+                      <w:proofErr w:type="gramStart"/>
+                      <w:r>
+                        <w:t>trasera</w:t>
+                      </w:r>
+                      <w:proofErr w:type="spellEnd"/>
+                      <w:r>
+                        <w:t xml:space="preserve"> }</w:t>
+                      </w:r>
+                      <w:proofErr w:type="gramEnd"/>
+                      <w:r>
+                        <w:t>}</w:t>
                       </w:r>
                     </w:p>
                   </w:txbxContent>
@@ -3929,8 +5471,29 @@
                             <w:pPr>
                               <w:jc w:val="center"/>
                             </w:pPr>
-                            <w:r>
-                              <w:t>{{ cc_frontal }}</w:t>
+                            <w:proofErr w:type="gramStart"/>
+                            <w:r>
+                              <w:t xml:space="preserve">{{ </w:t>
+                            </w:r>
+                            <w:proofErr w:type="spellStart"/>
+                            <w:r>
+                              <w:t>cc</w:t>
+                            </w:r>
+                            <w:proofErr w:type="gramEnd"/>
+                            <w:r>
+                              <w:t>_</w:t>
+                            </w:r>
+                            <w:proofErr w:type="gramStart"/>
+                            <w:r>
+                              <w:t>frontal</w:t>
+                            </w:r>
+                            <w:proofErr w:type="spellEnd"/>
+                            <w:r>
+                              <w:t xml:space="preserve"> }</w:t>
+                            </w:r>
+                            <w:proofErr w:type="gramEnd"/>
+                            <w:r>
+                              <w:t>}</w:t>
                             </w:r>
                           </w:p>
                         </w:txbxContent>
@@ -3962,8 +5525,29 @@
                       <w:pPr>
                         <w:jc w:val="center"/>
                       </w:pPr>
-                      <w:r>
-                        <w:t>{{ cc_frontal }}</w:t>
+                      <w:proofErr w:type="gramStart"/>
+                      <w:r>
+                        <w:t xml:space="preserve">{{ </w:t>
+                      </w:r>
+                      <w:proofErr w:type="spellStart"/>
+                      <w:r>
+                        <w:t>cc</w:t>
+                      </w:r>
+                      <w:proofErr w:type="gramEnd"/>
+                      <w:r>
+                        <w:t>_</w:t>
+                      </w:r>
+                      <w:proofErr w:type="gramStart"/>
+                      <w:r>
+                        <w:t>frontal</w:t>
+                      </w:r>
+                      <w:proofErr w:type="spellEnd"/>
+                      <w:r>
+                        <w:t xml:space="preserve"> }</w:t>
+                      </w:r>
+                      <w:proofErr w:type="gramEnd"/>
+                      <w:r>
+                        <w:t>}</w:t>
                       </w:r>
                     </w:p>
                   </w:txbxContent>
@@ -4038,8 +5622,13 @@
                             <w:pPr>
                               <w:jc w:val="center"/>
                             </w:pPr>
-                            <w:r>
-                              <w:t>{{ recibo }}</w:t>
+                            <w:proofErr w:type="gramStart"/>
+                            <w:r>
+                              <w:t>{{ recibo</w:t>
+                            </w:r>
+                            <w:proofErr w:type="gramEnd"/>
+                            <w:r>
+                              <w:t xml:space="preserve"> }}</w:t>
                             </w:r>
                           </w:p>
                         </w:txbxContent>
@@ -4071,8 +5660,13 @@
                       <w:pPr>
                         <w:jc w:val="center"/>
                       </w:pPr>
-                      <w:r>
-                        <w:t>{{ recibo }}</w:t>
+                      <w:proofErr w:type="gramStart"/>
+                      <w:r>
+                        <w:t>{{ recibo</w:t>
+                      </w:r>
+                      <w:proofErr w:type="gramEnd"/>
+                      <w:r>
+                        <w:t xml:space="preserve"> }}</w:t>
                       </w:r>
                     </w:p>
                   </w:txbxContent>
@@ -4894,6 +6488,7 @@
   <w:style w:type="character" w:default="1" w:styleId="Fuentedeprrafopredeter">
     <w:name w:val="Default Paragraph Font"/>
     <w:uiPriority w:val="1"/>
+    <w:semiHidden/>
     <w:unhideWhenUsed/>
   </w:style>
   <w:style w:type="table" w:default="1" w:styleId="Tablanormal">
